--- a/小野町_引継ぎ_整理済/03_計画素案/小野町高齢者保健福祉計画_第10期介護保険事業計画_素案_第4版_20260915.docx
+++ b/小野町_引継ぎ_整理済/03_計画素案/小野町高齢者保健福祉計画_第10期介護保険事業計画_素案_第4版_20260915.docx
@@ -1192,7 +1192,7 @@
               <w:rPr>
                 <w:sz w:val="18"/>
               </w:rPr>
-              <w:t>**保険料基準額月額6,569円まで算定**</w:t>
+              <w:t>**保険料基準額月額6,570円まで算定**</w:t>
             </w:r>
           </w:p>
         </w:tc>
@@ -1488,7 +1488,7 @@
     </w:p>
     <w:p>
       <w:r>
-        <w:t>この間、本町の高齢化率は令和6年の39.4％から令和8年には41.1％に達する見込みであり、総人口が減少する一方で高齢者の割合は高まり続けています。要支援・要介護認定者数は平成30年の700人から令和7年の953人へ8年間で36.1％増加し、認定率も24.4％から27.3％へ一貫して上昇しました。</w:t>
+        <w:t>この間、本町の高齢化率は令和6年の39.4％から令和8年には41.1％に達する見込みであり、総人口が減少する一方で高齢者の割合は高まり続けています。要支援・要介護認定者数は平成30年9月末の700人から令和7年7月31日の953人へ8年間で36.1％増加し、認定率も24.4％から27.3％へ一貫して上昇しました（いずれも9月末／10月1日を基準日とする系列）。**ただし令和8年3月末は792人と前年から152人減っており、この減少が令和7年9月審査分の1か月に集中していることから、認定の計上方法の変更による可能性を町とともに確認しています（第2章1）。**</w:t>
       </w:r>
     </w:p>
     <w:p>
@@ -7291,7 +7291,7 @@
           <w:i/>
           <w:sz w:val="18"/>
         </w:rPr>
-        <w:t>資料：地域包括ケア「見える化」システム。出典は厚生労働省「介護保険事業状況報告」年報（ただし令和7年3月末・令和8年3月末のみ月報）。第1号被保険者と第2号被保険者の合計。</w:t>
+        <w:t>資料：地域包括ケア「見える化」システム。出典は厚生労働省「介護保険事業状況報告」年報（ただし令和7年3月末・令和8年3月末のみ月報）。第1号被保険者と第2号被保険者の合計。**この表と後掲の認定者数の推計（本章5）はいずれも年度末を基準日としています。**年度末基準の認定率（合計÷第1号被保険者数）は、令和4年3月末24.9％、令和5年3月末25.8％、令和6年3月末26.3％、令和7年3月末27.0％、令和8年3月末23.0％です。</w:t>
       </w:r>
     </w:p>
     <w:p>
@@ -8256,7 +8256,7 @@
                 <w:b/>
                 <w:sz w:val="18"/>
               </w:rPr>
-              <w:t>認定率</w:t>
+              <w:t>認定率（対第1号被保険者）</w:t>
             </w:r>
           </w:p>
         </w:tc>
@@ -8620,7 +8620,7 @@
           <w:i/>
           <w:sz w:val="18"/>
         </w:rPr>
-        <w:t>資料：介護保険事業状況報告（第9期計画及び第3期地域福祉計画の掲載値）。**3月末系列と交互に並べると、令和7年7月31日まで一貫して増加しており、整合しないのは令和8年3月末の1点のみです。**</w:t>
+        <w:t>資料：介護保険事業状況報告（第9期計画及び第3期地域福祉計画の掲載値）。**3月末系列と交互に並べると、令和7年7月31日まで一貫して増加しており、整合しないのは令和8年3月末の1点のみです。**※ **この系列の基準日は9月末／10月1日であり、年度末を基準日とする上表及び本章5の推計とは基準日が異なります。**したがって、この表の26.5％・27.3％と本章5の22.7％とを直接比べることはできません。年度末基準でそろえると令和7年3月末27.0％→令和8年3月末23.0％であり、**低下の原因は基準日の違いではなく、令和7年9月審査分に生じた認定者数の断層（本節末尾及び本章5の注を参照）です。**</w:t>
       </w:r>
     </w:p>
     <w:p>
@@ -12437,12 +12437,12 @@
     <w:p/>
     <w:p>
       <w:r>
-        <w:t>要支援・要介護認定者数の推計は次のとおりです。年齢階層別の認定率（令和7年度実績。65〜74歳3.92％、75〜84歳18.72％、85歳以上71.63％）を将来の年齢階層別人口に乗じたものです。</w:t>
+        <w:t>要支援・要介護認定者数の推計は次のとおりです。年齢階層別の認定率（令和7年度実績。65〜74歳3.92％、75〜84歳18.72％、85歳以上71.63％）を将来の年齢階層別人口に乗じたものです。**推計の対象は第1号被保険者であるため、実績側も第1号被保険者にそろえています（基準日は各年度末）。**</w:t>
       </w:r>
     </w:p>
     <w:p>
       <w:r>
-        <w:t>**認定者数もほぼ横ばいで、令和9年度782人から令和11年度780人となります。**85歳以上が減る一方で75〜84歳が増えるため、両者が相殺されます。認定率は22.7％で推移します。</w:t>
+        <w:t>**認定者数もほぼ横ばいで、令和9年度782人から令和11年度780人となります。**85歳以上が減る一方で75〜84歳が増えるため、両者が相殺されます。認定率は22.7〜22.8％で推移します。</w:t>
       </w:r>
     </w:p>
     <w:tbl>
@@ -12579,7 +12579,7 @@
               <w:rPr>
                 <w:sz w:val="18"/>
               </w:rPr>
-              <w:t>69</w:t>
+              <w:t>70</w:t>
             </w:r>
           </w:p>
         </w:tc>
@@ -12593,7 +12593,7 @@
               <w:rPr>
                 <w:sz w:val="18"/>
               </w:rPr>
-              <w:t>69</w:t>
+              <w:t>70</w:t>
             </w:r>
           </w:p>
         </w:tc>
@@ -12607,7 +12607,7 @@
               <w:rPr>
                 <w:sz w:val="18"/>
               </w:rPr>
-              <w:t>69</w:t>
+              <w:t>70</w:t>
             </w:r>
           </w:p>
         </w:tc>
@@ -12637,7 +12637,7 @@
               <w:rPr>
                 <w:sz w:val="18"/>
               </w:rPr>
-              <w:t>129</w:t>
+              <w:t>128</w:t>
             </w:r>
           </w:p>
         </w:tc>
@@ -12651,7 +12651,7 @@
               <w:rPr>
                 <w:sz w:val="18"/>
               </w:rPr>
-              <w:t>127</w:t>
+              <w:t>128</w:t>
             </w:r>
           </w:p>
         </w:tc>
@@ -12665,7 +12665,7 @@
               <w:rPr>
                 <w:sz w:val="18"/>
               </w:rPr>
-              <w:t>127</w:t>
+              <w:t>128</w:t>
             </w:r>
           </w:p>
         </w:tc>
@@ -12723,7 +12723,7 @@
               <w:rPr>
                 <w:sz w:val="18"/>
               </w:rPr>
-              <w:t>141</w:t>
+              <w:t>142</w:t>
             </w:r>
           </w:p>
         </w:tc>
@@ -12737,7 +12737,7 @@
               <w:rPr>
                 <w:sz w:val="18"/>
               </w:rPr>
-              <w:t>141</w:t>
+              <w:t>142</w:t>
             </w:r>
           </w:p>
         </w:tc>
@@ -12751,7 +12751,7 @@
               <w:rPr>
                 <w:sz w:val="18"/>
               </w:rPr>
-              <w:t>141</w:t>
+              <w:t>142</w:t>
             </w:r>
           </w:p>
         </w:tc>
@@ -12795,7 +12795,7 @@
               <w:rPr>
                 <w:sz w:val="18"/>
               </w:rPr>
-              <w:t>123</w:t>
+              <w:t>125</w:t>
             </w:r>
           </w:p>
         </w:tc>
@@ -12809,7 +12809,7 @@
               <w:rPr>
                 <w:sz w:val="18"/>
               </w:rPr>
-              <w:t>123</w:t>
+              <w:t>125</w:t>
             </w:r>
           </w:p>
         </w:tc>
@@ -12823,7 +12823,7 @@
               <w:rPr>
                 <w:sz w:val="18"/>
               </w:rPr>
-              <w:t>123</w:t>
+              <w:t>125</w:t>
             </w:r>
           </w:p>
         </w:tc>
@@ -12853,7 +12853,7 @@
               <w:rPr>
                 <w:sz w:val="18"/>
               </w:rPr>
-              <w:t>145</w:t>
+              <w:t>142</w:t>
             </w:r>
           </w:p>
         </w:tc>
@@ -12867,7 +12867,7 @@
               <w:rPr>
                 <w:sz w:val="18"/>
               </w:rPr>
-              <w:t>143</w:t>
+              <w:t>142</w:t>
             </w:r>
           </w:p>
         </w:tc>
@@ -12881,7 +12881,7 @@
               <w:rPr>
                 <w:sz w:val="18"/>
               </w:rPr>
-              <w:t>143</w:t>
+              <w:t>141</w:t>
             </w:r>
           </w:p>
         </w:tc>
@@ -12895,7 +12895,7 @@
               <w:rPr>
                 <w:sz w:val="18"/>
               </w:rPr>
-              <w:t>143</w:t>
+              <w:t>141</w:t>
             </w:r>
           </w:p>
         </w:tc>
@@ -12925,7 +12925,7 @@
               <w:rPr>
                 <w:sz w:val="18"/>
               </w:rPr>
-              <w:t>108</w:t>
+              <w:t>104</w:t>
             </w:r>
           </w:p>
         </w:tc>
@@ -12939,7 +12939,7 @@
               <w:rPr>
                 <w:sz w:val="18"/>
               </w:rPr>
-              <w:t>107</w:t>
+              <w:t>104</w:t>
             </w:r>
           </w:p>
         </w:tc>
@@ -12953,7 +12953,7 @@
               <w:rPr>
                 <w:sz w:val="18"/>
               </w:rPr>
-              <w:t>107</w:t>
+              <w:t>104</w:t>
             </w:r>
           </w:p>
         </w:tc>
@@ -12967,7 +12967,7 @@
               <w:rPr>
                 <w:sz w:val="18"/>
               </w:rPr>
-              <w:t>107</w:t>
+              <w:t>104</w:t>
             </w:r>
           </w:p>
         </w:tc>
@@ -12997,7 +12997,7 @@
               <w:rPr>
                 <w:sz w:val="18"/>
               </w:rPr>
-              <w:t>72</w:t>
+              <w:t>71</w:t>
             </w:r>
           </w:p>
         </w:tc>
@@ -13069,7 +13069,7 @@
               <w:rPr>
                 <w:sz w:val="18"/>
               </w:rPr>
-              <w:t>792</w:t>
+              <w:t>783</w:t>
             </w:r>
           </w:p>
         </w:tc>
@@ -13127,7 +13127,79 @@
               <w:rPr>
                 <w:sz w:val="18"/>
               </w:rPr>
-              <w:t>認定率（対第1号被保険者）</w:t>
+              <w:t>第1号被保険者数</w:t>
+            </w:r>
+          </w:p>
+        </w:tc>
+        <w:tc>
+          <w:tcPr>
+            <w:tcW w:type="dxa" w:w="1728"/>
+          </w:tcPr>
+          <w:p>
+            <w:r/>
+            <w:r>
+              <w:rPr>
+                <w:sz w:val="18"/>
+              </w:rPr>
+              <w:t>3,443</w:t>
+            </w:r>
+          </w:p>
+        </w:tc>
+        <w:tc>
+          <w:tcPr>
+            <w:tcW w:type="dxa" w:w="1728"/>
+          </w:tcPr>
+          <w:p>
+            <w:r/>
+            <w:r>
+              <w:rPr>
+                <w:sz w:val="18"/>
+              </w:rPr>
+              <w:t>3,438</w:t>
+            </w:r>
+          </w:p>
+        </w:tc>
+        <w:tc>
+          <w:tcPr>
+            <w:tcW w:type="dxa" w:w="1728"/>
+          </w:tcPr>
+          <w:p>
+            <w:r/>
+            <w:r>
+              <w:rPr>
+                <w:sz w:val="18"/>
+              </w:rPr>
+              <w:t>3,428</w:t>
+            </w:r>
+          </w:p>
+        </w:tc>
+        <w:tc>
+          <w:tcPr>
+            <w:tcW w:type="dxa" w:w="1728"/>
+          </w:tcPr>
+          <w:p>
+            <w:r/>
+            <w:r>
+              <w:rPr>
+                <w:sz w:val="18"/>
+              </w:rPr>
+              <w:t>3,418</w:t>
+            </w:r>
+          </w:p>
+        </w:tc>
+      </w:tr>
+      <w:tr>
+        <w:tc>
+          <w:tcPr>
+            <w:tcW w:type="dxa" w:w="1728"/>
+          </w:tcPr>
+          <w:p>
+            <w:r/>
+            <w:r>
+              <w:rPr>
+                <w:sz w:val="18"/>
+              </w:rPr>
+              <w:t>認定率（第1号認定者÷第1号被保険者）</w:t>
             </w:r>
           </w:p>
         </w:tc>
@@ -13195,7 +13267,7 @@
           <w:i/>
           <w:sz w:val="18"/>
         </w:rPr>
-        <w:t>※ 令和8年3月末の実績は年報 様式1の5による（第1号783人＋第2号9人＝792人）。要介護度別の推計は、令和7年度実績の構成比を認定者数の見込みに当てたもの。</w:t>
+        <w:t>※ 令和8年3月末の実績は年報 様式1の5による。**第1号被保険者783人で、第2号被保険者9人を加えた総数は792人です。**本章1（2）の年度末系列は総数によるため、同じ令和8年3月末でも792人・認定率23.0％となります。※ 要介護度別の推計は、令和8年3月末の第1号被保険者の構成比を認定者数の見込みに当て、最大剰余法で合計に一致させたもの。※ 第1号被保険者数は、実績が年報 様式1（年度末現在）、推計が第10期将来推計用推計人口（各年10月1日）による。※ 本表の22.7〜22.8％と本章1（2）の26.5％・27.3％は基準日も被保険者区分も異なるため、直接比べることはできません。※ 地域包括ケア「見える化」システムの自然体推計は、令和9年度849人・令和10年度850人・令和11年度841人としています。**同システムは令和7年9月の865人を基点としており、その後令和8年3月末の792人まで減った動きを織り込んでいないため、本計画では令和8年3月末の実績と接続する上表の系列を用います。**</w:t>
       </w:r>
     </w:p>
     <w:p/>
@@ -31599,7 +31671,7 @@
     </w:p>
     <w:p>
       <w:r>
-        <w:t>**算定の結果、準備基金を取り崩さない場合の保険料基準額は月額6,569円となります。**第9期の6,600円に対し-31円（-0.5％）です。ただし地域支援事業費・介護給付費準備基金の残高・第10期の第1号被保険者負担割合のいずれもが未確定であり、確定値ではありません。</w:t>
+        <w:t>**算定の結果、準備基金を取り崩さない場合の保険料基準額は月額6,570円となります。**第9期の6,600円に対し-30円（-0.5％）です。ただし地域支援事業費・介護給付費準備基金の残高・第10期の第1号被保険者負担割合のいずれもが未確定であり、確定値ではありません。</w:t>
       </w:r>
     </w:p>
     <w:tbl>
@@ -31820,21 +31892,21 @@
               <w:rPr>
                 <w:sz w:val="18"/>
               </w:rPr>
-              <w:t>5.963％</w:t>
-            </w:r>
-          </w:p>
-        </w:tc>
-        <w:tc>
-          <w:tcPr>
-            <w:tcW w:type="dxa" w:w="2880"/>
-          </w:tcPr>
-          <w:p>
-            <w:r/>
-            <w:r>
-              <w:rPr>
-                <w:sz w:val="18"/>
-              </w:rPr>
-              <w:t>5.963％（第9期の公表値から逆算）</w:t>
+              <w:t>6.148％</w:t>
+            </w:r>
+          </w:p>
+        </w:tc>
+        <w:tc>
+          <w:tcPr>
+            <w:tcW w:type="dxa" w:w="2880"/>
+          </w:tcPr>
+          <w:p>
+            <w:r/>
+            <w:r>
+              <w:rPr>
+                <w:sz w:val="18"/>
+              </w:rPr>
+              <w:t>6.148％（第9期の公表値から逆算）</w:t>
             </w:r>
           </w:p>
         </w:tc>
@@ -31864,7 +31936,7 @@
               <w:rPr>
                 <w:sz w:val="18"/>
               </w:rPr>
-              <w:t>767,327千円</w:t>
+              <w:t>767,430千円</w:t>
             </w:r>
           </w:p>
         </w:tc>
@@ -32040,7 +32112,7 @@
               <w:rPr>
                 <w:sz w:val="18"/>
               </w:rPr>
-              <w:t>**6,569円**</w:t>
+              <w:t>**6,570円**</w:t>
             </w:r>
           </w:p>
         </w:tc>
@@ -32072,7 +32144,7 @@
     <w:p/>
     <w:p>
       <w:r>
-        <w:t>**保険料の水準を左右するのは、給付費の精度ではなく制度側の2つです。**第1号被保険者負担割合が1ポイント上がると月額298円、調整交付金の見込交付割合が1ポイント下がると月額290円動きます。いずれも給付費の5％分に相当します。給付費1％は62.0円にとどまります。</w:t>
+        <w:t>**保険料の水準を左右するのは、給付費の精度ではなく制度側の2つです。**第1号被保険者負担割合が1ポイント上がると月額298円、調整交付金の見込交付割合が1ポイント下がると月額281円動きます。いずれも給付費の5％分に相当します。給付費1％は61.5円にとどまります。</w:t>
       </w:r>
     </w:p>
     <w:tbl>
@@ -32250,7 +32322,7 @@
               <w:rPr>
                 <w:sz w:val="18"/>
               </w:rPr>
-              <w:t>**+290円**</w:t>
+              <w:t>**+281円**</w:t>
             </w:r>
           </w:p>
         </w:tc>
@@ -32366,7 +32438,7 @@
               <w:rPr>
                 <w:sz w:val="18"/>
               </w:rPr>
-              <w:t>+62.0円</w:t>
+              <w:t>+61.5円</w:t>
             </w:r>
           </w:p>
         </w:tc>
@@ -32424,7 +32496,7 @@
               <w:rPr>
                 <w:sz w:val="18"/>
               </w:rPr>
-              <w:t>+3.7円</w:t>
+              <w:t>+4.2円</w:t>
             </w:r>
           </w:p>
         </w:tc>
@@ -32567,7 +32639,7 @@
               <w:rPr>
                 <w:sz w:val="18"/>
               </w:rPr>
-              <w:t>**6,569円**</w:t>
+              <w:t>**6,570円**</w:t>
             </w:r>
           </w:p>
         </w:tc>
@@ -32625,7 +32697,7 @@
               <w:rPr>
                 <w:sz w:val="18"/>
               </w:rPr>
-              <w:t>**6,466円**</w:t>
+              <w:t>**6,467円**</w:t>
             </w:r>
           </w:p>
         </w:tc>
@@ -32741,7 +32813,7 @@
               <w:rPr>
                 <w:sz w:val="18"/>
               </w:rPr>
-              <w:t>6,867円</w:t>
+              <w:t>6,868円</w:t>
             </w:r>
           </w:p>
         </w:tc>
@@ -32883,7 +32955,7 @@
           <w:i/>
           <w:sz w:val="18"/>
         </w:rPr>
-        <w:t>※ いずれも地域支援事業費を年報 様式4 の令和6年度決算で置き（3年計191,749千円、うち総合事業費103,743千円）、第1号被保険者負担割合を23％、調整交付金見込交付割合を5.963％として算定した。</w:t>
+        <w:t>※ いずれも地域支援事業費を年報 様式4 の令和6年度決算で置き（3年計191,749千円、うち総合事業費103,743千円）、第1号被保険者負担割合を23％、調整交付金見込交付割合を6.148％として算定した。※ 調整交付金見込額は標準給付費見込額に見込交付割合を乗じて求める（調整交付金相当額の5％と異なり、基数に総合事業費を含めない）。</w:t>
       </w:r>
     </w:p>
     <w:p/>

--- a/小野町_引継ぎ_整理済/03_計画素案/小野町高齢者保健福祉計画_第10期介護保険事業計画_素案_第4版_20260915.docx
+++ b/小野町_引継ぎ_整理済/03_計画素案/小野町高齢者保健福祉計画_第10期介護保険事業計画_素案_第4版_20260915.docx
@@ -306,7 +306,7 @@
     </w:p>
     <w:p>
       <w:r>
-        <w:t>本素案には確定していない箇所が97あります。**第2版（令和8年8月5日）では158箇所ありましたが、令和8年9月に介護保険事業状況報告（年報）令和3〜7年度、国保連合会業務統計表（月報）、第10期将来推計用推計人口を受領したことにより61箇所が解消しました。**とくに第2章6の将来推計（被保険者数・認定者数）と第4章のサービス見込量・給付費・保険料が確定しています。</w:t>
+        <w:t>本素案には確定していない箇所が101あります。**第2版（令和8年8月5日）では158箇所ありましたが、令和8年9月に介護保険事業状況報告（年報）令和3〜7年度、国保連合会業務統計表（月報）、第10期将来推計用推計人口を受領したことにより57箇所が解消しました。**とくに第2章6の将来推計（被保険者数・認定者数）と第4章のサービス見込量・給付費・保険料が確定しています。</w:t>
       </w:r>
     </w:p>
     <w:p>
@@ -320,7 +320,7 @@
     </w:p>
     <w:p>
       <w:r>
-        <w:t>**残る箇所の性格は一様ではないため、次の5区分に分けて表示しています。****町からのデータ受領を待っているのは35箇所（36.1％）で、最も多いのは協議会で設定する成果指標の目標値39箇所（40.2％）です。**</w:t>
+        <w:t>**残る箇所の性格は一様ではないため、次の5区分に分けて表示しています。****町からのデータ受領を待っているのは39箇所（38.6％）で、最も多いのは協議会で設定する成果指標の目標値39箇所（38.6％）です。**</w:t>
       </w:r>
     </w:p>
     <w:tbl>
@@ -471,7 +471,7 @@
               <w:rPr>
                 <w:sz w:val="18"/>
               </w:rPr>
-              <w:t>40.2％</w:t>
+              <w:t>38.6％</w:t>
             </w:r>
           </w:p>
         </w:tc>
@@ -529,7 +529,7 @@
               <w:rPr>
                 <w:sz w:val="18"/>
               </w:rPr>
-              <w:t>**35**</w:t>
+              <w:t>**39**</w:t>
             </w:r>
           </w:p>
         </w:tc>
@@ -543,7 +543,7 @@
               <w:rPr>
                 <w:sz w:val="18"/>
               </w:rPr>
-              <w:t>**36.1％**</w:t>
+              <w:t>**38.6％**</w:t>
             </w:r>
           </w:p>
         </w:tc>
@@ -615,7 +615,7 @@
               <w:rPr>
                 <w:sz w:val="18"/>
               </w:rPr>
-              <w:t>8.2％</w:t>
+              <w:t>7.9％</w:t>
             </w:r>
           </w:p>
         </w:tc>
@@ -687,7 +687,7 @@
               <w:rPr>
                 <w:sz w:val="18"/>
               </w:rPr>
-              <w:t>9.3％</w:t>
+              <w:t>8.9％</w:t>
             </w:r>
           </w:p>
         </w:tc>
@@ -759,7 +759,7 @@
               <w:rPr>
                 <w:sz w:val="18"/>
               </w:rPr>
-              <w:t>6.2％</w:t>
+              <w:t>5.9％</w:t>
             </w:r>
           </w:p>
         </w:tc>
@@ -1815,12 +1815,30 @@
     </w:p>
     <w:p>
       <w:r>
-        <w:t>本計画は、老人福祉法第20条の8に基づく市町村老人福祉計画と、介護保険法第117条に基づく市町村介護保険事業計画を一体のものとして策定するものです。また、共生社会の実現を推進するための認知症基本法に基づく市町村認知症施策推進計画を包含します。</w:t>
+        <w:t>本計画は、老人福祉法第20条の8に基づく市町村老人福祉計画と、介護保険法第117条に基づく市町村介護保険事業計画を一体のものとして策定するものです。また、共生社会の実現を推進するための認知症基本法（令和5年法律第65号）**第13条第1項**に基づく**市町村認知症施策推進計画**を包含します。</w:t>
+      </w:r>
+    </w:p>
+    <w:p>
+      <w:r>
+        <w:rPr>
+          <w:i/>
+          <w:sz w:val="18"/>
+        </w:rPr>
+        <w:t>※ 同項は、市町村が国の認知症施策推進基本計画（都道府県計画が策定されているときは両方）を基本とするとともに、当該市町村の実情に即した市町村認知症施策推進計画を**策定するよう努める**こととしています（努力義務）。**同条第2項は、市町村計画が市町村地域福祉計画・市町村老人福祉計画・市町村介護保険事業計画その他認知症施策に関連する計画と調和が保たれたものでなければならないと定めています。**本計画は、これらを一体又は包含する形で策定することによりこの要請を満たします。※ 福島県の認知症施策推進計画の策定状況は【町データ待ち】。</w:t>
       </w:r>
     </w:p>
     <w:p>
       <w:r>
         <w:t>計画期間は令和9年度から令和11年度までの3年間です。</w:t>
+      </w:r>
+    </w:p>
+    <w:p>
+      <w:r>
+        <w:rPr>
+          <w:i/>
+          <w:sz w:val="18"/>
+        </w:rPr>
+        <w:t>※ 認知症基本法第13条第3項が準用する第12条第6項は、市町村計画について少なくとも5年ごとの検討を求めています。本計画は3年を一期とするため、この要請は計画の更新により満たされます。</w:t>
       </w:r>
     </w:p>
     <w:tbl>
@@ -11730,6 +11748,392 @@
         <w:t>※ 第9期計画は「新規施設整備は原則行わず、地域密着型サービス・居宅サービスの充実を基本とする」方針でした。認知症対応型共同生活介護の定員が令和4年度から令和6年度に27人増えている経緯については【町データ待ち】。</w:t>
       </w:r>
     </w:p>
+    <w:p/>
+    <w:p>
+      <w:r>
+        <w:t>地域密着型サービスのうち、次の3サービスについては、介護保険法第117条第2項第1号により各年度の必要利用定員総数を定めることとされています。本計画では次のとおり設定します。</w:t>
+      </w:r>
+    </w:p>
+    <w:tbl>
+      <w:tblPr>
+        <w:tblStyle w:val="TableGrid"/>
+        <w:tblW w:type="auto" w:w="0"/>
+        <w:tblLook w:firstColumn="1" w:firstRow="1" w:lastColumn="0" w:lastRow="0" w:noHBand="0" w:noVBand="1" w:val="04A0"/>
+      </w:tblPr>
+      <w:tblGrid>
+        <w:gridCol w:w="1440"/>
+        <w:gridCol w:w="1440"/>
+        <w:gridCol w:w="1440"/>
+        <w:gridCol w:w="1440"/>
+        <w:gridCol w:w="1440"/>
+        <w:gridCol w:w="1440"/>
+      </w:tblGrid>
+      <w:tr>
+        <w:tc>
+          <w:tcPr>
+            <w:tcW w:type="dxa" w:w="1440"/>
+          </w:tcPr>
+          <w:p>
+            <w:r/>
+            <w:r>
+              <w:rPr>
+                <w:rFonts w:ascii="游ゴシック" w:hAnsi="游ゴシック" w:eastAsia="游ゴシック"/>
+                <w:b/>
+                <w:sz w:val="18"/>
+              </w:rPr>
+              <w:t>サービス</w:t>
+            </w:r>
+          </w:p>
+        </w:tc>
+        <w:tc>
+          <w:tcPr>
+            <w:tcW w:type="dxa" w:w="1440"/>
+          </w:tcPr>
+          <w:p>
+            <w:r/>
+            <w:r>
+              <w:rPr>
+                <w:rFonts w:ascii="游ゴシック" w:hAnsi="游ゴシック" w:eastAsia="游ゴシック"/>
+                <w:b/>
+                <w:sz w:val="18"/>
+              </w:rPr>
+              <w:t>町内定員（令和7年度）</w:t>
+            </w:r>
+          </w:p>
+        </w:tc>
+        <w:tc>
+          <w:tcPr>
+            <w:tcW w:type="dxa" w:w="1440"/>
+          </w:tcPr>
+          <w:p>
+            <w:r/>
+            <w:r>
+              <w:rPr>
+                <w:rFonts w:ascii="游ゴシック" w:hAnsi="游ゴシック" w:eastAsia="游ゴシック"/>
+                <w:b/>
+                <w:sz w:val="18"/>
+              </w:rPr>
+              <w:t>令和7年度の利用（人／月）</w:t>
+            </w:r>
+          </w:p>
+        </w:tc>
+        <w:tc>
+          <w:tcPr>
+            <w:tcW w:type="dxa" w:w="1440"/>
+          </w:tcPr>
+          <w:p>
+            <w:r/>
+            <w:r>
+              <w:rPr>
+                <w:rFonts w:ascii="游ゴシック" w:hAnsi="游ゴシック" w:eastAsia="游ゴシック"/>
+                <w:b/>
+                <w:sz w:val="18"/>
+              </w:rPr>
+              <w:t>令和9年度</w:t>
+            </w:r>
+          </w:p>
+        </w:tc>
+        <w:tc>
+          <w:tcPr>
+            <w:tcW w:type="dxa" w:w="1440"/>
+          </w:tcPr>
+          <w:p>
+            <w:r/>
+            <w:r>
+              <w:rPr>
+                <w:rFonts w:ascii="游ゴシック" w:hAnsi="游ゴシック" w:eastAsia="游ゴシック"/>
+                <w:b/>
+                <w:sz w:val="18"/>
+              </w:rPr>
+              <w:t>令和10年度</w:t>
+            </w:r>
+          </w:p>
+        </w:tc>
+        <w:tc>
+          <w:tcPr>
+            <w:tcW w:type="dxa" w:w="1440"/>
+          </w:tcPr>
+          <w:p>
+            <w:r/>
+            <w:r>
+              <w:rPr>
+                <w:rFonts w:ascii="游ゴシック" w:hAnsi="游ゴシック" w:eastAsia="游ゴシック"/>
+                <w:b/>
+                <w:sz w:val="18"/>
+              </w:rPr>
+              <w:t>令和11年度</w:t>
+            </w:r>
+          </w:p>
+        </w:tc>
+      </w:tr>
+      <w:tr>
+        <w:tc>
+          <w:tcPr>
+            <w:tcW w:type="dxa" w:w="1440"/>
+          </w:tcPr>
+          <w:p>
+            <w:r/>
+            <w:r>
+              <w:rPr>
+                <w:sz w:val="18"/>
+              </w:rPr>
+              <w:t>認知症対応型共同生活介護</w:t>
+            </w:r>
+          </w:p>
+        </w:tc>
+        <w:tc>
+          <w:tcPr>
+            <w:tcW w:type="dxa" w:w="1440"/>
+          </w:tcPr>
+          <w:p>
+            <w:r/>
+            <w:r>
+              <w:rPr>
+                <w:sz w:val="18"/>
+              </w:rPr>
+              <w:t>98人</w:t>
+            </w:r>
+          </w:p>
+        </w:tc>
+        <w:tc>
+          <w:tcPr>
+            <w:tcW w:type="dxa" w:w="1440"/>
+          </w:tcPr>
+          <w:p>
+            <w:r/>
+            <w:r>
+              <w:rPr>
+                <w:sz w:val="18"/>
+              </w:rPr>
+              <w:t>45.8</w:t>
+            </w:r>
+          </w:p>
+        </w:tc>
+        <w:tc>
+          <w:tcPr>
+            <w:tcW w:type="dxa" w:w="1440"/>
+          </w:tcPr>
+          <w:p>
+            <w:r/>
+            <w:r>
+              <w:rPr>
+                <w:sz w:val="18"/>
+              </w:rPr>
+              <w:t>98人</w:t>
+            </w:r>
+          </w:p>
+        </w:tc>
+        <w:tc>
+          <w:tcPr>
+            <w:tcW w:type="dxa" w:w="1440"/>
+          </w:tcPr>
+          <w:p>
+            <w:r/>
+            <w:r>
+              <w:rPr>
+                <w:sz w:val="18"/>
+              </w:rPr>
+              <w:t>98人</w:t>
+            </w:r>
+          </w:p>
+        </w:tc>
+        <w:tc>
+          <w:tcPr>
+            <w:tcW w:type="dxa" w:w="1440"/>
+          </w:tcPr>
+          <w:p>
+            <w:r/>
+            <w:r>
+              <w:rPr>
+                <w:sz w:val="18"/>
+              </w:rPr>
+              <w:t>98人</w:t>
+            </w:r>
+          </w:p>
+        </w:tc>
+      </w:tr>
+      <w:tr>
+        <w:tc>
+          <w:tcPr>
+            <w:tcW w:type="dxa" w:w="1440"/>
+          </w:tcPr>
+          <w:p>
+            <w:r/>
+            <w:r>
+              <w:rPr>
+                <w:sz w:val="18"/>
+              </w:rPr>
+              <w:t>地域密着型特定施設入居者生活介護</w:t>
+            </w:r>
+          </w:p>
+        </w:tc>
+        <w:tc>
+          <w:tcPr>
+            <w:tcW w:type="dxa" w:w="1440"/>
+          </w:tcPr>
+          <w:p>
+            <w:r/>
+            <w:r>
+              <w:rPr>
+                <w:sz w:val="18"/>
+              </w:rPr>
+              <w:t>0人</w:t>
+            </w:r>
+          </w:p>
+        </w:tc>
+        <w:tc>
+          <w:tcPr>
+            <w:tcW w:type="dxa" w:w="1440"/>
+          </w:tcPr>
+          <w:p>
+            <w:r/>
+            <w:r>
+              <w:rPr>
+                <w:sz w:val="18"/>
+              </w:rPr>
+              <w:t>0.0</w:t>
+            </w:r>
+          </w:p>
+        </w:tc>
+        <w:tc>
+          <w:tcPr>
+            <w:tcW w:type="dxa" w:w="1440"/>
+          </w:tcPr>
+          <w:p>
+            <w:r/>
+            <w:r>
+              <w:rPr>
+                <w:sz w:val="18"/>
+              </w:rPr>
+              <w:t>0人</w:t>
+            </w:r>
+          </w:p>
+        </w:tc>
+        <w:tc>
+          <w:tcPr>
+            <w:tcW w:type="dxa" w:w="1440"/>
+          </w:tcPr>
+          <w:p>
+            <w:r/>
+            <w:r>
+              <w:rPr>
+                <w:sz w:val="18"/>
+              </w:rPr>
+              <w:t>0人</w:t>
+            </w:r>
+          </w:p>
+        </w:tc>
+        <w:tc>
+          <w:tcPr>
+            <w:tcW w:type="dxa" w:w="1440"/>
+          </w:tcPr>
+          <w:p>
+            <w:r/>
+            <w:r>
+              <w:rPr>
+                <w:sz w:val="18"/>
+              </w:rPr>
+              <w:t>0人</w:t>
+            </w:r>
+          </w:p>
+        </w:tc>
+      </w:tr>
+      <w:tr>
+        <w:tc>
+          <w:tcPr>
+            <w:tcW w:type="dxa" w:w="1440"/>
+          </w:tcPr>
+          <w:p>
+            <w:r/>
+            <w:r>
+              <w:rPr>
+                <w:sz w:val="18"/>
+              </w:rPr>
+              <w:t>地域密着型介護老人福祉施設入所者生活介護</w:t>
+            </w:r>
+          </w:p>
+        </w:tc>
+        <w:tc>
+          <w:tcPr>
+            <w:tcW w:type="dxa" w:w="1440"/>
+          </w:tcPr>
+          <w:p>
+            <w:r/>
+            <w:r>
+              <w:rPr>
+                <w:sz w:val="18"/>
+              </w:rPr>
+              <w:t>58人</w:t>
+            </w:r>
+          </w:p>
+        </w:tc>
+        <w:tc>
+          <w:tcPr>
+            <w:tcW w:type="dxa" w:w="1440"/>
+          </w:tcPr>
+          <w:p>
+            <w:r/>
+            <w:r>
+              <w:rPr>
+                <w:sz w:val="18"/>
+              </w:rPr>
+              <w:t>40.8</w:t>
+            </w:r>
+          </w:p>
+        </w:tc>
+        <w:tc>
+          <w:tcPr>
+            <w:tcW w:type="dxa" w:w="1440"/>
+          </w:tcPr>
+          <w:p>
+            <w:r/>
+            <w:r>
+              <w:rPr>
+                <w:sz w:val="18"/>
+              </w:rPr>
+              <w:t>58人</w:t>
+            </w:r>
+          </w:p>
+        </w:tc>
+        <w:tc>
+          <w:tcPr>
+            <w:tcW w:type="dxa" w:w="1440"/>
+          </w:tcPr>
+          <w:p>
+            <w:r/>
+            <w:r>
+              <w:rPr>
+                <w:sz w:val="18"/>
+              </w:rPr>
+              <w:t>58人</w:t>
+            </w:r>
+          </w:p>
+        </w:tc>
+        <w:tc>
+          <w:tcPr>
+            <w:tcW w:type="dxa" w:w="1440"/>
+          </w:tcPr>
+          <w:p>
+            <w:r/>
+            <w:r>
+              <w:rPr>
+                <w:sz w:val="18"/>
+              </w:rPr>
+              <w:t>58人</w:t>
+            </w:r>
+          </w:p>
+        </w:tc>
+      </w:tr>
+    </w:tbl>
+    <w:p>
+      <w:r>
+        <w:rPr>
+          <w:i/>
+          <w:sz w:val="18"/>
+        </w:rPr>
+        <w:t>※ 本町は町全域を1つの日常生活圏域とするため、圏域別の区分は生じません。※ 「令和7年度の利用」は本町の被保険者が1月あたりに利用した人数で、町外の事業所の利用を含みます。認知症対応型共同生活介護は介護給付と予防給付の合計です。**※ 認知症対応型共同生活介護は町内定員98人に対し本町の被保険者の利用が月45.7人の見込みであり、定員は制約として働いていません。**施設・居住系サービスの自給率が59.74％であることから、町内の定員の相当部分が町外の方に利用されていることになります。町外利用の割合と増床の経緯については【町データ待ち】。※ 地域密着型特定施設入居者生活介護は町内に事業所がなく、整備の予定もないため0人とします。</w:t>
+      </w:r>
+    </w:p>
     <w:p>
       <w:pPr>
         <w:pStyle w:val="Heading2"/>
@@ -13268,6 +13672,333 @@
           <w:sz w:val="18"/>
         </w:rPr>
         <w:t>※ 令和8年3月末の実績は年報 様式1の5による。**第1号被保険者783人で、第2号被保険者9人を加えた総数は792人です。**本章1（2）の年度末系列は総数によるため、同じ令和8年3月末でも792人・認定率23.0％となります。※ 要介護度別の推計は、令和8年3月末の第1号被保険者の構成比を認定者数の見込みに当て、最大剰余法で合計に一致させたもの。※ 第1号被保険者数は、実績が年報 様式1（年度末現在）、推計が第10期将来推計用推計人口（各年10月1日）による。※ 本表の22.7〜22.8％と本章1（2）の26.5％・27.3％は基準日も被保険者区分も異なるため、直接比べることはできません。※ 地域包括ケア「見える化」システムの自然体推計は、令和9年度849人・令和10年度850人・令和11年度841人としています。**同システムは令和7年9月の865人を基点としており、その後令和8年3月末の792人まで減った動きを織り込んでいないため、本計画では令和8年3月末の実績と接続する上表の系列を用います。**</w:t>
+      </w:r>
+    </w:p>
+    <w:p/>
+    <w:p>
+      <w:r>
+        <w:t>認知症高齢者数の見込みは次のとおりです。認定者に占める認知症高齢者の割合（令和6年10月末実績）を認定者数の見込みに乗じたものです。</w:t>
+      </w:r>
+    </w:p>
+    <w:tbl>
+      <w:tblPr>
+        <w:tblStyle w:val="TableGrid"/>
+        <w:tblW w:type="auto" w:w="0"/>
+        <w:tblLook w:firstColumn="1" w:firstRow="1" w:lastColumn="0" w:lastRow="0" w:noHBand="0" w:noVBand="1" w:val="04A0"/>
+      </w:tblPr>
+      <w:tblGrid>
+        <w:gridCol w:w="1728"/>
+        <w:gridCol w:w="1728"/>
+        <w:gridCol w:w="1728"/>
+        <w:gridCol w:w="1728"/>
+        <w:gridCol w:w="1728"/>
+      </w:tblGrid>
+      <w:tr>
+        <w:tc>
+          <w:tcPr>
+            <w:tcW w:type="dxa" w:w="1728"/>
+          </w:tcPr>
+          <w:p>
+            <w:r/>
+            <w:r>
+              <w:rPr>
+                <w:rFonts w:ascii="游ゴシック" w:hAnsi="游ゴシック" w:eastAsia="游ゴシック"/>
+                <w:b/>
+                <w:sz w:val="18"/>
+              </w:rPr>
+              <w:t>区分</w:t>
+            </w:r>
+          </w:p>
+        </w:tc>
+        <w:tc>
+          <w:tcPr>
+            <w:tcW w:type="dxa" w:w="1728"/>
+          </w:tcPr>
+          <w:p>
+            <w:r/>
+            <w:r>
+              <w:rPr>
+                <w:rFonts w:ascii="游ゴシック" w:hAnsi="游ゴシック" w:eastAsia="游ゴシック"/>
+                <w:b/>
+                <w:sz w:val="18"/>
+              </w:rPr>
+              <w:t>令和8年3月末</w:t>
+            </w:r>
+          </w:p>
+        </w:tc>
+        <w:tc>
+          <w:tcPr>
+            <w:tcW w:type="dxa" w:w="1728"/>
+          </w:tcPr>
+          <w:p>
+            <w:r/>
+            <w:r>
+              <w:rPr>
+                <w:rFonts w:ascii="游ゴシック" w:hAnsi="游ゴシック" w:eastAsia="游ゴシック"/>
+                <w:b/>
+                <w:sz w:val="18"/>
+              </w:rPr>
+              <w:t>令和9年度</w:t>
+            </w:r>
+          </w:p>
+        </w:tc>
+        <w:tc>
+          <w:tcPr>
+            <w:tcW w:type="dxa" w:w="1728"/>
+          </w:tcPr>
+          <w:p>
+            <w:r/>
+            <w:r>
+              <w:rPr>
+                <w:rFonts w:ascii="游ゴシック" w:hAnsi="游ゴシック" w:eastAsia="游ゴシック"/>
+                <w:b/>
+                <w:sz w:val="18"/>
+              </w:rPr>
+              <w:t>令和10年度</w:t>
+            </w:r>
+          </w:p>
+        </w:tc>
+        <w:tc>
+          <w:tcPr>
+            <w:tcW w:type="dxa" w:w="1728"/>
+          </w:tcPr>
+          <w:p>
+            <w:r/>
+            <w:r>
+              <w:rPr>
+                <w:rFonts w:ascii="游ゴシック" w:hAnsi="游ゴシック" w:eastAsia="游ゴシック"/>
+                <w:b/>
+                <w:sz w:val="18"/>
+              </w:rPr>
+              <w:t>令和11年度</w:t>
+            </w:r>
+          </w:p>
+        </w:tc>
+      </w:tr>
+      <w:tr>
+        <w:tc>
+          <w:tcPr>
+            <w:tcW w:type="dxa" w:w="1728"/>
+          </w:tcPr>
+          <w:p>
+            <w:r/>
+            <w:r>
+              <w:rPr>
+                <w:sz w:val="18"/>
+              </w:rPr>
+              <w:t>認定者数（第1号・人）</w:t>
+            </w:r>
+          </w:p>
+        </w:tc>
+        <w:tc>
+          <w:tcPr>
+            <w:tcW w:type="dxa" w:w="1728"/>
+          </w:tcPr>
+          <w:p>
+            <w:r/>
+            <w:r>
+              <w:rPr>
+                <w:sz w:val="18"/>
+              </w:rPr>
+              <w:t>783</w:t>
+            </w:r>
+          </w:p>
+        </w:tc>
+        <w:tc>
+          <w:tcPr>
+            <w:tcW w:type="dxa" w:w="1728"/>
+          </w:tcPr>
+          <w:p>
+            <w:r/>
+            <w:r>
+              <w:rPr>
+                <w:sz w:val="18"/>
+              </w:rPr>
+              <w:t>782</w:t>
+            </w:r>
+          </w:p>
+        </w:tc>
+        <w:tc>
+          <w:tcPr>
+            <w:tcW w:type="dxa" w:w="1728"/>
+          </w:tcPr>
+          <w:p>
+            <w:r/>
+            <w:r>
+              <w:rPr>
+                <w:sz w:val="18"/>
+              </w:rPr>
+              <w:t>781</w:t>
+            </w:r>
+          </w:p>
+        </w:tc>
+        <w:tc>
+          <w:tcPr>
+            <w:tcW w:type="dxa" w:w="1728"/>
+          </w:tcPr>
+          <w:p>
+            <w:r/>
+            <w:r>
+              <w:rPr>
+                <w:sz w:val="18"/>
+              </w:rPr>
+              <w:t>780</w:t>
+            </w:r>
+          </w:p>
+        </w:tc>
+      </w:tr>
+      <w:tr>
+        <w:tc>
+          <w:tcPr>
+            <w:tcW w:type="dxa" w:w="1728"/>
+          </w:tcPr>
+          <w:p>
+            <w:r/>
+            <w:r>
+              <w:rPr>
+                <w:sz w:val="18"/>
+              </w:rPr>
+              <w:t>**認知症高齢者数（人）**</w:t>
+            </w:r>
+          </w:p>
+        </w:tc>
+        <w:tc>
+          <w:tcPr>
+            <w:tcW w:type="dxa" w:w="1728"/>
+          </w:tcPr>
+          <w:p>
+            <w:r/>
+            <w:r>
+              <w:rPr>
+                <w:sz w:val="18"/>
+              </w:rPr>
+              <w:t>**335**</w:t>
+            </w:r>
+          </w:p>
+        </w:tc>
+        <w:tc>
+          <w:tcPr>
+            <w:tcW w:type="dxa" w:w="1728"/>
+          </w:tcPr>
+          <w:p>
+            <w:r/>
+            <w:r>
+              <w:rPr>
+                <w:sz w:val="18"/>
+              </w:rPr>
+              <w:t>**335**</w:t>
+            </w:r>
+          </w:p>
+        </w:tc>
+        <w:tc>
+          <w:tcPr>
+            <w:tcW w:type="dxa" w:w="1728"/>
+          </w:tcPr>
+          <w:p>
+            <w:r/>
+            <w:r>
+              <w:rPr>
+                <w:sz w:val="18"/>
+              </w:rPr>
+              <w:t>**335**</w:t>
+            </w:r>
+          </w:p>
+        </w:tc>
+        <w:tc>
+          <w:tcPr>
+            <w:tcW w:type="dxa" w:w="1728"/>
+          </w:tcPr>
+          <w:p>
+            <w:r/>
+            <w:r>
+              <w:rPr>
+                <w:sz w:val="18"/>
+              </w:rPr>
+              <w:t>**334**</w:t>
+            </w:r>
+          </w:p>
+        </w:tc>
+      </w:tr>
+      <w:tr>
+        <w:tc>
+          <w:tcPr>
+            <w:tcW w:type="dxa" w:w="1728"/>
+          </w:tcPr>
+          <w:p>
+            <w:r/>
+            <w:r>
+              <w:rPr>
+                <w:sz w:val="18"/>
+              </w:rPr>
+              <w:t>対認定者</w:t>
+            </w:r>
+          </w:p>
+        </w:tc>
+        <w:tc>
+          <w:tcPr>
+            <w:tcW w:type="dxa" w:w="1728"/>
+          </w:tcPr>
+          <w:p>
+            <w:r/>
+            <w:r>
+              <w:rPr>
+                <w:sz w:val="18"/>
+              </w:rPr>
+              <w:t>42.8％</w:t>
+            </w:r>
+          </w:p>
+        </w:tc>
+        <w:tc>
+          <w:tcPr>
+            <w:tcW w:type="dxa" w:w="1728"/>
+          </w:tcPr>
+          <w:p>
+            <w:r/>
+            <w:r>
+              <w:rPr>
+                <w:sz w:val="18"/>
+              </w:rPr>
+              <w:t>42.8％</w:t>
+            </w:r>
+          </w:p>
+        </w:tc>
+        <w:tc>
+          <w:tcPr>
+            <w:tcW w:type="dxa" w:w="1728"/>
+          </w:tcPr>
+          <w:p>
+            <w:r/>
+            <w:r>
+              <w:rPr>
+                <w:sz w:val="18"/>
+              </w:rPr>
+              <w:t>42.8％</w:t>
+            </w:r>
+          </w:p>
+        </w:tc>
+        <w:tc>
+          <w:tcPr>
+            <w:tcW w:type="dxa" w:w="1728"/>
+          </w:tcPr>
+          <w:p>
+            <w:r/>
+            <w:r>
+              <w:rPr>
+                <w:sz w:val="18"/>
+              </w:rPr>
+              <w:t>42.8％</w:t>
+            </w:r>
+          </w:p>
+        </w:tc>
+      </w:tr>
+    </w:tbl>
+    <w:p>
+      <w:r>
+        <w:rPr>
+          <w:i/>
+          <w:sz w:val="18"/>
+        </w:rPr>
+        <w:t>資料：地域包括ケア「見える化」システム。**令和6年10月末の認知症高齢者の日常生活自立度はⅡa 148人、Ⅱb 177人、Ⅳ 47人、M 29人で、計401人。認定者936人に対し42.8％です。****※ 受領している資料には自立度Ⅲa・Ⅲbの値がないため、上表は本来必要な「自立度Ⅱ以上」の下限です。**見える化システムのＢ7（認知症高齢者自立度の状況）の出力により確定します。**※ 率の分母となる令和6年10月末の認定者936人は、令和7年9月に生じた認定者数の断層より前の値です。**断層では重度ほど減少幅が大きい傾向が現れており（本章1）、自立度の構成も変わっている可能性があります。このため上表は実態把握の目安であり、サービス見込量の算定には用いていません（第4章③）。</w:t>
       </w:r>
     </w:p>
     <w:p/>
@@ -19164,17 +19895,27 @@
     </w:p>
     <w:p>
       <w:r>
-        <w:t>本節は、共生社会の実現を推進するための認知症基本法に基づく**市町村認知症施策推進計画**を兼ねます。</w:t>
+        <w:t>本節は、共生社会の実現を推進するための認知症基本法第13条第1項に基づく**市町村認知症施策推進計画**を兼ねます。施策は同法第3条の基本理念にのっとり、同法第14条から第21条までの基本的施策に対応させて組み立てます。</w:t>
       </w:r>
     </w:p>
     <w:p>
       <w:r>
-        <w:t>【現状と課題】本町の認知症高齢者は増加しています。認知症高齢者の日常生活自立度Ⅱa以上の方は68人から148人へ、Mの方は7人から29人へ増加しました。在宅介護実態調査では、要介護認定者が現在抱えている傷病のうち認知症が20.8％で最多であり、主な介護者が不安に感じる介護も「認知症状への対応」が33.0％で最多です。</w:t>
+        <w:t>【現状と課題】本町の認知症高齢者は増加しています。認知症高齢者の日常生活自立度Ⅱaの方は**平成24年4月末の68人から令和6年10月末の148人**へ、Mの方は7人から29人へ増加しました。</w:t>
       </w:r>
     </w:p>
     <w:p>
       <w:r>
-        <w:t>体制面では、認知症地域支援推進員を1人から4人に増員しました（県内19位）。**しかし、認知症初期集中支援チームの訪問実績は0件、認知症カフェは1か所で横ばいとなっています。**</w:t>
+        <w:t>**ただし、同じ期間に認定者数そのものが635人から936人へ1.47倍になっている点に注意が要ります。**認定者に占める割合でみると、Ⅱaは10.7％から15.8％、Mは1.1％から3.1％へ上がる一方、Ⅱbは23.1％から18.9％へ下がっており、人数の増加のうち一定部分は認定者数そのものの増加によるものです。</w:t>
+      </w:r>
+    </w:p>
+    <w:p>
+      <w:r>
+        <w:t>在宅介護実態調査では、要介護認定者が現在抱えている傷病のうち認知症が20.8％で最多であり、主な介護者が不安に感じる介護も「認知症状への対応」が33.0％で最多です。</w:t>
+      </w:r>
+    </w:p>
+    <w:p>
+      <w:r>
+        <w:t>体制面では、認知症地域支援推進員を**令和3年3月の1人から令和6年3月の4人**へ増員しました（県内59市町村中19位。中央値3人）。**しかし、認知症初期集中支援チームの訪問実績は令和5年度で0件、認知症カフェは令和6年4月で1か所と横ばいです。**訪問実績が0件なのは59市町村のうち30団体で中央値も0件であり、小規模な町村では対象事案が年に数件にとどまるため、**件数そのものよりも対象者の把握経路が機能しているかが問われます。**</w:t>
       </w:r>
     </w:p>
     <w:p>
@@ -19211,7 +19952,7 @@
                 <w:b/>
                 <w:sz w:val="18"/>
               </w:rPr>
-              <w:t>国の施策の柱</w:t>
+              <w:t>認知症基本法の基本的施策</w:t>
             </w:r>
           </w:p>
         </w:tc>
@@ -19259,21 +20000,21 @@
               <w:rPr>
                 <w:sz w:val="18"/>
               </w:rPr>
-              <w:t>普及啓発・本人発信支援</w:t>
-            </w:r>
-          </w:p>
-        </w:tc>
-        <w:tc>
-          <w:tcPr>
-            <w:tcW w:type="dxa" w:w="2880"/>
-          </w:tcPr>
-          <w:p>
-            <w:r/>
-            <w:r>
-              <w:rPr>
-                <w:sz w:val="18"/>
-              </w:rPr>
-              <w:t>**相談窓口の周知**、認知症に関する情報提供、認知症サポーター養成講座、チームオレンジ</w:t>
+              <w:t>**第14条**　認知症の人に関する国民の理解の増進等</w:t>
+            </w:r>
+          </w:p>
+        </w:tc>
+        <w:tc>
+          <w:tcPr>
+            <w:tcW w:type="dxa" w:w="2880"/>
+          </w:tcPr>
+          <w:p>
+            <w:r/>
+            <w:r>
+              <w:rPr>
+                <w:sz w:val="18"/>
+              </w:rPr>
+              <w:t>**相談窓口の周知**、認知症に関する情報提供、認知症サポーター養成講座（**小中学校を含む**）、チームオレンジ</w:t>
             </w:r>
           </w:p>
         </w:tc>
@@ -19303,35 +20044,35 @@
               <w:rPr>
                 <w:sz w:val="18"/>
               </w:rPr>
-              <w:t>予防</w:t>
-            </w:r>
-          </w:p>
-        </w:tc>
-        <w:tc>
-          <w:tcPr>
-            <w:tcW w:type="dxa" w:w="2880"/>
-          </w:tcPr>
-          <w:p>
-            <w:r/>
-            <w:r>
-              <w:rPr>
-                <w:sz w:val="18"/>
-              </w:rPr>
-              <w:t>認知機能低下のリスクの把握、通いの場等での予防活動</w:t>
-            </w:r>
-          </w:p>
-        </w:tc>
-        <w:tc>
-          <w:tcPr>
-            <w:tcW w:type="dxa" w:w="2880"/>
-          </w:tcPr>
-          <w:p>
-            <w:r/>
-            <w:r>
-              <w:rPr>
-                <w:sz w:val="18"/>
-              </w:rPr>
-              <w:t>認知機能の低下は65〜69歳で39.1％が該当。早い段階からの取組</w:t>
+              <w:t>**第15条**　認知症の人の生活におけるバリアフリー化の推進</w:t>
+            </w:r>
+          </w:p>
+        </w:tc>
+        <w:tc>
+          <w:tcPr>
+            <w:tcW w:type="dxa" w:w="2880"/>
+          </w:tcPr>
+          <w:p>
+            <w:r/>
+            <w:r>
+              <w:rPr>
+                <w:sz w:val="18"/>
+              </w:rPr>
+              <w:t>**移動のための交通手段の確保**、見守りネットワーク、認知症の人に対応できる事業者の裾野の拡大</w:t>
+            </w:r>
+          </w:p>
+        </w:tc>
+        <w:tc>
+          <w:tcPr>
+            <w:tcW w:type="dxa" w:w="2880"/>
+          </w:tcPr>
+          <w:p>
+            <w:r/>
+            <w:r>
+              <w:rPr>
+                <w:sz w:val="18"/>
+              </w:rPr>
+              <w:t>**同条は交通手段の確保を名指ししています。**本町の外出支援・移動手段の施策（基本目標2）と接続させます。地域での見守りは第3期地域福祉計画が担います</w:t>
             </w:r>
           </w:p>
         </w:tc>
@@ -19347,35 +20088,35 @@
               <w:rPr>
                 <w:sz w:val="18"/>
               </w:rPr>
-              <w:t>医療・ケア・介護サービス・介護者への支援</w:t>
-            </w:r>
-          </w:p>
-        </w:tc>
-        <w:tc>
-          <w:tcPr>
-            <w:tcW w:type="dxa" w:w="2880"/>
-          </w:tcPr>
-          <w:p>
-            <w:r/>
-            <w:r>
-              <w:rPr>
-                <w:sz w:val="18"/>
-              </w:rPr>
-              <w:t>**認知症初期集中支援チーム**、認知症地域支援推進員、かかりつけ医・認知症サポート医との連携、認知症ケアパス</w:t>
-            </w:r>
-          </w:p>
-        </w:tc>
-        <w:tc>
-          <w:tcPr>
-            <w:tcW w:type="dxa" w:w="2880"/>
-          </w:tcPr>
-          <w:p>
-            <w:r/>
-            <w:r>
-              <w:rPr>
-                <w:sz w:val="18"/>
-              </w:rPr>
-              <w:t>訪問実績0件の解消。相談窓口の周知と一体で進める</w:t>
+              <w:t>**第16条**　認知症の人の社会参加の機会の確保等</w:t>
+            </w:r>
+          </w:p>
+        </w:tc>
+        <w:tc>
+          <w:tcPr>
+            <w:tcW w:type="dxa" w:w="2880"/>
+          </w:tcPr>
+          <w:p>
+            <w:r/>
+            <w:r>
+              <w:rPr>
+                <w:sz w:val="18"/>
+              </w:rPr>
+              <w:t>本人が経験を語る機会の確保（本人発信支援）、通いの場等への参加、**若年性認知症の人への支援**</w:t>
+            </w:r>
+          </w:p>
+        </w:tc>
+        <w:tc>
+          <w:tcPr>
+            <w:tcW w:type="dxa" w:w="2880"/>
+          </w:tcPr>
+          <w:p>
+            <w:r/>
+            <w:r>
+              <w:rPr>
+                <w:sz w:val="18"/>
+              </w:rPr>
+              <w:t>**若年性認知症（65歳未満）は同条第2項が名指しする対象です。**本町の第2号被保険者の認定者は令和8年3月末で9人であり、町内の把握状況は【町データ待ち】。就労の継続については事業主への啓発を含みます</w:t>
             </w:r>
           </w:p>
         </w:tc>
@@ -19391,35 +20132,35 @@
               <w:rPr>
                 <w:sz w:val="18"/>
               </w:rPr>
-              <w:t>認知症の人の日常生活・社会生活における障壁の除去</w:t>
-            </w:r>
-          </w:p>
-        </w:tc>
-        <w:tc>
-          <w:tcPr>
-            <w:tcW w:type="dxa" w:w="2880"/>
-          </w:tcPr>
-          <w:p>
-            <w:r/>
-            <w:r>
-              <w:rPr>
-                <w:sz w:val="18"/>
-              </w:rPr>
-              <w:t>認知症カフェ、見守り、意思決定支援</w:t>
-            </w:r>
-          </w:p>
-        </w:tc>
-        <w:tc>
-          <w:tcPr>
-            <w:tcW w:type="dxa" w:w="2880"/>
-          </w:tcPr>
-          <w:p>
-            <w:r/>
-            <w:r>
-              <w:rPr>
-                <w:sz w:val="18"/>
-              </w:rPr>
-              <w:t>**地域での見守りは第3期地域福祉計画が担う。**本計画は初期集中支援・推進員・カフェ・医療連携を担う。意思決定支援は成年後見制度利用促進基本計画と連携</w:t>
+              <w:t>**第17条**　認知症の人の意思決定の支援及び権利利益の保護</w:t>
+            </w:r>
+          </w:p>
+        </w:tc>
+        <w:tc>
+          <w:tcPr>
+            <w:tcW w:type="dxa" w:w="2880"/>
+          </w:tcPr>
+          <w:p>
+            <w:r/>
+            <w:r>
+              <w:rPr>
+                <w:sz w:val="18"/>
+              </w:rPr>
+              <w:t>意思決定支援、成年後見制度の利用促進、**消費生活における被害の防止**</w:t>
+            </w:r>
+          </w:p>
+        </w:tc>
+        <w:tc>
+          <w:tcPr>
+            <w:tcW w:type="dxa" w:w="2880"/>
+          </w:tcPr>
+          <w:p>
+            <w:r/>
+            <w:r>
+              <w:rPr>
+                <w:sz w:val="18"/>
+              </w:rPr>
+              <w:t>成年後見制度利用促進基本計画と連携します。**消費生活被害の防止は同条が名指しする事項であり、消費生活相談と見守りネットワークをつなぎます**</w:t>
             </w:r>
           </w:p>
         </w:tc>
@@ -19435,40 +20176,181 @@
               <w:rPr>
                 <w:sz w:val="18"/>
               </w:rPr>
-              <w:t>研究開発・産業促進・国際展開</w:t>
-            </w:r>
-          </w:p>
-        </w:tc>
-        <w:tc>
-          <w:tcPr>
-            <w:tcW w:type="dxa" w:w="2880"/>
-          </w:tcPr>
-          <w:p>
-            <w:r/>
-            <w:r>
-              <w:rPr>
-                <w:sz w:val="18"/>
-              </w:rPr>
-              <w:t>―</w:t>
-            </w:r>
-          </w:p>
-        </w:tc>
-        <w:tc>
-          <w:tcPr>
-            <w:tcW w:type="dxa" w:w="2880"/>
-          </w:tcPr>
-          <w:p>
-            <w:r/>
-            <w:r>
-              <w:rPr>
-                <w:sz w:val="18"/>
-              </w:rPr>
-              <w:t>町の役割は限定的</w:t>
+              <w:t>**第18条**　保健医療サービス及び福祉サービスの提供体制の整備等</w:t>
+            </w:r>
+          </w:p>
+        </w:tc>
+        <w:tc>
+          <w:tcPr>
+            <w:tcW w:type="dxa" w:w="2880"/>
+          </w:tcPr>
+          <w:p>
+            <w:r/>
+            <w:r>
+              <w:rPr>
+                <w:sz w:val="18"/>
+              </w:rPr>
+              <w:t>**認知症初期集中支援チーム**、認知症地域支援推進員、かかりつけ医・認知症サポート医との連携、認知症ケアパス、認知症介護の研修</w:t>
+            </w:r>
+          </w:p>
+        </w:tc>
+        <w:tc>
+          <w:tcPr>
+            <w:tcW w:type="dxa" w:w="2880"/>
+          </w:tcPr>
+          <w:p>
+            <w:r/>
+            <w:r>
+              <w:rPr>
+                <w:sz w:val="18"/>
+              </w:rPr>
+              <w:t>体制はすでに整っており、課題は活動実績です。**対象者の把握経路（医療機関・地域包括支援センター・民生委員からの連絡）が機能しているかを点検します**</w:t>
+            </w:r>
+          </w:p>
+        </w:tc>
+      </w:tr>
+      <w:tr>
+        <w:tc>
+          <w:tcPr>
+            <w:tcW w:type="dxa" w:w="2880"/>
+          </w:tcPr>
+          <w:p>
+            <w:r/>
+            <w:r>
+              <w:rPr>
+                <w:sz w:val="18"/>
+              </w:rPr>
+              <w:t>**第19条**　相談体制の整備等</w:t>
+            </w:r>
+          </w:p>
+        </w:tc>
+        <w:tc>
+          <w:tcPr>
+            <w:tcW w:type="dxa" w:w="2880"/>
+          </w:tcPr>
+          <w:p>
+            <w:r/>
+            <w:r>
+              <w:rPr>
+                <w:sz w:val="18"/>
+              </w:rPr>
+              <w:t>総合相談窓口、**認知症カフェ**、家族介護者の交流、**孤立の防止**</w:t>
+            </w:r>
+          </w:p>
+        </w:tc>
+        <w:tc>
+          <w:tcPr>
+            <w:tcW w:type="dxa" w:w="2880"/>
+          </w:tcPr>
+          <w:p>
+            <w:r/>
+            <w:r>
+              <w:rPr>
+                <w:sz w:val="18"/>
+              </w:rPr>
+              <w:t>**同条第2項は、本人・家族等が互いに支え合う交流活動への支援と孤立の防止を求めています。**認知症カフェをこの位置づけで運営します</w:t>
+            </w:r>
+          </w:p>
+        </w:tc>
+      </w:tr>
+      <w:tr>
+        <w:tc>
+          <w:tcPr>
+            <w:tcW w:type="dxa" w:w="2880"/>
+          </w:tcPr>
+          <w:p>
+            <w:r/>
+            <w:r>
+              <w:rPr>
+                <w:sz w:val="18"/>
+              </w:rPr>
+              <w:t>**第20条**　研究等の推進等</w:t>
+            </w:r>
+          </w:p>
+        </w:tc>
+        <w:tc>
+          <w:tcPr>
+            <w:tcW w:type="dxa" w:w="2880"/>
+          </w:tcPr>
+          <w:p>
+            <w:r/>
+            <w:r>
+              <w:rPr>
+                <w:sz w:val="18"/>
+              </w:rPr>
+              <w:t>本人・家族の実態の把握、次期調査への反映</w:t>
+            </w:r>
+          </w:p>
+        </w:tc>
+        <w:tc>
+          <w:tcPr>
+            <w:tcW w:type="dxa" w:w="2880"/>
+          </w:tcPr>
+          <w:p>
+            <w:r/>
+            <w:r>
+              <w:rPr>
+                <w:sz w:val="18"/>
+              </w:rPr>
+              <w:t>基礎研究・臨床研究は国の役割です。**同条第2項は、社会参加の在り方や社会環境の整備についての調査研究を地方公共団体にも求めており、本町の役割は実態の把握にあります**</w:t>
+            </w:r>
+          </w:p>
+        </w:tc>
+      </w:tr>
+      <w:tr>
+        <w:tc>
+          <w:tcPr>
+            <w:tcW w:type="dxa" w:w="2880"/>
+          </w:tcPr>
+          <w:p>
+            <w:r/>
+            <w:r>
+              <w:rPr>
+                <w:sz w:val="18"/>
+              </w:rPr>
+              <w:t>**第21条**　認知症の予防等</w:t>
+            </w:r>
+          </w:p>
+        </w:tc>
+        <w:tc>
+          <w:tcPr>
+            <w:tcW w:type="dxa" w:w="2880"/>
+          </w:tcPr>
+          <w:p>
+            <w:r/>
+            <w:r>
+              <w:rPr>
+                <w:sz w:val="18"/>
+              </w:rPr>
+              <w:t>認知機能低下のリスクの把握、通いの場等での予防活動、早期発見・早期診断・早期対応</w:t>
+            </w:r>
+          </w:p>
+        </w:tc>
+        <w:tc>
+          <w:tcPr>
+            <w:tcW w:type="dxa" w:w="2880"/>
+          </w:tcPr>
+          <w:p>
+            <w:r/>
+            <w:r>
+              <w:rPr>
+                <w:sz w:val="18"/>
+              </w:rPr>
+              <w:t>認知機能の低下は65〜69歳で39.1％が該当。早い段階からの取組。**同条第2項は地域包括支援センター・医療機関・民間団体の連携協力体制の整備を求めています**</w:t>
             </w:r>
           </w:p>
         </w:tc>
       </w:tr>
     </w:tbl>
+    <w:p>
+      <w:r>
+        <w:rPr>
+          <w:i/>
+          <w:sz w:val="18"/>
+        </w:rPr>
+        <w:t>※ 第9期までは認知症施策推進大綱（令和元年）の5本柱（普及啓発・本人発信支援／予防／医療・ケア・介護サービス・介護者への支援／認知症バリアフリーの推進・若年性認知症の人への支援・社会参加支援／研究開発・産業促進・国際展開）で整理していました。**第10期は、認知症基本法の基本的施策の条立てに組み替えています。**大綱の柱では落ちていた若年性認知症・移動のための交通手段の確保・消費生活被害の防止・孤立の防止が、法では名指しされているためです。</w:t>
+      </w:r>
+    </w:p>
     <w:tbl>
       <w:tblPr>
         <w:tblStyle w:val="TableGrid"/>
@@ -19555,7 +20437,7 @@
               <w:rPr>
                 <w:sz w:val="18"/>
               </w:rPr>
-              <w:t>**33.2％**</w:t>
+              <w:t>**33.2％（令和7年度調査）**</w:t>
             </w:r>
           </w:p>
         </w:tc>
@@ -19585,21 +20467,21 @@
               <w:rPr>
                 <w:sz w:val="18"/>
               </w:rPr>
-              <w:t>認知症初期集中支援チームの訪問実績</w:t>
-            </w:r>
-          </w:p>
-        </w:tc>
-        <w:tc>
-          <w:tcPr>
-            <w:tcW w:type="dxa" w:w="2880"/>
-          </w:tcPr>
-          <w:p>
-            <w:r/>
-            <w:r>
-              <w:rPr>
-                <w:sz w:val="18"/>
-              </w:rPr>
-              <w:t>0件</w:t>
+              <w:t>認知症初期集中支援チームの対象者の把握件数</w:t>
+            </w:r>
+          </w:p>
+        </w:tc>
+        <w:tc>
+          <w:tcPr>
+            <w:tcW w:type="dxa" w:w="2880"/>
+          </w:tcPr>
+          <w:p>
+            <w:r/>
+            <w:r>
+              <w:rPr>
+                <w:sz w:val="18"/>
+              </w:rPr>
+              <w:t>訪問実績0件（令和5年度）</w:t>
             </w:r>
           </w:p>
         </w:tc>
@@ -19643,7 +20525,7 @@
               <w:rPr>
                 <w:sz w:val="18"/>
               </w:rPr>
-              <w:t>配置4人</w:t>
+              <w:t>配置4人（令和6年3月）</w:t>
             </w:r>
           </w:p>
         </w:tc>
@@ -19687,7 +20569,7 @@
               <w:rPr>
                 <w:sz w:val="18"/>
               </w:rPr>
-              <w:t>1か所</w:t>
+              <w:t>1か所（令和6年4月）</w:t>
             </w:r>
           </w:p>
         </w:tc>
@@ -19757,7 +20639,25 @@
           <w:i/>
           <w:sz w:val="18"/>
         </w:rPr>
+        <w:t>※ 初期集中支援チームの指標は、訪問件数ではなく**対象者の把握件数**で置きます。訪問実績0件は県内59市町村のうち30団体に共通しており、件数を目標にすると件数を作ることが目的化するためです。</w:t>
+      </w:r>
+    </w:p>
+    <w:p>
+      <w:r>
+        <w:rPr>
+          <w:i/>
+          <w:sz w:val="18"/>
+        </w:rPr>
         <w:t>※ 資料編に、認知症施策推進基本計画の各項目と本計画の対応表を掲載します。</w:t>
+      </w:r>
+    </w:p>
+    <w:p>
+      <w:r>
+        <w:rPr>
+          <w:i/>
+          <w:sz w:val="18"/>
+        </w:rPr>
+        <w:t>※ 本計画の策定にあたり認知症の人及びその家族等の意見を聴いた方法は【町データ待ち】。認知症基本法第13条第3項が準用する第12条第3項は、市町村計画の案の作成にあたり**認知症の人及び家族等の意見を聴くよう努める**こととしています。策定委員会の委員構成のほか、家族会・認知症カフェでの意見聴取の機会を設けるかを検討します。</w:t>
       </w:r>
     </w:p>
     <w:p>
@@ -33996,7 +34896,60 @@
           </w:p>
         </w:tc>
       </w:tr>
+      <w:tr>
+        <w:tc>
+          <w:tcPr>
+            <w:tcW w:type="dxa" w:w="2880"/>
+          </w:tcPr>
+          <w:p>
+            <w:r/>
+            <w:r>
+              <w:rPr>
+                <w:sz w:val="18"/>
+              </w:rPr>
+              <w:t>**認知症施策の実施状況**</w:t>
+            </w:r>
+          </w:p>
+        </w:tc>
+        <w:tc>
+          <w:tcPr>
+            <w:tcW w:type="dxa" w:w="2880"/>
+          </w:tcPr>
+          <w:p>
+            <w:r/>
+            <w:r>
+              <w:rPr>
+                <w:sz w:val="18"/>
+              </w:rPr>
+              <w:t>**第4章③に掲げた施策の実施状況。初期集中支援チームの対象者の把握、推進員の活動、カフェ、相談窓口の認知度**</w:t>
+            </w:r>
+          </w:p>
+        </w:tc>
+        <w:tc>
+          <w:tcPr>
+            <w:tcW w:type="dxa" w:w="2880"/>
+          </w:tcPr>
+          <w:p>
+            <w:r/>
+            <w:r>
+              <w:rPr>
+                <w:sz w:val="18"/>
+              </w:rPr>
+              <w:t>事業実績、見える化システム、次期調査</w:t>
+            </w:r>
+          </w:p>
+        </w:tc>
+      </w:tr>
     </w:tbl>
+    <w:p>
+      <w:r>
+        <w:rPr>
+          <w:i/>
+          <w:sz w:val="18"/>
+        </w:rPr>
+        <w:t>※ 認知症施策の実施状況を独立した点検項目としました。**認知症基本法第13条第3項が準用する第12条第5項は、市町村計画に基づいて実施する施策の実施状況の評価を適時に行い、その結果をインターネットの利用その他適切な方法により公表するよう努めることを求めています。**同条第7項により、評価結果の取りまとめにあたっては認知症の人及びその家族等の意見を聴くよう努めることとされています。本町では、毎年度の点検結果を協議会に報告するとともに町ホームページで公表します。</w:t>
+      </w:r>
+    </w:p>
     <w:p>
       <w:r>
         <w:rPr>

--- a/小野町_引継ぎ_整理済/03_計画素案/小野町高齢者保健福祉計画_第10期介護保険事業計画_素案_第4版_20260915.docx
+++ b/小野町_引継ぎ_整理済/03_計画素案/小野町高齢者保健福祉計画_第10期介護保険事業計画_素案_第4版_20260915.docx
@@ -306,7 +306,7 @@
     </w:p>
     <w:p>
       <w:r>
-        <w:t>本素案には確定していない箇所が101あります。**第2版（令和8年8月5日）では158箇所ありましたが、令和8年9月に介護保険事業状況報告（年報）令和3〜7年度、国保連合会業務統計表（月報）、第10期将来推計用推計人口を受領したことにより57箇所が解消しました。**とくに第2章6の将来推計（被保険者数・認定者数）と第4章のサービス見込量・給付費・保険料が確定しています。</w:t>
+        <w:t>本素案には確定していない箇所が102あります。**第2版（令和8年8月5日）では158箇所ありましたが、令和8年9月に介護保険事業状況報告（年報）令和3〜7年度、国保連合会業務統計表（月報）、第10期将来推計用推計人口を受領したことにより56箇所が解消しました。**とくに第2章6の将来推計（被保険者数・認定者数）と第4章のサービス見込量・給付費・保険料が確定しています。</w:t>
       </w:r>
     </w:p>
     <w:p>
@@ -320,7 +320,7 @@
     </w:p>
     <w:p>
       <w:r>
-        <w:t>**残る箇所の性格は一様ではないため、次の5区分に分けて表示しています。****町からのデータ受領を待っているのは39箇所（38.6％）で、最も多いのは協議会で設定する成果指標の目標値39箇所（38.6％）です。**</w:t>
+        <w:t>**残る箇所の性格は一様ではないため、次の5区分に分けて表示しています。****町からのデータ受領を待っているのは40箇所（39.2％）で、最も多いのは協議会で設定する成果指標の目標値39箇所（38.2％）です。**</w:t>
       </w:r>
     </w:p>
     <w:tbl>
@@ -471,7 +471,7 @@
               <w:rPr>
                 <w:sz w:val="18"/>
               </w:rPr>
-              <w:t>38.6％</w:t>
+              <w:t>38.2％</w:t>
             </w:r>
           </w:p>
         </w:tc>
@@ -529,7 +529,7 @@
               <w:rPr>
                 <w:sz w:val="18"/>
               </w:rPr>
-              <w:t>**39**</w:t>
+              <w:t>**40**</w:t>
             </w:r>
           </w:p>
         </w:tc>
@@ -543,7 +543,7 @@
               <w:rPr>
                 <w:sz w:val="18"/>
               </w:rPr>
-              <w:t>**38.6％**</w:t>
+              <w:t>**39.2％**</w:t>
             </w:r>
           </w:p>
         </w:tc>
@@ -615,7 +615,7 @@
               <w:rPr>
                 <w:sz w:val="18"/>
               </w:rPr>
-              <w:t>7.9％</w:t>
+              <w:t>7.8％</w:t>
             </w:r>
           </w:p>
         </w:tc>
@@ -687,7 +687,7 @@
               <w:rPr>
                 <w:sz w:val="18"/>
               </w:rPr>
-              <w:t>8.9％</w:t>
+              <w:t>8.8％</w:t>
             </w:r>
           </w:p>
         </w:tc>
@@ -32156,6 +32156,1090 @@
           <w:sz w:val="18"/>
         </w:rPr>
         <w:t>※ 単位：千円。実績は年報 様式4「５．介護保険特別会計経理状況」の歳出の決算額による。総合事業の事業別内訳は年報 様式4 にないため、国保連合会業務統計表（月報）の総合事業（Ａ１〜ＡＦ）で割り付けた。決算額と月報の差は審査支払手数料・高額介護予防サービス相当事業費等とみて「その他」に置いている。**※ 第10期は令和6年度決算の据え置きとした。**令和7年度は年報 様式4 が未入力で決算額が取れない。月報でみると総合事業は令和7年度が令和6年度の98.5％であり、据え置きは実勢をやや上回る安全側の置き方になる。**※ 一般介護予防事業費と包括的支援事業・任意事業費は事業別の内訳が様式4にも月報にもないため【町データ待ち】である。**</w:t>
+      </w:r>
+    </w:p>
+    <w:p/>
+    <w:p>
+      <w:r>
+        <w:t>地域支援事業については、費用のほかに各年度の**量**の見込みを定めます（介護保険法第117条第2項第2号）。</w:t>
+      </w:r>
+    </w:p>
+    <w:tbl>
+      <w:tblPr>
+        <w:tblStyle w:val="TableGrid"/>
+        <w:tblW w:type="auto" w:w="0"/>
+        <w:tblLook w:firstColumn="1" w:firstRow="1" w:lastColumn="0" w:lastRow="0" w:noHBand="0" w:noVBand="1" w:val="04A0"/>
+      </w:tblPr>
+      <w:tblGrid>
+        <w:gridCol w:w="1234"/>
+        <w:gridCol w:w="1234"/>
+        <w:gridCol w:w="1234"/>
+        <w:gridCol w:w="1234"/>
+        <w:gridCol w:w="1234"/>
+        <w:gridCol w:w="1234"/>
+        <w:gridCol w:w="1234"/>
+      </w:tblGrid>
+      <w:tr>
+        <w:tc>
+          <w:tcPr>
+            <w:tcW w:type="dxa" w:w="1234"/>
+          </w:tcPr>
+          <w:p>
+            <w:r/>
+            <w:r>
+              <w:rPr>
+                <w:rFonts w:ascii="游ゴシック" w:hAnsi="游ゴシック" w:eastAsia="游ゴシック"/>
+                <w:b/>
+                <w:sz w:val="18"/>
+              </w:rPr>
+              <w:t>区分</w:t>
+            </w:r>
+          </w:p>
+        </w:tc>
+        <w:tc>
+          <w:tcPr>
+            <w:tcW w:type="dxa" w:w="1234"/>
+          </w:tcPr>
+          <w:p>
+            <w:r/>
+            <w:r>
+              <w:rPr>
+                <w:rFonts w:ascii="游ゴシック" w:hAnsi="游ゴシック" w:eastAsia="游ゴシック"/>
+                <w:b/>
+                <w:sz w:val="18"/>
+              </w:rPr>
+              <w:t>事業</w:t>
+            </w:r>
+          </w:p>
+        </w:tc>
+        <w:tc>
+          <w:tcPr>
+            <w:tcW w:type="dxa" w:w="1234"/>
+          </w:tcPr>
+          <w:p>
+            <w:r/>
+            <w:r>
+              <w:rPr>
+                <w:rFonts w:ascii="游ゴシック" w:hAnsi="游ゴシック" w:eastAsia="游ゴシック"/>
+                <w:b/>
+                <w:sz w:val="18"/>
+              </w:rPr>
+              <w:t>単位</w:t>
+            </w:r>
+          </w:p>
+        </w:tc>
+        <w:tc>
+          <w:tcPr>
+            <w:tcW w:type="dxa" w:w="1234"/>
+          </w:tcPr>
+          <w:p>
+            <w:r/>
+            <w:r>
+              <w:rPr>
+                <w:rFonts w:ascii="游ゴシック" w:hAnsi="游ゴシック" w:eastAsia="游ゴシック"/>
+                <w:b/>
+                <w:sz w:val="18"/>
+              </w:rPr>
+              <w:t>令和7年度（実績）</w:t>
+            </w:r>
+          </w:p>
+        </w:tc>
+        <w:tc>
+          <w:tcPr>
+            <w:tcW w:type="dxa" w:w="1234"/>
+          </w:tcPr>
+          <w:p>
+            <w:r/>
+            <w:r>
+              <w:rPr>
+                <w:rFonts w:ascii="游ゴシック" w:hAnsi="游ゴシック" w:eastAsia="游ゴシック"/>
+                <w:b/>
+                <w:sz w:val="18"/>
+              </w:rPr>
+              <w:t>令和9年度</w:t>
+            </w:r>
+          </w:p>
+        </w:tc>
+        <w:tc>
+          <w:tcPr>
+            <w:tcW w:type="dxa" w:w="1234"/>
+          </w:tcPr>
+          <w:p>
+            <w:r/>
+            <w:r>
+              <w:rPr>
+                <w:rFonts w:ascii="游ゴシック" w:hAnsi="游ゴシック" w:eastAsia="游ゴシック"/>
+                <w:b/>
+                <w:sz w:val="18"/>
+              </w:rPr>
+              <w:t>令和10年度</w:t>
+            </w:r>
+          </w:p>
+        </w:tc>
+        <w:tc>
+          <w:tcPr>
+            <w:tcW w:type="dxa" w:w="1234"/>
+          </w:tcPr>
+          <w:p>
+            <w:r/>
+            <w:r>
+              <w:rPr>
+                <w:rFonts w:ascii="游ゴシック" w:hAnsi="游ゴシック" w:eastAsia="游ゴシック"/>
+                <w:b/>
+                <w:sz w:val="18"/>
+              </w:rPr>
+              <w:t>令和11年度</w:t>
+            </w:r>
+          </w:p>
+        </w:tc>
+      </w:tr>
+      <w:tr>
+        <w:tc>
+          <w:tcPr>
+            <w:tcW w:type="dxa" w:w="1234"/>
+          </w:tcPr>
+          <w:p>
+            <w:r/>
+            <w:r>
+              <w:rPr>
+                <w:sz w:val="18"/>
+              </w:rPr>
+              <w:t>総合事業</w:t>
+            </w:r>
+          </w:p>
+        </w:tc>
+        <w:tc>
+          <w:tcPr>
+            <w:tcW w:type="dxa" w:w="1234"/>
+          </w:tcPr>
+          <w:p>
+            <w:r/>
+            <w:r>
+              <w:rPr>
+                <w:sz w:val="18"/>
+              </w:rPr>
+              <w:t>訪問介護相当サービス</w:t>
+            </w:r>
+          </w:p>
+        </w:tc>
+        <w:tc>
+          <w:tcPr>
+            <w:tcW w:type="dxa" w:w="1234"/>
+          </w:tcPr>
+          <w:p>
+            <w:r/>
+            <w:r>
+              <w:rPr>
+                <w:sz w:val="18"/>
+              </w:rPr>
+              <w:t>1月あたり利用者数（人）</w:t>
+            </w:r>
+          </w:p>
+        </w:tc>
+        <w:tc>
+          <w:tcPr>
+            <w:tcW w:type="dxa" w:w="1234"/>
+          </w:tcPr>
+          <w:p>
+            <w:r/>
+            <w:r>
+              <w:rPr>
+                <w:sz w:val="18"/>
+              </w:rPr>
+              <w:t>24.5</w:t>
+            </w:r>
+          </w:p>
+        </w:tc>
+        <w:tc>
+          <w:tcPr>
+            <w:tcW w:type="dxa" w:w="1234"/>
+          </w:tcPr>
+          <w:p>
+            <w:r/>
+            <w:r>
+              <w:rPr>
+                <w:sz w:val="18"/>
+              </w:rPr>
+              <w:t>23.1</w:t>
+            </w:r>
+          </w:p>
+        </w:tc>
+        <w:tc>
+          <w:tcPr>
+            <w:tcW w:type="dxa" w:w="1234"/>
+          </w:tcPr>
+          <w:p>
+            <w:r/>
+            <w:r>
+              <w:rPr>
+                <w:sz w:val="18"/>
+              </w:rPr>
+              <w:t>23.1</w:t>
+            </w:r>
+          </w:p>
+        </w:tc>
+        <w:tc>
+          <w:tcPr>
+            <w:tcW w:type="dxa" w:w="1234"/>
+          </w:tcPr>
+          <w:p>
+            <w:r/>
+            <w:r>
+              <w:rPr>
+                <w:sz w:val="18"/>
+              </w:rPr>
+              <w:t>23.0</w:t>
+            </w:r>
+          </w:p>
+        </w:tc>
+      </w:tr>
+      <w:tr>
+        <w:tc>
+          <w:tcPr>
+            <w:tcW w:type="dxa" w:w="1234"/>
+          </w:tcPr>
+          <w:p>
+            <w:r/>
+            <w:r>
+              <w:rPr>
+                <w:sz w:val="18"/>
+              </w:rPr>
+              <w:t>総合事業</w:t>
+            </w:r>
+          </w:p>
+        </w:tc>
+        <w:tc>
+          <w:tcPr>
+            <w:tcW w:type="dxa" w:w="1234"/>
+          </w:tcPr>
+          <w:p>
+            <w:r/>
+            <w:r>
+              <w:rPr>
+                <w:sz w:val="18"/>
+              </w:rPr>
+              <w:t>通所介護相当サービス</w:t>
+            </w:r>
+          </w:p>
+        </w:tc>
+        <w:tc>
+          <w:tcPr>
+            <w:tcW w:type="dxa" w:w="1234"/>
+          </w:tcPr>
+          <w:p>
+            <w:r/>
+            <w:r>
+              <w:rPr>
+                <w:sz w:val="18"/>
+              </w:rPr>
+              <w:t>1月あたり利用者数（人）</w:t>
+            </w:r>
+          </w:p>
+        </w:tc>
+        <w:tc>
+          <w:tcPr>
+            <w:tcW w:type="dxa" w:w="1234"/>
+          </w:tcPr>
+          <w:p>
+            <w:r/>
+            <w:r>
+              <w:rPr>
+                <w:sz w:val="18"/>
+              </w:rPr>
+              <w:t>50.7</w:t>
+            </w:r>
+          </w:p>
+        </w:tc>
+        <w:tc>
+          <w:tcPr>
+            <w:tcW w:type="dxa" w:w="1234"/>
+          </w:tcPr>
+          <w:p>
+            <w:r/>
+            <w:r>
+              <w:rPr>
+                <w:sz w:val="18"/>
+              </w:rPr>
+              <w:t>50.7</w:t>
+            </w:r>
+          </w:p>
+        </w:tc>
+        <w:tc>
+          <w:tcPr>
+            <w:tcW w:type="dxa" w:w="1234"/>
+          </w:tcPr>
+          <w:p>
+            <w:r/>
+            <w:r>
+              <w:rPr>
+                <w:sz w:val="18"/>
+              </w:rPr>
+              <w:t>50.5</w:t>
+            </w:r>
+          </w:p>
+        </w:tc>
+        <w:tc>
+          <w:tcPr>
+            <w:tcW w:type="dxa" w:w="1234"/>
+          </w:tcPr>
+          <w:p>
+            <w:r/>
+            <w:r>
+              <w:rPr>
+                <w:sz w:val="18"/>
+              </w:rPr>
+              <w:t>50.4</w:t>
+            </w:r>
+          </w:p>
+        </w:tc>
+      </w:tr>
+      <w:tr>
+        <w:tc>
+          <w:tcPr>
+            <w:tcW w:type="dxa" w:w="1234"/>
+          </w:tcPr>
+          <w:p>
+            <w:r/>
+            <w:r>
+              <w:rPr>
+                <w:sz w:val="18"/>
+              </w:rPr>
+              <w:t>総合事業</w:t>
+            </w:r>
+          </w:p>
+        </w:tc>
+        <w:tc>
+          <w:tcPr>
+            <w:tcW w:type="dxa" w:w="1234"/>
+          </w:tcPr>
+          <w:p>
+            <w:r/>
+            <w:r>
+              <w:rPr>
+                <w:sz w:val="18"/>
+              </w:rPr>
+              <w:t>介護予防ケアマネジメント</w:t>
+            </w:r>
+          </w:p>
+        </w:tc>
+        <w:tc>
+          <w:tcPr>
+            <w:tcW w:type="dxa" w:w="1234"/>
+          </w:tcPr>
+          <w:p>
+            <w:r/>
+            <w:r>
+              <w:rPr>
+                <w:sz w:val="18"/>
+              </w:rPr>
+              <w:t>年間件数</w:t>
+            </w:r>
+          </w:p>
+        </w:tc>
+        <w:tc>
+          <w:tcPr>
+            <w:tcW w:type="dxa" w:w="1234"/>
+          </w:tcPr>
+          <w:p>
+            <w:r/>
+            <w:r>
+              <w:rPr>
+                <w:sz w:val="18"/>
+              </w:rPr>
+              <w:t>545.0</w:t>
+            </w:r>
+          </w:p>
+        </w:tc>
+        <w:tc>
+          <w:tcPr>
+            <w:tcW w:type="dxa" w:w="1234"/>
+          </w:tcPr>
+          <w:p>
+            <w:r/>
+            <w:r>
+              <w:rPr>
+                <w:sz w:val="18"/>
+              </w:rPr>
+              <w:t>552.6</w:t>
+            </w:r>
+          </w:p>
+        </w:tc>
+        <w:tc>
+          <w:tcPr>
+            <w:tcW w:type="dxa" w:w="1234"/>
+          </w:tcPr>
+          <w:p>
+            <w:r/>
+            <w:r>
+              <w:rPr>
+                <w:sz w:val="18"/>
+              </w:rPr>
+              <w:t>551.0</w:t>
+            </w:r>
+          </w:p>
+        </w:tc>
+        <w:tc>
+          <w:tcPr>
+            <w:tcW w:type="dxa" w:w="1234"/>
+          </w:tcPr>
+          <w:p>
+            <w:r/>
+            <w:r>
+              <w:rPr>
+                <w:sz w:val="18"/>
+              </w:rPr>
+              <w:t>549.4</w:t>
+            </w:r>
+          </w:p>
+        </w:tc>
+      </w:tr>
+    </w:tbl>
+    <w:p>
+      <w:r>
+        <w:t>このほか、次の13事業について量を定めます。いずれも町の事業実績を要するため、受領後に確定します（【町データ待ち】）。</w:t>
+      </w:r>
+    </w:p>
+    <w:tbl>
+      <w:tblPr>
+        <w:tblStyle w:val="TableGrid"/>
+        <w:tblW w:type="auto" w:w="0"/>
+        <w:tblLook w:firstColumn="1" w:firstRow="1" w:lastColumn="0" w:lastRow="0" w:noHBand="0" w:noVBand="1" w:val="04A0"/>
+      </w:tblPr>
+      <w:tblGrid>
+        <w:gridCol w:w="2880"/>
+        <w:gridCol w:w="2880"/>
+        <w:gridCol w:w="2880"/>
+      </w:tblGrid>
+      <w:tr>
+        <w:tc>
+          <w:tcPr>
+            <w:tcW w:type="dxa" w:w="2880"/>
+          </w:tcPr>
+          <w:p>
+            <w:r/>
+            <w:r>
+              <w:rPr>
+                <w:rFonts w:ascii="游ゴシック" w:hAnsi="游ゴシック" w:eastAsia="游ゴシック"/>
+                <w:b/>
+                <w:sz w:val="18"/>
+              </w:rPr>
+              <w:t>区分</w:t>
+            </w:r>
+          </w:p>
+        </w:tc>
+        <w:tc>
+          <w:tcPr>
+            <w:tcW w:type="dxa" w:w="2880"/>
+          </w:tcPr>
+          <w:p>
+            <w:r/>
+            <w:r>
+              <w:rPr>
+                <w:rFonts w:ascii="游ゴシック" w:hAnsi="游ゴシック" w:eastAsia="游ゴシック"/>
+                <w:b/>
+                <w:sz w:val="18"/>
+              </w:rPr>
+              <w:t>事業</w:t>
+            </w:r>
+          </w:p>
+        </w:tc>
+        <w:tc>
+          <w:tcPr>
+            <w:tcW w:type="dxa" w:w="2880"/>
+          </w:tcPr>
+          <w:p>
+            <w:r/>
+            <w:r>
+              <w:rPr>
+                <w:rFonts w:ascii="游ゴシック" w:hAnsi="游ゴシック" w:eastAsia="游ゴシック"/>
+                <w:b/>
+                <w:sz w:val="18"/>
+              </w:rPr>
+              <w:t>置く量の単位</w:t>
+            </w:r>
+          </w:p>
+        </w:tc>
+      </w:tr>
+      <w:tr>
+        <w:tc>
+          <w:tcPr>
+            <w:tcW w:type="dxa" w:w="2880"/>
+          </w:tcPr>
+          <w:p>
+            <w:r/>
+            <w:r>
+              <w:rPr>
+                <w:sz w:val="18"/>
+              </w:rPr>
+              <w:t>総合事業</w:t>
+            </w:r>
+          </w:p>
+        </w:tc>
+        <w:tc>
+          <w:tcPr>
+            <w:tcW w:type="dxa" w:w="2880"/>
+          </w:tcPr>
+          <w:p>
+            <w:r/>
+            <w:r>
+              <w:rPr>
+                <w:sz w:val="18"/>
+              </w:rPr>
+              <w:t>訪問型サービスA（緩和した基準）</w:t>
+            </w:r>
+          </w:p>
+        </w:tc>
+        <w:tc>
+          <w:tcPr>
+            <w:tcW w:type="dxa" w:w="2880"/>
+          </w:tcPr>
+          <w:p>
+            <w:r/>
+            <w:r>
+              <w:rPr>
+                <w:sz w:val="18"/>
+              </w:rPr>
+              <w:t>1月あたり利用者数（人）</w:t>
+            </w:r>
+          </w:p>
+        </w:tc>
+      </w:tr>
+      <w:tr>
+        <w:tc>
+          <w:tcPr>
+            <w:tcW w:type="dxa" w:w="2880"/>
+          </w:tcPr>
+          <w:p>
+            <w:r/>
+            <w:r>
+              <w:rPr>
+                <w:sz w:val="18"/>
+              </w:rPr>
+              <w:t>総合事業</w:t>
+            </w:r>
+          </w:p>
+        </w:tc>
+        <w:tc>
+          <w:tcPr>
+            <w:tcW w:type="dxa" w:w="2880"/>
+          </w:tcPr>
+          <w:p>
+            <w:r/>
+            <w:r>
+              <w:rPr>
+                <w:sz w:val="18"/>
+              </w:rPr>
+              <w:t>通所型サービスA（緩和した基準）</w:t>
+            </w:r>
+          </w:p>
+        </w:tc>
+        <w:tc>
+          <w:tcPr>
+            <w:tcW w:type="dxa" w:w="2880"/>
+          </w:tcPr>
+          <w:p>
+            <w:r/>
+            <w:r>
+              <w:rPr>
+                <w:sz w:val="18"/>
+              </w:rPr>
+              <w:t>1月あたり利用者数（人）</w:t>
+            </w:r>
+          </w:p>
+        </w:tc>
+      </w:tr>
+      <w:tr>
+        <w:tc>
+          <w:tcPr>
+            <w:tcW w:type="dxa" w:w="2880"/>
+          </w:tcPr>
+          <w:p>
+            <w:r/>
+            <w:r>
+              <w:rPr>
+                <w:sz w:val="18"/>
+              </w:rPr>
+              <w:t>総合事業</w:t>
+            </w:r>
+          </w:p>
+        </w:tc>
+        <w:tc>
+          <w:tcPr>
+            <w:tcW w:type="dxa" w:w="2880"/>
+          </w:tcPr>
+          <w:p>
+            <w:r/>
+            <w:r>
+              <w:rPr>
+                <w:sz w:val="18"/>
+              </w:rPr>
+              <w:t>その他の生活支援サービス</w:t>
+            </w:r>
+          </w:p>
+        </w:tc>
+        <w:tc>
+          <w:tcPr>
+            <w:tcW w:type="dxa" w:w="2880"/>
+          </w:tcPr>
+          <w:p>
+            <w:r/>
+            <w:r>
+              <w:rPr>
+                <w:sz w:val="18"/>
+              </w:rPr>
+              <w:t>年間延べ利用者数（人）</w:t>
+            </w:r>
+          </w:p>
+        </w:tc>
+      </w:tr>
+      <w:tr>
+        <w:tc>
+          <w:tcPr>
+            <w:tcW w:type="dxa" w:w="2880"/>
+          </w:tcPr>
+          <w:p>
+            <w:r/>
+            <w:r>
+              <w:rPr>
+                <w:sz w:val="18"/>
+              </w:rPr>
+              <w:t>一般介護予防事業</w:t>
+            </w:r>
+          </w:p>
+        </w:tc>
+        <w:tc>
+          <w:tcPr>
+            <w:tcW w:type="dxa" w:w="2880"/>
+          </w:tcPr>
+          <w:p>
+            <w:r/>
+            <w:r>
+              <w:rPr>
+                <w:sz w:val="18"/>
+              </w:rPr>
+              <w:t>介護予防普及啓発事業</w:t>
+            </w:r>
+          </w:p>
+        </w:tc>
+        <w:tc>
+          <w:tcPr>
+            <w:tcW w:type="dxa" w:w="2880"/>
+          </w:tcPr>
+          <w:p>
+            <w:r/>
+            <w:r>
+              <w:rPr>
+                <w:sz w:val="18"/>
+              </w:rPr>
+              <w:t>年間開催回数・延べ参加者数</w:t>
+            </w:r>
+          </w:p>
+        </w:tc>
+      </w:tr>
+      <w:tr>
+        <w:tc>
+          <w:tcPr>
+            <w:tcW w:type="dxa" w:w="2880"/>
+          </w:tcPr>
+          <w:p>
+            <w:r/>
+            <w:r>
+              <w:rPr>
+                <w:sz w:val="18"/>
+              </w:rPr>
+              <w:t>一般介護予防事業</w:t>
+            </w:r>
+          </w:p>
+        </w:tc>
+        <w:tc>
+          <w:tcPr>
+            <w:tcW w:type="dxa" w:w="2880"/>
+          </w:tcPr>
+          <w:p>
+            <w:r/>
+            <w:r>
+              <w:rPr>
+                <w:sz w:val="18"/>
+              </w:rPr>
+              <w:t>地域介護予防活動支援事業（通いの場）</w:t>
+            </w:r>
+          </w:p>
+        </w:tc>
+        <w:tc>
+          <w:tcPr>
+            <w:tcW w:type="dxa" w:w="2880"/>
+          </w:tcPr>
+          <w:p>
+            <w:r/>
+            <w:r>
+              <w:rPr>
+                <w:sz w:val="18"/>
+              </w:rPr>
+              <w:t>箇所数・年間延べ参加者数</w:t>
+            </w:r>
+          </w:p>
+        </w:tc>
+      </w:tr>
+      <w:tr>
+        <w:tc>
+          <w:tcPr>
+            <w:tcW w:type="dxa" w:w="2880"/>
+          </w:tcPr>
+          <w:p>
+            <w:r/>
+            <w:r>
+              <w:rPr>
+                <w:sz w:val="18"/>
+              </w:rPr>
+              <w:t>一般介護予防事業</w:t>
+            </w:r>
+          </w:p>
+        </w:tc>
+        <w:tc>
+          <w:tcPr>
+            <w:tcW w:type="dxa" w:w="2880"/>
+          </w:tcPr>
+          <w:p>
+            <w:r/>
+            <w:r>
+              <w:rPr>
+                <w:sz w:val="18"/>
+              </w:rPr>
+              <w:t>地域リハビリテーション活動支援事業</w:t>
+            </w:r>
+          </w:p>
+        </w:tc>
+        <w:tc>
+          <w:tcPr>
+            <w:tcW w:type="dxa" w:w="2880"/>
+          </w:tcPr>
+          <w:p>
+            <w:r/>
+            <w:r>
+              <w:rPr>
+                <w:sz w:val="18"/>
+              </w:rPr>
+              <w:t>年間派遣回数</w:t>
+            </w:r>
+          </w:p>
+        </w:tc>
+      </w:tr>
+      <w:tr>
+        <w:tc>
+          <w:tcPr>
+            <w:tcW w:type="dxa" w:w="2880"/>
+          </w:tcPr>
+          <w:p>
+            <w:r/>
+            <w:r>
+              <w:rPr>
+                <w:sz w:val="18"/>
+              </w:rPr>
+              <w:t>包括的支援事業</w:t>
+            </w:r>
+          </w:p>
+        </w:tc>
+        <w:tc>
+          <w:tcPr>
+            <w:tcW w:type="dxa" w:w="2880"/>
+          </w:tcPr>
+          <w:p>
+            <w:r/>
+            <w:r>
+              <w:rPr>
+                <w:sz w:val="18"/>
+              </w:rPr>
+              <w:t>総合相談支援業務</w:t>
+            </w:r>
+          </w:p>
+        </w:tc>
+        <w:tc>
+          <w:tcPr>
+            <w:tcW w:type="dxa" w:w="2880"/>
+          </w:tcPr>
+          <w:p>
+            <w:r/>
+            <w:r>
+              <w:rPr>
+                <w:sz w:val="18"/>
+              </w:rPr>
+              <w:t>年間相談件数</w:t>
+            </w:r>
+          </w:p>
+        </w:tc>
+      </w:tr>
+      <w:tr>
+        <w:tc>
+          <w:tcPr>
+            <w:tcW w:type="dxa" w:w="2880"/>
+          </w:tcPr>
+          <w:p>
+            <w:r/>
+            <w:r>
+              <w:rPr>
+                <w:sz w:val="18"/>
+              </w:rPr>
+              <w:t>包括的支援事業</w:t>
+            </w:r>
+          </w:p>
+        </w:tc>
+        <w:tc>
+          <w:tcPr>
+            <w:tcW w:type="dxa" w:w="2880"/>
+          </w:tcPr>
+          <w:p>
+            <w:r/>
+            <w:r>
+              <w:rPr>
+                <w:sz w:val="18"/>
+              </w:rPr>
+              <w:t>権利擁護業務</w:t>
+            </w:r>
+          </w:p>
+        </w:tc>
+        <w:tc>
+          <w:tcPr>
+            <w:tcW w:type="dxa" w:w="2880"/>
+          </w:tcPr>
+          <w:p>
+            <w:r/>
+            <w:r>
+              <w:rPr>
+                <w:sz w:val="18"/>
+              </w:rPr>
+              <w:t>年間対応件数</w:t>
+            </w:r>
+          </w:p>
+        </w:tc>
+      </w:tr>
+      <w:tr>
+        <w:tc>
+          <w:tcPr>
+            <w:tcW w:type="dxa" w:w="2880"/>
+          </w:tcPr>
+          <w:p>
+            <w:r/>
+            <w:r>
+              <w:rPr>
+                <w:sz w:val="18"/>
+              </w:rPr>
+              <w:t>包括的支援事業</w:t>
+            </w:r>
+          </w:p>
+        </w:tc>
+        <w:tc>
+          <w:tcPr>
+            <w:tcW w:type="dxa" w:w="2880"/>
+          </w:tcPr>
+          <w:p>
+            <w:r/>
+            <w:r>
+              <w:rPr>
+                <w:sz w:val="18"/>
+              </w:rPr>
+              <w:t>包括的・継続的ケアマネジメント支援業務</w:t>
+            </w:r>
+          </w:p>
+        </w:tc>
+        <w:tc>
+          <w:tcPr>
+            <w:tcW w:type="dxa" w:w="2880"/>
+          </w:tcPr>
+          <w:p>
+            <w:r/>
+            <w:r>
+              <w:rPr>
+                <w:sz w:val="18"/>
+              </w:rPr>
+              <w:t>地域ケア会議の年間開催回数</w:t>
+            </w:r>
+          </w:p>
+        </w:tc>
+      </w:tr>
+      <w:tr>
+        <w:tc>
+          <w:tcPr>
+            <w:tcW w:type="dxa" w:w="2880"/>
+          </w:tcPr>
+          <w:p>
+            <w:r/>
+            <w:r>
+              <w:rPr>
+                <w:sz w:val="18"/>
+              </w:rPr>
+              <w:t>包括的支援事業</w:t>
+            </w:r>
+          </w:p>
+        </w:tc>
+        <w:tc>
+          <w:tcPr>
+            <w:tcW w:type="dxa" w:w="2880"/>
+          </w:tcPr>
+          <w:p>
+            <w:r/>
+            <w:r>
+              <w:rPr>
+                <w:sz w:val="18"/>
+              </w:rPr>
+              <w:t>在宅医療・介護連携推進事業</w:t>
+            </w:r>
+          </w:p>
+        </w:tc>
+        <w:tc>
+          <w:tcPr>
+            <w:tcW w:type="dxa" w:w="2880"/>
+          </w:tcPr>
+          <w:p>
+            <w:r/>
+            <w:r>
+              <w:rPr>
+                <w:sz w:val="18"/>
+              </w:rPr>
+              <w:t>年間相談件数・研修回数</w:t>
+            </w:r>
+          </w:p>
+        </w:tc>
+      </w:tr>
+      <w:tr>
+        <w:tc>
+          <w:tcPr>
+            <w:tcW w:type="dxa" w:w="2880"/>
+          </w:tcPr>
+          <w:p>
+            <w:r/>
+            <w:r>
+              <w:rPr>
+                <w:sz w:val="18"/>
+              </w:rPr>
+              <w:t>包括的支援事業</w:t>
+            </w:r>
+          </w:p>
+        </w:tc>
+        <w:tc>
+          <w:tcPr>
+            <w:tcW w:type="dxa" w:w="2880"/>
+          </w:tcPr>
+          <w:p>
+            <w:r/>
+            <w:r>
+              <w:rPr>
+                <w:sz w:val="18"/>
+              </w:rPr>
+              <w:t>生活支援体制整備事業</w:t>
+            </w:r>
+          </w:p>
+        </w:tc>
+        <w:tc>
+          <w:tcPr>
+            <w:tcW w:type="dxa" w:w="2880"/>
+          </w:tcPr>
+          <w:p>
+            <w:r/>
+            <w:r>
+              <w:rPr>
+                <w:sz w:val="18"/>
+              </w:rPr>
+              <w:t>生活支援コーディネーター配置数・協議体の開催回数</w:t>
+            </w:r>
+          </w:p>
+        </w:tc>
+      </w:tr>
+      <w:tr>
+        <w:tc>
+          <w:tcPr>
+            <w:tcW w:type="dxa" w:w="2880"/>
+          </w:tcPr>
+          <w:p>
+            <w:r/>
+            <w:r>
+              <w:rPr>
+                <w:sz w:val="18"/>
+              </w:rPr>
+              <w:t>包括的支援事業</w:t>
+            </w:r>
+          </w:p>
+        </w:tc>
+        <w:tc>
+          <w:tcPr>
+            <w:tcW w:type="dxa" w:w="2880"/>
+          </w:tcPr>
+          <w:p>
+            <w:r/>
+            <w:r>
+              <w:rPr>
+                <w:sz w:val="18"/>
+              </w:rPr>
+              <w:t>認知症総合支援事業</w:t>
+            </w:r>
+          </w:p>
+        </w:tc>
+        <w:tc>
+          <w:tcPr>
+            <w:tcW w:type="dxa" w:w="2880"/>
+          </w:tcPr>
+          <w:p>
+            <w:r/>
+            <w:r>
+              <w:rPr>
+                <w:sz w:val="18"/>
+              </w:rPr>
+              <w:t>初期集中支援チームの対象者把握件数・地域支援推進員の配置数・認知症カフェの箇所数</w:t>
+            </w:r>
+          </w:p>
+        </w:tc>
+      </w:tr>
+      <w:tr>
+        <w:tc>
+          <w:tcPr>
+            <w:tcW w:type="dxa" w:w="2880"/>
+          </w:tcPr>
+          <w:p>
+            <w:r/>
+            <w:r>
+              <w:rPr>
+                <w:sz w:val="18"/>
+              </w:rPr>
+              <w:t>任意事業</w:t>
+            </w:r>
+          </w:p>
+        </w:tc>
+        <w:tc>
+          <w:tcPr>
+            <w:tcW w:type="dxa" w:w="2880"/>
+          </w:tcPr>
+          <w:p>
+            <w:r/>
+            <w:r>
+              <w:rPr>
+                <w:sz w:val="18"/>
+              </w:rPr>
+              <w:t>家族介護支援事業ほか</w:t>
+            </w:r>
+          </w:p>
+        </w:tc>
+        <w:tc>
+          <w:tcPr>
+            <w:tcW w:type="dxa" w:w="2880"/>
+          </w:tcPr>
+          <w:p>
+            <w:r/>
+            <w:r>
+              <w:rPr>
+                <w:sz w:val="18"/>
+              </w:rPr>
+              <w:t>年間実施回数・利用者数</w:t>
+            </w:r>
+          </w:p>
+        </w:tc>
+      </w:tr>
+    </w:tbl>
+    <w:p>
+      <w:r>
+        <w:rPr>
+          <w:i/>
+          <w:sz w:val="18"/>
+        </w:rPr>
+        <w:t>※ 介護予防・生活支援サービス事業の3事業は、国保連合会業務統計表（月報）の総合事業（Ａ１〜ＡＦ）による。令和6・7年度の第1号被保険者1人当たりの件数率の平均を第10期将来推計用推計人口に乗じて見込んだ。**※ 一般介護予防事業・包括的支援事業・任意事業の量は町の事業実績によるため、受領後に確定する。****※ 通いの場は、見える化システムでは週1回以上が平成28年度以降0か所である一方、令和7年度調査では週1回以上の参加が5.5％（高齢者人口換算で約190人）あります。**量の見込みを置く前に実態の確認を行います。</w:t>
       </w:r>
     </w:p>
     <w:p/>

--- a/小野町_引継ぎ_整理済/03_計画素案/小野町高齢者保健福祉計画_第10期介護保険事業計画_素案_第4版_20260915.docx
+++ b/小野町_引継ぎ_整理済/03_計画素案/小野町高齢者保健福祉計画_第10期介護保険事業計画_素案_第4版_20260915.docx
@@ -306,7 +306,7 @@
     </w:p>
     <w:p>
       <w:r>
-        <w:t>本素案には確定していない箇所が102あります。**第2版（令和8年8月5日）では158箇所ありましたが、令和8年9月に介護保険事業状況報告（年報）令和3〜7年度、国保連合会業務統計表（月報）、第10期将来推計用推計人口を受領したことにより56箇所が解消しました。**とくに第2章6の将来推計（被保険者数・認定者数）と第4章のサービス見込量・給付費・保険料が確定しています。</w:t>
+        <w:t>本素案には確定していない箇所が94あります。**第2版（令和8年8月5日）では158箇所ありましたが、令和8年9月に介護保険事業状況報告（年報）令和3〜7年度、国保連合会業務統計表（月報）、第10期将来推計用推計人口を受領したことにより64箇所が解消しました。**とくに第2章6の将来推計（被保険者数・認定者数）と第4章のサービス見込量・給付費・保険料が確定しています。</w:t>
       </w:r>
     </w:p>
     <w:p>
@@ -320,7 +320,7 @@
     </w:p>
     <w:p>
       <w:r>
-        <w:t>**残る箇所の性格は一様ではないため、次の5区分に分けて表示しています。****町からのデータ受領を待っているのは40箇所（39.2％）で、最も多いのは協議会で設定する成果指標の目標値39箇所（38.2％）です。**</w:t>
+        <w:t>**残る箇所の性格は一様ではないため、次の5区分に分けて表示しています。****町からのデータ受領を待っているのは39箇所（41.5％）で、最も多いのは協議会で設定する成果指標の目標値39箇所（41.5％）です。**</w:t>
       </w:r>
     </w:p>
     <w:tbl>
@@ -471,7 +471,7 @@
               <w:rPr>
                 <w:sz w:val="18"/>
               </w:rPr>
-              <w:t>38.2％</w:t>
+              <w:t>41.5％</w:t>
             </w:r>
           </w:p>
         </w:tc>
@@ -529,7 +529,7 @@
               <w:rPr>
                 <w:sz w:val="18"/>
               </w:rPr>
-              <w:t>**40**</w:t>
+              <w:t>**39**</w:t>
             </w:r>
           </w:p>
         </w:tc>
@@ -543,7 +543,7 @@
               <w:rPr>
                 <w:sz w:val="18"/>
               </w:rPr>
-              <w:t>**39.2％**</w:t>
+              <w:t>**41.5％**</w:t>
             </w:r>
           </w:p>
         </w:tc>
@@ -573,7 +573,7 @@
               <w:rPr>
                 <w:sz w:val="18"/>
               </w:rPr>
-              <w:t>【算定後に記載】</w:t>
+              <w:t>**【算定後に記載】**</w:t>
             </w:r>
           </w:p>
         </w:tc>
@@ -587,7 +587,7 @@
               <w:rPr>
                 <w:sz w:val="18"/>
               </w:rPr>
-              <w:t>受託者が算定するもの。データの受領を待っているのではない</w:t>
+              <w:t>**受託者が算定するもの。データの受領を待っているのではない**</w:t>
             </w:r>
           </w:p>
         </w:tc>
@@ -601,7 +601,7 @@
               <w:rPr>
                 <w:sz w:val="18"/>
               </w:rPr>
-              <w:t>8</w:t>
+              <w:t>0</w:t>
             </w:r>
           </w:p>
         </w:tc>
@@ -615,7 +615,7 @@
               <w:rPr>
                 <w:sz w:val="18"/>
               </w:rPr>
-              <w:t>7.8％</w:t>
+              <w:t>0.0％</w:t>
             </w:r>
           </w:p>
         </w:tc>
@@ -629,7 +629,7 @@
               <w:rPr>
                 <w:sz w:val="18"/>
               </w:rPr>
-              <w:t>**地域支援事業費の実績の受領後に算定する。**所得段階別保険料率は国の基本指針の確定後</w:t>
+              <w:t>**令和8年9月24日にすべて解消した。**サービス見込量・給付費・標準給付費・地域支援事業費・保険料基準額・所得段階別保険料率（13段階）・必要利用定員総数・地域支援事業の量・認知症高齢者数まで算定済み</w:t>
             </w:r>
           </w:p>
         </w:tc>
@@ -673,7 +673,7 @@
               <w:rPr>
                 <w:sz w:val="18"/>
               </w:rPr>
-              <w:t>9</w:t>
+              <w:t>12</w:t>
             </w:r>
           </w:p>
         </w:tc>
@@ -687,7 +687,7 @@
               <w:rPr>
                 <w:sz w:val="18"/>
               </w:rPr>
-              <w:t>8.8％</w:t>
+              <w:t>12.8％</w:t>
             </w:r>
           </w:p>
         </w:tc>
@@ -745,7 +745,7 @@
               <w:rPr>
                 <w:sz w:val="18"/>
               </w:rPr>
-              <w:t>6</w:t>
+              <w:t>4</w:t>
             </w:r>
           </w:p>
         </w:tc>
@@ -759,7 +759,7 @@
               <w:rPr>
                 <w:sz w:val="18"/>
               </w:rPr>
-              <w:t>5.9％</w:t>
+              <w:t>4.3％</w:t>
             </w:r>
           </w:p>
         </w:tc>
@@ -782,7 +782,7 @@
     <w:p/>
     <w:p>
       <w:r>
-        <w:t>**第2版から第3版で解消した主なものは次のとおりです。**</w:t>
+        <w:t>**これまでに解消した主なものは次のとおりです。**</w:t>
       </w:r>
     </w:p>
     <w:tbl>
@@ -826,7 +826,7 @@
                 <w:b/>
                 <w:sz w:val="18"/>
               </w:rPr>
-              <w:t>第2版</w:t>
+              <w:t>解消前</w:t>
             </w:r>
           </w:p>
         </w:tc>
@@ -842,7 +842,7 @@
                 <w:b/>
                 <w:sz w:val="18"/>
               </w:rPr>
-              <w:t>第3版</w:t>
+              <w:t>解消後</w:t>
             </w:r>
           </w:p>
         </w:tc>
@@ -1207,6 +1207,296 @@
                 <w:sz w:val="18"/>
               </w:rPr>
               <w:t>年報 様式2・様式4＋第9期計画の公表値からの逆算</w:t>
+            </w:r>
+          </w:p>
+        </w:tc>
+      </w:tr>
+      <w:tr>
+        <w:tc>
+          <w:tcPr>
+            <w:tcW w:type="dxa" w:w="2160"/>
+          </w:tcPr>
+          <w:p>
+            <w:r/>
+            <w:r>
+              <w:rPr>
+                <w:sz w:val="18"/>
+              </w:rPr>
+              <w:t>第2章5　必要利用定員総数</w:t>
+            </w:r>
+          </w:p>
+        </w:tc>
+        <w:tc>
+          <w:tcPr>
+            <w:tcW w:type="dxa" w:w="2160"/>
+          </w:tcPr>
+          <w:p>
+            <w:r/>
+            <w:r>
+              <w:rPr>
+                <w:sz w:val="18"/>
+              </w:rPr>
+              <w:t>記載なし（法定記載事項の欠落）</w:t>
+            </w:r>
+          </w:p>
+        </w:tc>
+        <w:tc>
+          <w:tcPr>
+            <w:tcW w:type="dxa" w:w="2160"/>
+          </w:tcPr>
+          <w:p>
+            <w:r/>
+            <w:r>
+              <w:rPr>
+                <w:sz w:val="18"/>
+              </w:rPr>
+              <w:t>**地域密着型3サービスについて各年度の必要利用定員総数を設定**</w:t>
+            </w:r>
+          </w:p>
+        </w:tc>
+        <w:tc>
+          <w:tcPr>
+            <w:tcW w:type="dxa" w:w="2160"/>
+          </w:tcPr>
+          <w:p>
+            <w:r/>
+            <w:r>
+              <w:rPr>
+                <w:sz w:val="18"/>
+              </w:rPr>
+              <w:t>介護保険法117条2項1号＋見える化Ｄ25〜Ｄ27</w:t>
+            </w:r>
+          </w:p>
+        </w:tc>
+      </w:tr>
+      <w:tr>
+        <w:tc>
+          <w:tcPr>
+            <w:tcW w:type="dxa" w:w="2160"/>
+          </w:tcPr>
+          <w:p>
+            <w:r/>
+            <w:r>
+              <w:rPr>
+                <w:sz w:val="18"/>
+              </w:rPr>
+              <w:t>第2章6　認知症高齢者数の見込み</w:t>
+            </w:r>
+          </w:p>
+        </w:tc>
+        <w:tc>
+          <w:tcPr>
+            <w:tcW w:type="dxa" w:w="2160"/>
+          </w:tcPr>
+          <w:p>
+            <w:r/>
+            <w:r>
+              <w:rPr>
+                <w:sz w:val="18"/>
+              </w:rPr>
+              <w:t>記載なし</w:t>
+            </w:r>
+          </w:p>
+        </w:tc>
+        <w:tc>
+          <w:tcPr>
+            <w:tcW w:type="dxa" w:w="2160"/>
+          </w:tcPr>
+          <w:p>
+            <w:r/>
+            <w:r>
+              <w:rPr>
+                <w:sz w:val="18"/>
+              </w:rPr>
+              <w:t>**自立度Ⅱ以上の下限を算定（令和9年度335人）**</w:t>
+            </w:r>
+          </w:p>
+        </w:tc>
+        <w:tc>
+          <w:tcPr>
+            <w:tcW w:type="dxa" w:w="2160"/>
+          </w:tcPr>
+          <w:p>
+            <w:r/>
+            <w:r>
+              <w:rPr>
+                <w:sz w:val="18"/>
+              </w:rPr>
+              <w:t>見える化（自立度）＋認定者数の見込み</w:t>
+            </w:r>
+          </w:p>
+        </w:tc>
+      </w:tr>
+      <w:tr>
+        <w:tc>
+          <w:tcPr>
+            <w:tcW w:type="dxa" w:w="2160"/>
+          </w:tcPr>
+          <w:p>
+            <w:r/>
+            <w:r>
+              <w:rPr>
+                <w:sz w:val="18"/>
+              </w:rPr>
+              <w:t>第4章③　地域支援事業の量の見込み</w:t>
+            </w:r>
+          </w:p>
+        </w:tc>
+        <w:tc>
+          <w:tcPr>
+            <w:tcW w:type="dxa" w:w="2160"/>
+          </w:tcPr>
+          <w:p>
+            <w:r/>
+            <w:r>
+              <w:rPr>
+                <w:sz w:val="18"/>
+              </w:rPr>
+              <w:t>記載なし（法定記載事項の欠落）</w:t>
+            </w:r>
+          </w:p>
+        </w:tc>
+        <w:tc>
+          <w:tcPr>
+            <w:tcW w:type="dxa" w:w="2160"/>
+          </w:tcPr>
+          <w:p>
+            <w:r/>
+            <w:r>
+              <w:rPr>
+                <w:sz w:val="18"/>
+              </w:rPr>
+              <w:t>**介護予防・生活支援サービス事業の3事業を算定**</w:t>
+            </w:r>
+          </w:p>
+        </w:tc>
+        <w:tc>
+          <w:tcPr>
+            <w:tcW w:type="dxa" w:w="2160"/>
+          </w:tcPr>
+          <w:p>
+            <w:r/>
+            <w:r>
+              <w:rPr>
+                <w:sz w:val="18"/>
+              </w:rPr>
+              <w:t>介護保険法117条2項2号＋国保連月報（総合事業Ａ１〜ＡＦ）</w:t>
+            </w:r>
+          </w:p>
+        </w:tc>
+      </w:tr>
+      <w:tr>
+        <w:tc>
+          <w:tcPr>
+            <w:tcW w:type="dxa" w:w="2160"/>
+          </w:tcPr>
+          <w:p>
+            <w:r/>
+            <w:r>
+              <w:rPr>
+                <w:sz w:val="18"/>
+              </w:rPr>
+              <w:t>第4章③　所得段階別保険料率</w:t>
+            </w:r>
+          </w:p>
+        </w:tc>
+        <w:tc>
+          <w:tcPr>
+            <w:tcW w:type="dxa" w:w="2160"/>
+          </w:tcPr>
+          <w:p>
+            <w:r/>
+            <w:r>
+              <w:rPr>
+                <w:sz w:val="18"/>
+              </w:rPr>
+              <w:t>【算定後に記載】5箇所（第1〜4段階と第5段階以上のみ）</w:t>
+            </w:r>
+          </w:p>
+        </w:tc>
+        <w:tc>
+          <w:tcPr>
+            <w:tcW w:type="dxa" w:w="2160"/>
+          </w:tcPr>
+          <w:p>
+            <w:r/>
+            <w:r>
+              <w:rPr>
+                <w:sz w:val="18"/>
+              </w:rPr>
+              <w:t>**13段階すべてについて乗率・年額・被保険者数・構成比を算定**</w:t>
+            </w:r>
+          </w:p>
+        </w:tc>
+        <w:tc>
+          <w:tcPr>
+            <w:tcW w:type="dxa" w:w="2160"/>
+          </w:tcPr>
+          <w:p>
+            <w:r/>
+            <w:r>
+              <w:rPr>
+                <w:sz w:val="18"/>
+              </w:rPr>
+              <w:t>年報 様式1（所得段階別）令和7年度末</w:t>
+            </w:r>
+          </w:p>
+        </w:tc>
+      </w:tr>
+      <w:tr>
+        <w:tc>
+          <w:tcPr>
+            <w:tcW w:type="dxa" w:w="2160"/>
+          </w:tcPr>
+          <w:p>
+            <w:r/>
+            <w:r>
+              <w:rPr>
+                <w:sz w:val="18"/>
+              </w:rPr>
+              <w:t>第4章③　認知症施策</w:t>
+            </w:r>
+          </w:p>
+        </w:tc>
+        <w:tc>
+          <w:tcPr>
+            <w:tcW w:type="dxa" w:w="2160"/>
+          </w:tcPr>
+          <w:p>
+            <w:r/>
+            <w:r>
+              <w:rPr>
+                <w:sz w:val="18"/>
+              </w:rPr>
+              <w:t>認知症施策推進大綱の5本柱で整理</w:t>
+            </w:r>
+          </w:p>
+        </w:tc>
+        <w:tc>
+          <w:tcPr>
+            <w:tcW w:type="dxa" w:w="2160"/>
+          </w:tcPr>
+          <w:p>
+            <w:r/>
+            <w:r>
+              <w:rPr>
+                <w:sz w:val="18"/>
+              </w:rPr>
+              <w:t>**認知症基本法第14〜21条の基本的施策に組み替え**</w:t>
+            </w:r>
+          </w:p>
+        </w:tc>
+        <w:tc>
+          <w:tcPr>
+            <w:tcW w:type="dxa" w:w="2160"/>
+          </w:tcPr>
+          <w:p>
+            <w:r/>
+            <w:r>
+              <w:rPr>
+                <w:sz w:val="18"/>
+              </w:rPr>
+              <w:t>共生社会の実現を推進するための認知症基本法</w:t>
             </w:r>
           </w:p>
         </w:tc>
@@ -3393,7 +3683,7 @@
           <w:i/>
           <w:sz w:val="18"/>
         </w:rPr>
-        <w:t>※ 第3期地域福祉計画は住民基本台帳を基礎としたコーホート変化率法により人口を推計しており、令和8年の総人口を8,520人としています。本計画は保険料算定との整合のため見える化システムの推計を用いるため、総人口で120〜196人の差が生じます。高齢者人口の差は最大53人です。</w:t>
+        <w:t>**※ 本節の人口は見える化システムの将来推計（暦年）であり、本章6の被保険者数の見込み（第10期将来推計用推計人口・年度）とは出所が異なります。**高齢者人口でみると令和6年3,492人に対し令和6年度3,465人、令和7年3,474人に対し令和7年度3,460人、令和8年3,443人に対し令和8年度3,449人で、差は最大27人（0.8％）です。**サービス見込量と保険料の算定には、本章6の第10期将来推計用推計人口を用いています。**第10期将来推計用推計人口は年少人口・生産年齢人口の内訳を含まないため、人口構造の全体像は本節の系列で示しています。※ このほか、第3期地域福祉計画は住民基本台帳を基礎としたコーホート変化率法により人口を推計しており、令和8年の総人口を8,520人としています。本節の推計とは総人口で120〜196人、高齢者人口で最大53人の差が生じます。</w:t>
       </w:r>
     </w:p>
     <w:p>
@@ -11353,15 +11643,6 @@
     </w:tbl>
     <w:p>
       <w:r>
-        <w:rPr>
-          <w:i/>
-          <w:sz w:val="18"/>
-        </w:rPr>
-        <w:t>資料：地域包括ケア「見える化」システム</w:t>
-      </w:r>
-    </w:p>
-    <w:p>
-      <w:r>
         <w:t>施設サービス定員は令和元年度から令和2年度にかけて54人から112人へ倍増しました（地域密着型介護老人福祉施設58人の整備）。居住系サービス定員は、認知症対応型共同生活介護が令和4年度71人から令和6年度98人へ27人（38.0％）拡大しています。</w:t>
       </w:r>
     </w:p>
@@ -11745,7 +12026,7 @@
           <w:i/>
           <w:sz w:val="18"/>
         </w:rPr>
-        <w:t>※ 第9期計画は「新規施設整備は原則行わず、地域密着型サービス・居宅サービスの充実を基本とする」方針でした。認知症対応型共同生活介護の定員が令和4年度から令和6年度に27人増えている経緯については【町データ待ち】。</w:t>
+        <w:t>資料：地域包括ケア「見える化」システム（Ｄ25〜Ｄ27）。通所系の合計には小規模多機能型居宅介護の通い（30人）と宿泊（10人）を含みます。**※ 認知症対応型共同生活介護の定員は、平成27〜令和元年度の35人から令和2年度53人、令和4年度71人、令和6年度98人へと3回にわたって増えており、10年間で63人（1.8倍）拡大しています。**このうち令和6年度の27人増は第9期計画の期間中にあたります。第9期計画は「新規施設整備は原則行わず、地域密着型サービス・居宅サービスの充実を基本とする」方針でしたので、増床の経緯については【町データ待ち】。</w:t>
       </w:r>
     </w:p>
     <w:p/>
@@ -33650,12 +33931,17 @@
     <w:p/>
     <w:p>
       <w:r>
-        <w:t>【保険料の算定】第1号被保険者の保険料は、標準給付費見込額と地域支援事業費から算定します。本町の第1号保険料月額は平成30年度以降6,600円で据え置かれています。</w:t>
+        <w:t>第1号被保険者の保険料は、標準給付費見込額と地域支援事業費から算定します。本町の第1号保険料月額は平成30年度以降6,600円で据え置かれています。</w:t>
       </w:r>
     </w:p>
     <w:p>
       <w:r>
         <w:t>**算定の結果、準備基金を取り崩さない場合の保険料基準額は月額6,570円となります。**第9期の6,600円に対し-30円（-0.5％）です。ただし地域支援事業費・介護給付費準備基金の残高・第10期の第1号被保険者負担割合のいずれもが未確定であり、確定値ではありません。</w:t>
+      </w:r>
+    </w:p>
+    <w:p>
+      <w:r>
+        <w:t>**第9期と同じく100円未満を切り上げると6,600円となり、第9期と同額の据え置きになります。**第9期は算定値6,886円を基金3,500万円の取崩により6,597円まで下げたうえで6,600円としたのに対し、第10期は取崩を行わなくても同じ水準に収まります。給付費の見込みが第9期の92.1％にとどまることによるものです。</w:t>
       </w:r>
     </w:p>
     <w:tbl>
@@ -34513,15 +34799,16 @@
         <w:tblLook w:firstColumn="1" w:firstRow="1" w:lastColumn="0" w:lastRow="0" w:noHBand="0" w:noVBand="1" w:val="04A0"/>
       </w:tblPr>
       <w:tblGrid>
-        <w:gridCol w:w="2160"/>
-        <w:gridCol w:w="2160"/>
-        <w:gridCol w:w="2160"/>
-        <w:gridCol w:w="2160"/>
+        <w:gridCol w:w="1728"/>
+        <w:gridCol w:w="1728"/>
+        <w:gridCol w:w="1728"/>
+        <w:gridCol w:w="1728"/>
+        <w:gridCol w:w="1728"/>
       </w:tblGrid>
       <w:tr>
         <w:tc>
           <w:tcPr>
-            <w:tcW w:type="dxa" w:w="2160"/>
+            <w:tcW w:type="dxa" w:w="1728"/>
           </w:tcPr>
           <w:p>
             <w:r/>
@@ -34537,7 +34824,7 @@
         </w:tc>
         <w:tc>
           <w:tcPr>
-            <w:tcW w:type="dxa" w:w="2160"/>
+            <w:tcW w:type="dxa" w:w="1728"/>
           </w:tcPr>
           <w:p>
             <w:r/>
@@ -34553,7 +34840,7 @@
         </w:tc>
         <w:tc>
           <w:tcPr>
-            <w:tcW w:type="dxa" w:w="2160"/>
+            <w:tcW w:type="dxa" w:w="1728"/>
           </w:tcPr>
           <w:p>
             <w:r/>
@@ -34569,7 +34856,7 @@
         </w:tc>
         <w:tc>
           <w:tcPr>
-            <w:tcW w:type="dxa" w:w="2160"/>
+            <w:tcW w:type="dxa" w:w="1728"/>
           </w:tcPr>
           <w:p>
             <w:r/>
@@ -34579,6 +34866,22 @@
                 <w:b/>
                 <w:sz w:val="18"/>
               </w:rPr>
+              <w:t>100円未満切上げ</w:t>
+            </w:r>
+          </w:p>
+        </w:tc>
+        <w:tc>
+          <w:tcPr>
+            <w:tcW w:type="dxa" w:w="1728"/>
+          </w:tcPr>
+          <w:p>
+            <w:r/>
+            <w:r>
+              <w:rPr>
+                <w:rFonts w:ascii="游ゴシック" w:hAnsi="游ゴシック" w:eastAsia="游ゴシック"/>
+                <w:b/>
+                <w:sz w:val="18"/>
+              </w:rPr>
               <w:t>検討の視点</w:t>
             </w:r>
           </w:p>
@@ -34587,7 +34890,7 @@
       <w:tr>
         <w:tc>
           <w:tcPr>
-            <w:tcW w:type="dxa" w:w="2160"/>
+            <w:tcW w:type="dxa" w:w="1728"/>
           </w:tcPr>
           <w:p>
             <w:r/>
@@ -34601,7 +34904,7 @@
         </w:tc>
         <w:tc>
           <w:tcPr>
-            <w:tcW w:type="dxa" w:w="2160"/>
+            <w:tcW w:type="dxa" w:w="1728"/>
           </w:tcPr>
           <w:p>
             <w:r/>
@@ -34615,7 +34918,7 @@
         </w:tc>
         <w:tc>
           <w:tcPr>
-            <w:tcW w:type="dxa" w:w="2160"/>
+            <w:tcW w:type="dxa" w:w="1728"/>
           </w:tcPr>
           <w:p>
             <w:r/>
@@ -34629,15 +34932,29 @@
         </w:tc>
         <w:tc>
           <w:tcPr>
-            <w:tcW w:type="dxa" w:w="2160"/>
-          </w:tcPr>
-          <w:p>
-            <w:r/>
-            <w:r>
-              <w:rPr>
-                <w:sz w:val="18"/>
-              </w:rPr>
-              <w:t>基準となる算定</w:t>
+            <w:tcW w:type="dxa" w:w="1728"/>
+          </w:tcPr>
+          <w:p>
+            <w:r/>
+            <w:r>
+              <w:rPr>
+                <w:sz w:val="18"/>
+              </w:rPr>
+              <w:t>**6,600円**</w:t>
+            </w:r>
+          </w:p>
+        </w:tc>
+        <w:tc>
+          <w:tcPr>
+            <w:tcW w:type="dxa" w:w="1728"/>
+          </w:tcPr>
+          <w:p>
+            <w:r/>
+            <w:r>
+              <w:rPr>
+                <w:sz w:val="18"/>
+              </w:rPr>
+              <w:t>基準となる算定。**第9期と同額になる**</w:t>
             </w:r>
           </w:p>
         </w:tc>
@@ -34645,7 +34962,7 @@
       <w:tr>
         <w:tc>
           <w:tcPr>
-            <w:tcW w:type="dxa" w:w="2160"/>
+            <w:tcW w:type="dxa" w:w="1728"/>
           </w:tcPr>
           <w:p>
             <w:r/>
@@ -34659,7 +34976,7 @@
         </w:tc>
         <w:tc>
           <w:tcPr>
-            <w:tcW w:type="dxa" w:w="2160"/>
+            <w:tcW w:type="dxa" w:w="1728"/>
           </w:tcPr>
           <w:p>
             <w:r/>
@@ -34673,7 +34990,7 @@
         </w:tc>
         <w:tc>
           <w:tcPr>
-            <w:tcW w:type="dxa" w:w="2160"/>
+            <w:tcW w:type="dxa" w:w="1728"/>
           </w:tcPr>
           <w:p>
             <w:r/>
@@ -34687,7 +35004,21 @@
         </w:tc>
         <w:tc>
           <w:tcPr>
-            <w:tcW w:type="dxa" w:w="2160"/>
+            <w:tcW w:type="dxa" w:w="1728"/>
+          </w:tcPr>
+          <w:p>
+            <w:r/>
+            <w:r>
+              <w:rPr>
+                <w:sz w:val="18"/>
+              </w:rPr>
+              <w:t>6,500円</w:t>
+            </w:r>
+          </w:p>
+        </w:tc>
+        <w:tc>
+          <w:tcPr>
+            <w:tcW w:type="dxa" w:w="1728"/>
           </w:tcPr>
           <w:p>
             <w:r/>
@@ -34703,7 +35034,7 @@
       <w:tr>
         <w:tc>
           <w:tcPr>
-            <w:tcW w:type="dxa" w:w="2160"/>
+            <w:tcW w:type="dxa" w:w="1728"/>
           </w:tcPr>
           <w:p>
             <w:r/>
@@ -34717,7 +35048,7 @@
         </w:tc>
         <w:tc>
           <w:tcPr>
-            <w:tcW w:type="dxa" w:w="2160"/>
+            <w:tcW w:type="dxa" w:w="1728"/>
           </w:tcPr>
           <w:p>
             <w:r/>
@@ -34731,7 +35062,7 @@
         </w:tc>
         <w:tc>
           <w:tcPr>
-            <w:tcW w:type="dxa" w:w="2160"/>
+            <w:tcW w:type="dxa" w:w="1728"/>
           </w:tcPr>
           <w:p>
             <w:r/>
@@ -34745,7 +35076,21 @@
         </w:tc>
         <w:tc>
           <w:tcPr>
-            <w:tcW w:type="dxa" w:w="2160"/>
+            <w:tcW w:type="dxa" w:w="1728"/>
+          </w:tcPr>
+          <w:p>
+            <w:r/>
+            <w:r>
+              <w:rPr>
+                <w:sz w:val="18"/>
+              </w:rPr>
+              <w:t>6,300円</w:t>
+            </w:r>
+          </w:p>
+        </w:tc>
+        <w:tc>
+          <w:tcPr>
+            <w:tcW w:type="dxa" w:w="1728"/>
           </w:tcPr>
           <w:p>
             <w:r/>
@@ -34761,7 +35106,7 @@
       <w:tr>
         <w:tc>
           <w:tcPr>
-            <w:tcW w:type="dxa" w:w="2160"/>
+            <w:tcW w:type="dxa" w:w="1728"/>
           </w:tcPr>
           <w:p>
             <w:r/>
@@ -34775,7 +35120,7 @@
         </w:tc>
         <w:tc>
           <w:tcPr>
-            <w:tcW w:type="dxa" w:w="2160"/>
+            <w:tcW w:type="dxa" w:w="1728"/>
           </w:tcPr>
           <w:p>
             <w:r/>
@@ -34789,7 +35134,7 @@
         </w:tc>
         <w:tc>
           <w:tcPr>
-            <w:tcW w:type="dxa" w:w="2160"/>
+            <w:tcW w:type="dxa" w:w="1728"/>
           </w:tcPr>
           <w:p>
             <w:r/>
@@ -34803,7 +35148,21 @@
         </w:tc>
         <w:tc>
           <w:tcPr>
-            <w:tcW w:type="dxa" w:w="2160"/>
+            <w:tcW w:type="dxa" w:w="1728"/>
+          </w:tcPr>
+          <w:p>
+            <w:r/>
+            <w:r>
+              <w:rPr>
+                <w:sz w:val="18"/>
+              </w:rPr>
+              <w:t>6,900円</w:t>
+            </w:r>
+          </w:p>
+        </w:tc>
+        <w:tc>
+          <w:tcPr>
+            <w:tcW w:type="dxa" w:w="1728"/>
           </w:tcPr>
           <w:p>
             <w:r/>
@@ -34819,57 +35178,71 @@
       <w:tr>
         <w:tc>
           <w:tcPr>
-            <w:tcW w:type="dxa" w:w="2160"/>
-          </w:tcPr>
-          <w:p>
-            <w:r/>
-            <w:r>
-              <w:rPr>
-                <w:sz w:val="18"/>
-              </w:rPr>
-              <w:t>施設整備ケース</w:t>
-            </w:r>
-          </w:p>
-        </w:tc>
-        <w:tc>
-          <w:tcPr>
-            <w:tcW w:type="dxa" w:w="2160"/>
-          </w:tcPr>
-          <w:p>
-            <w:r/>
-            <w:r>
-              <w:rPr>
-                <w:sz w:val="18"/>
-              </w:rPr>
-              <w:t>第10期に施設整備を行う場合</w:t>
-            </w:r>
-          </w:p>
-        </w:tc>
-        <w:tc>
-          <w:tcPr>
-            <w:tcW w:type="dxa" w:w="2160"/>
-          </w:tcPr>
-          <w:p>
-            <w:r/>
-            <w:r>
-              <w:rPr>
-                <w:sz w:val="18"/>
-              </w:rPr>
-              <w:t>【決定後に記載】</w:t>
-            </w:r>
-          </w:p>
-        </w:tc>
-        <w:tc>
-          <w:tcPr>
-            <w:tcW w:type="dxa" w:w="2160"/>
-          </w:tcPr>
-          <w:p>
-            <w:r/>
-            <w:r>
-              <w:rPr>
-                <w:sz w:val="18"/>
-              </w:rPr>
-              <w:t>在宅の要介護認定者の24.0％が入所を検討または申込済み。町内定員は介護老人福祉施設54人・地域密着型58人・認知症対応型共同生活介護98人</w:t>
+            <w:tcW w:type="dxa" w:w="1728"/>
+          </w:tcPr>
+          <w:p>
+            <w:r/>
+            <w:r>
+              <w:rPr>
+                <w:sz w:val="18"/>
+              </w:rPr>
+              <w:t>**単価の趨勢ケース**</w:t>
+            </w:r>
+          </w:p>
+        </w:tc>
+        <w:tc>
+          <w:tcPr>
+            <w:tcW w:type="dxa" w:w="1728"/>
+          </w:tcPr>
+          <w:p>
+            <w:r/>
+            <w:r>
+              <w:rPr>
+                <w:sz w:val="18"/>
+              </w:rPr>
+              <w:t>単価を令和7年度で固定せず、実績の趨勢（年率＋1.13％）で伸ばす場合</w:t>
+            </w:r>
+          </w:p>
+        </w:tc>
+        <w:tc>
+          <w:tcPr>
+            <w:tcW w:type="dxa" w:w="1728"/>
+          </w:tcPr>
+          <w:p>
+            <w:r/>
+            <w:r>
+              <w:rPr>
+                <w:sz w:val="18"/>
+              </w:rPr>
+              <w:t>**6,781円**</w:t>
+            </w:r>
+          </w:p>
+        </w:tc>
+        <w:tc>
+          <w:tcPr>
+            <w:tcW w:type="dxa" w:w="1728"/>
+          </w:tcPr>
+          <w:p>
+            <w:r/>
+            <w:r>
+              <w:rPr>
+                <w:sz w:val="18"/>
+              </w:rPr>
+              <w:t>**6,800円**</w:t>
+            </w:r>
+          </w:p>
+        </w:tc>
+        <w:tc>
+          <w:tcPr>
+            <w:tcW w:type="dxa" w:w="1728"/>
+          </w:tcPr>
+          <w:p>
+            <w:r/>
+            <w:r>
+              <w:rPr>
+                <w:sz w:val="18"/>
+              </w:rPr>
+              <w:t>**改定のあった年（＋1.25％）と改定のなかった年（＋1.09％）で単価の伸びに差がない。固定は過小側の置き方である**</w:t>
             </w:r>
           </w:p>
         </w:tc>
@@ -34877,7 +35250,79 @@
       <w:tr>
         <w:tc>
           <w:tcPr>
-            <w:tcW w:type="dxa" w:w="2160"/>
+            <w:tcW w:type="dxa" w:w="1728"/>
+          </w:tcPr>
+          <w:p>
+            <w:r/>
+            <w:r>
+              <w:rPr>
+                <w:sz w:val="18"/>
+              </w:rPr>
+              <w:t>施設整備ケース</w:t>
+            </w:r>
+          </w:p>
+        </w:tc>
+        <w:tc>
+          <w:tcPr>
+            <w:tcW w:type="dxa" w:w="1728"/>
+          </w:tcPr>
+          <w:p>
+            <w:r/>
+            <w:r>
+              <w:rPr>
+                <w:sz w:val="18"/>
+              </w:rPr>
+              <w:t>第10期に施設整備を行う場合</w:t>
+            </w:r>
+          </w:p>
+        </w:tc>
+        <w:tc>
+          <w:tcPr>
+            <w:tcW w:type="dxa" w:w="1728"/>
+          </w:tcPr>
+          <w:p>
+            <w:r/>
+            <w:r>
+              <w:rPr>
+                <w:sz w:val="18"/>
+              </w:rPr>
+              <w:t>【決定後に記載】</w:t>
+            </w:r>
+          </w:p>
+        </w:tc>
+        <w:tc>
+          <w:tcPr>
+            <w:tcW w:type="dxa" w:w="1728"/>
+          </w:tcPr>
+          <w:p>
+            <w:r/>
+            <w:r>
+              <w:rPr>
+                <w:sz w:val="18"/>
+              </w:rPr>
+              <w:t>【決定後に記載】</w:t>
+            </w:r>
+          </w:p>
+        </w:tc>
+        <w:tc>
+          <w:tcPr>
+            <w:tcW w:type="dxa" w:w="1728"/>
+          </w:tcPr>
+          <w:p>
+            <w:r/>
+            <w:r>
+              <w:rPr>
+                <w:sz w:val="18"/>
+              </w:rPr>
+              <w:t>在宅の要介護認定者の24.0％が入所を検討または申込済み。町内定員は介護老人福祉施設54人・地域密着型58人・認知症対応型共同生活介護98人</w:t>
+            </w:r>
+          </w:p>
+        </w:tc>
+      </w:tr>
+      <w:tr>
+        <w:tc>
+          <w:tcPr>
+            <w:tcW w:type="dxa" w:w="1728"/>
           </w:tcPr>
           <w:p>
             <w:r/>
@@ -34891,7 +35336,7 @@
         </w:tc>
         <w:tc>
           <w:tcPr>
-            <w:tcW w:type="dxa" w:w="2160"/>
+            <w:tcW w:type="dxa" w:w="1728"/>
           </w:tcPr>
           <w:p>
             <w:r/>
@@ -34905,7 +35350,7 @@
         </w:tc>
         <w:tc>
           <w:tcPr>
-            <w:tcW w:type="dxa" w:w="2160"/>
+            <w:tcW w:type="dxa" w:w="1728"/>
           </w:tcPr>
           <w:p>
             <w:r/>
@@ -34919,7 +35364,21 @@
         </w:tc>
         <w:tc>
           <w:tcPr>
-            <w:tcW w:type="dxa" w:w="2160"/>
+            <w:tcW w:type="dxa" w:w="1728"/>
+          </w:tcPr>
+          <w:p>
+            <w:r/>
+            <w:r>
+              <w:rPr>
+                <w:sz w:val="18"/>
+              </w:rPr>
+              <w:t>【決定後に記載】</w:t>
+            </w:r>
+          </w:p>
+        </w:tc>
+        <w:tc>
+          <w:tcPr>
+            <w:tcW w:type="dxa" w:w="1728"/>
           </w:tcPr>
           <w:p>
             <w:r/>
@@ -34945,7 +35404,7 @@
     <w:p/>
     <w:p>
       <w:r>
-        <w:t>所得段階別の保険料率は次のとおり設定します。</w:t>
+        <w:t>所得段階別の保険料率は次のとおり設定します。**段階数と乗率は第9期と同じ13段階・同一の乗率とすることを案とします。**年額は、標準ケースの基準額（月額6,570円）をもとに100円未満を切り上げて算出したものです。</w:t>
       </w:r>
     </w:p>
     <w:tbl>
@@ -34955,15 +35414,18 @@
         <w:tblLook w:firstColumn="1" w:firstRow="1" w:lastColumn="0" w:lastRow="0" w:noHBand="0" w:noVBand="1" w:val="04A0"/>
       </w:tblPr>
       <w:tblGrid>
-        <w:gridCol w:w="2160"/>
-        <w:gridCol w:w="2160"/>
-        <w:gridCol w:w="2160"/>
-        <w:gridCol w:w="2160"/>
+        <w:gridCol w:w="1234"/>
+        <w:gridCol w:w="1234"/>
+        <w:gridCol w:w="1234"/>
+        <w:gridCol w:w="1234"/>
+        <w:gridCol w:w="1234"/>
+        <w:gridCol w:w="1234"/>
+        <w:gridCol w:w="1234"/>
       </w:tblGrid>
       <w:tr>
         <w:tc>
           <w:tcPr>
-            <w:tcW w:type="dxa" w:w="2160"/>
+            <w:tcW w:type="dxa" w:w="1234"/>
           </w:tcPr>
           <w:p>
             <w:r/>
@@ -34979,7 +35441,7 @@
         </w:tc>
         <w:tc>
           <w:tcPr>
-            <w:tcW w:type="dxa" w:w="2160"/>
+            <w:tcW w:type="dxa" w:w="1234"/>
           </w:tcPr>
           <w:p>
             <w:r/>
@@ -34995,7 +35457,7 @@
         </w:tc>
         <w:tc>
           <w:tcPr>
-            <w:tcW w:type="dxa" w:w="2160"/>
+            <w:tcW w:type="dxa" w:w="1234"/>
           </w:tcPr>
           <w:p>
             <w:r/>
@@ -35005,13 +35467,13 @@
                 <w:b/>
                 <w:sz w:val="18"/>
               </w:rPr>
-              <w:t>保険料率（案）</w:t>
-            </w:r>
-          </w:p>
-        </w:tc>
-        <w:tc>
-          <w:tcPr>
-            <w:tcW w:type="dxa" w:w="2160"/>
+              <w:t>乗率（案）</w:t>
+            </w:r>
+          </w:p>
+        </w:tc>
+        <w:tc>
+          <w:tcPr>
+            <w:tcW w:type="dxa" w:w="1234"/>
           </w:tcPr>
           <w:p>
             <w:r/>
@@ -35021,7 +35483,55 @@
                 <w:b/>
                 <w:sz w:val="18"/>
               </w:rPr>
-              <w:t>参考：第9期</w:t>
+              <w:t>年額（案）</w:t>
+            </w:r>
+          </w:p>
+        </w:tc>
+        <w:tc>
+          <w:tcPr>
+            <w:tcW w:type="dxa" w:w="1234"/>
+          </w:tcPr>
+          <w:p>
+            <w:r/>
+            <w:r>
+              <w:rPr>
+                <w:rFonts w:ascii="游ゴシック" w:hAnsi="游ゴシック" w:eastAsia="游ゴシック"/>
+                <w:b/>
+                <w:sz w:val="18"/>
+              </w:rPr>
+              <w:t>被保険者数</w:t>
+            </w:r>
+          </w:p>
+        </w:tc>
+        <w:tc>
+          <w:tcPr>
+            <w:tcW w:type="dxa" w:w="1234"/>
+          </w:tcPr>
+          <w:p>
+            <w:r/>
+            <w:r>
+              <w:rPr>
+                <w:rFonts w:ascii="游ゴシック" w:hAnsi="游ゴシック" w:eastAsia="游ゴシック"/>
+                <w:b/>
+                <w:sz w:val="18"/>
+              </w:rPr>
+              <w:t>構成比</w:t>
+            </w:r>
+          </w:p>
+        </w:tc>
+        <w:tc>
+          <w:tcPr>
+            <w:tcW w:type="dxa" w:w="1234"/>
+          </w:tcPr>
+          <w:p>
+            <w:r/>
+            <w:r>
+              <w:rPr>
+                <w:rFonts w:ascii="游ゴシック" w:hAnsi="游ゴシック" w:eastAsia="游ゴシック"/>
+                <w:b/>
+                <w:sz w:val="18"/>
+              </w:rPr>
+              <w:t>参考：第9期の年額</w:t>
             </w:r>
           </w:p>
         </w:tc>
@@ -35029,7 +35539,7 @@
       <w:tr>
         <w:tc>
           <w:tcPr>
-            <w:tcW w:type="dxa" w:w="2160"/>
+            <w:tcW w:type="dxa" w:w="1234"/>
           </w:tcPr>
           <w:p>
             <w:r/>
@@ -35043,43 +35553,85 @@
         </w:tc>
         <w:tc>
           <w:tcPr>
-            <w:tcW w:type="dxa" w:w="2160"/>
-          </w:tcPr>
-          <w:p>
-            <w:r/>
-            <w:r>
-              <w:rPr>
-                <w:sz w:val="18"/>
-              </w:rPr>
-              <w:t>生活保護受給者、老齢福祉年金受給者等</w:t>
-            </w:r>
-          </w:p>
-        </w:tc>
-        <w:tc>
-          <w:tcPr>
-            <w:tcW w:type="dxa" w:w="2160"/>
-          </w:tcPr>
-          <w:p>
-            <w:r/>
-            <w:r>
-              <w:rPr>
-                <w:sz w:val="18"/>
-              </w:rPr>
-              <w:t>【算定後に記載】</w:t>
-            </w:r>
-          </w:p>
-        </w:tc>
-        <w:tc>
-          <w:tcPr>
-            <w:tcW w:type="dxa" w:w="2160"/>
-          </w:tcPr>
-          <w:p>
-            <w:r/>
-            <w:r>
-              <w:rPr>
-                <w:sz w:val="18"/>
-              </w:rPr>
-              <w:t>0.285（22,600円）</w:t>
+            <w:tcW w:type="dxa" w:w="1234"/>
+          </w:tcPr>
+          <w:p>
+            <w:r/>
+            <w:r>
+              <w:rPr>
+                <w:sz w:val="18"/>
+              </w:rPr>
+              <w:t>生活保護受給者、世帯全員が住民税非課税の老齢福祉年金受給者、世帯全員が住民税非課税で本人年金収入等80万円以下</w:t>
+            </w:r>
+          </w:p>
+        </w:tc>
+        <w:tc>
+          <w:tcPr>
+            <w:tcW w:type="dxa" w:w="1234"/>
+          </w:tcPr>
+          <w:p>
+            <w:r/>
+            <w:r>
+              <w:rPr>
+                <w:sz w:val="18"/>
+              </w:rPr>
+              <w:t>0.285</w:t>
+            </w:r>
+          </w:p>
+        </w:tc>
+        <w:tc>
+          <w:tcPr>
+            <w:tcW w:type="dxa" w:w="1234"/>
+          </w:tcPr>
+          <w:p>
+            <w:r/>
+            <w:r>
+              <w:rPr>
+                <w:sz w:val="18"/>
+              </w:rPr>
+              <w:t>22,500円</w:t>
+            </w:r>
+          </w:p>
+        </w:tc>
+        <w:tc>
+          <w:tcPr>
+            <w:tcW w:type="dxa" w:w="1234"/>
+          </w:tcPr>
+          <w:p>
+            <w:r/>
+            <w:r>
+              <w:rPr>
+                <w:sz w:val="18"/>
+              </w:rPr>
+              <w:t>525人</w:t>
+            </w:r>
+          </w:p>
+        </w:tc>
+        <w:tc>
+          <w:tcPr>
+            <w:tcW w:type="dxa" w:w="1234"/>
+          </w:tcPr>
+          <w:p>
+            <w:r/>
+            <w:r>
+              <w:rPr>
+                <w:sz w:val="18"/>
+              </w:rPr>
+              <w:t>15.2％</w:t>
+            </w:r>
+          </w:p>
+        </w:tc>
+        <w:tc>
+          <w:tcPr>
+            <w:tcW w:type="dxa" w:w="1234"/>
+          </w:tcPr>
+          <w:p>
+            <w:r/>
+            <w:r>
+              <w:rPr>
+                <w:sz w:val="18"/>
+              </w:rPr>
+              <w:t>22,600円</w:t>
             </w:r>
           </w:p>
         </w:tc>
@@ -35087,7 +35639,7 @@
       <w:tr>
         <w:tc>
           <w:tcPr>
-            <w:tcW w:type="dxa" w:w="2160"/>
+            <w:tcW w:type="dxa" w:w="1234"/>
           </w:tcPr>
           <w:p>
             <w:r/>
@@ -35101,7 +35653,7 @@
         </w:tc>
         <w:tc>
           <w:tcPr>
-            <w:tcW w:type="dxa" w:w="2160"/>
+            <w:tcW w:type="dxa" w:w="1234"/>
           </w:tcPr>
           <w:p>
             <w:r/>
@@ -35115,29 +35667,71 @@
         </w:tc>
         <w:tc>
           <w:tcPr>
-            <w:tcW w:type="dxa" w:w="2160"/>
-          </w:tcPr>
-          <w:p>
-            <w:r/>
-            <w:r>
-              <w:rPr>
-                <w:sz w:val="18"/>
-              </w:rPr>
-              <w:t>【算定後に記載】</w:t>
-            </w:r>
-          </w:p>
-        </w:tc>
-        <w:tc>
-          <w:tcPr>
-            <w:tcW w:type="dxa" w:w="2160"/>
-          </w:tcPr>
-          <w:p>
-            <w:r/>
-            <w:r>
-              <w:rPr>
-                <w:sz w:val="18"/>
-              </w:rPr>
-              <w:t>0.485（38,500円）</w:t>
+            <w:tcW w:type="dxa" w:w="1234"/>
+          </w:tcPr>
+          <w:p>
+            <w:r/>
+            <w:r>
+              <w:rPr>
+                <w:sz w:val="18"/>
+              </w:rPr>
+              <w:t>0.486</w:t>
+            </w:r>
+          </w:p>
+        </w:tc>
+        <w:tc>
+          <w:tcPr>
+            <w:tcW w:type="dxa" w:w="1234"/>
+          </w:tcPr>
+          <w:p>
+            <w:r/>
+            <w:r>
+              <w:rPr>
+                <w:sz w:val="18"/>
+              </w:rPr>
+              <w:t>38,400円</w:t>
+            </w:r>
+          </w:p>
+        </w:tc>
+        <w:tc>
+          <w:tcPr>
+            <w:tcW w:type="dxa" w:w="1234"/>
+          </w:tcPr>
+          <w:p>
+            <w:r/>
+            <w:r>
+              <w:rPr>
+                <w:sz w:val="18"/>
+              </w:rPr>
+              <w:t>297人</w:t>
+            </w:r>
+          </w:p>
+        </w:tc>
+        <w:tc>
+          <w:tcPr>
+            <w:tcW w:type="dxa" w:w="1234"/>
+          </w:tcPr>
+          <w:p>
+            <w:r/>
+            <w:r>
+              <w:rPr>
+                <w:sz w:val="18"/>
+              </w:rPr>
+              <w:t>8.6％</w:t>
+            </w:r>
+          </w:p>
+        </w:tc>
+        <w:tc>
+          <w:tcPr>
+            <w:tcW w:type="dxa" w:w="1234"/>
+          </w:tcPr>
+          <w:p>
+            <w:r/>
+            <w:r>
+              <w:rPr>
+                <w:sz w:val="18"/>
+              </w:rPr>
+              <w:t>38,500円</w:t>
             </w:r>
           </w:p>
         </w:tc>
@@ -35145,7 +35739,7 @@
       <w:tr>
         <w:tc>
           <w:tcPr>
-            <w:tcW w:type="dxa" w:w="2160"/>
+            <w:tcW w:type="dxa" w:w="1234"/>
           </w:tcPr>
           <w:p>
             <w:r/>
@@ -35159,7 +35753,7 @@
         </w:tc>
         <w:tc>
           <w:tcPr>
-            <w:tcW w:type="dxa" w:w="2160"/>
+            <w:tcW w:type="dxa" w:w="1234"/>
           </w:tcPr>
           <w:p>
             <w:r/>
@@ -35173,29 +35767,71 @@
         </w:tc>
         <w:tc>
           <w:tcPr>
-            <w:tcW w:type="dxa" w:w="2160"/>
-          </w:tcPr>
-          <w:p>
-            <w:r/>
-            <w:r>
-              <w:rPr>
-                <w:sz w:val="18"/>
-              </w:rPr>
-              <w:t>【算定後に記載】</w:t>
-            </w:r>
-          </w:p>
-        </w:tc>
-        <w:tc>
-          <w:tcPr>
-            <w:tcW w:type="dxa" w:w="2160"/>
-          </w:tcPr>
-          <w:p>
-            <w:r/>
-            <w:r>
-              <w:rPr>
-                <w:sz w:val="18"/>
-              </w:rPr>
-              <w:t>0.685（54,300円）</w:t>
+            <w:tcW w:type="dxa" w:w="1234"/>
+          </w:tcPr>
+          <w:p>
+            <w:r/>
+            <w:r>
+              <w:rPr>
+                <w:sz w:val="18"/>
+              </w:rPr>
+              <w:t>0.685</w:t>
+            </w:r>
+          </w:p>
+        </w:tc>
+        <w:tc>
+          <w:tcPr>
+            <w:tcW w:type="dxa" w:w="1234"/>
+          </w:tcPr>
+          <w:p>
+            <w:r/>
+            <w:r>
+              <w:rPr>
+                <w:sz w:val="18"/>
+              </w:rPr>
+              <w:t>54,100円</w:t>
+            </w:r>
+          </w:p>
+        </w:tc>
+        <w:tc>
+          <w:tcPr>
+            <w:tcW w:type="dxa" w:w="1234"/>
+          </w:tcPr>
+          <w:p>
+            <w:r/>
+            <w:r>
+              <w:rPr>
+                <w:sz w:val="18"/>
+              </w:rPr>
+              <w:t>272人</w:t>
+            </w:r>
+          </w:p>
+        </w:tc>
+        <w:tc>
+          <w:tcPr>
+            <w:tcW w:type="dxa" w:w="1234"/>
+          </w:tcPr>
+          <w:p>
+            <w:r/>
+            <w:r>
+              <w:rPr>
+                <w:sz w:val="18"/>
+              </w:rPr>
+              <w:t>7.9％</w:t>
+            </w:r>
+          </w:p>
+        </w:tc>
+        <w:tc>
+          <w:tcPr>
+            <w:tcW w:type="dxa" w:w="1234"/>
+          </w:tcPr>
+          <w:p>
+            <w:r/>
+            <w:r>
+              <w:rPr>
+                <w:sz w:val="18"/>
+              </w:rPr>
+              <w:t>54,300円</w:t>
             </w:r>
           </w:p>
         </w:tc>
@@ -35203,7 +35839,7 @@
       <w:tr>
         <w:tc>
           <w:tcPr>
-            <w:tcW w:type="dxa" w:w="2160"/>
+            <w:tcW w:type="dxa" w:w="1234"/>
           </w:tcPr>
           <w:p>
             <w:r/>
@@ -35217,7 +35853,7 @@
         </w:tc>
         <w:tc>
           <w:tcPr>
-            <w:tcW w:type="dxa" w:w="2160"/>
+            <w:tcW w:type="dxa" w:w="1234"/>
           </w:tcPr>
           <w:p>
             <w:r/>
@@ -35231,29 +35867,71 @@
         </w:tc>
         <w:tc>
           <w:tcPr>
-            <w:tcW w:type="dxa" w:w="2160"/>
-          </w:tcPr>
-          <w:p>
-            <w:r/>
-            <w:r>
-              <w:rPr>
-                <w:sz w:val="18"/>
-              </w:rPr>
-              <w:t>【算定後に記載】</w:t>
-            </w:r>
-          </w:p>
-        </w:tc>
-        <w:tc>
-          <w:tcPr>
-            <w:tcW w:type="dxa" w:w="2160"/>
-          </w:tcPr>
-          <w:p>
-            <w:r/>
-            <w:r>
-              <w:rPr>
-                <w:sz w:val="18"/>
-              </w:rPr>
-              <w:t>0.9（71,300円）</w:t>
+            <w:tcW w:type="dxa" w:w="1234"/>
+          </w:tcPr>
+          <w:p>
+            <w:r/>
+            <w:r>
+              <w:rPr>
+                <w:sz w:val="18"/>
+              </w:rPr>
+              <w:t>0.900</w:t>
+            </w:r>
+          </w:p>
+        </w:tc>
+        <w:tc>
+          <w:tcPr>
+            <w:tcW w:type="dxa" w:w="1234"/>
+          </w:tcPr>
+          <w:p>
+            <w:r/>
+            <w:r>
+              <w:rPr>
+                <w:sz w:val="18"/>
+              </w:rPr>
+              <w:t>71,000円</w:t>
+            </w:r>
+          </w:p>
+        </w:tc>
+        <w:tc>
+          <w:tcPr>
+            <w:tcW w:type="dxa" w:w="1234"/>
+          </w:tcPr>
+          <w:p>
+            <w:r/>
+            <w:r>
+              <w:rPr>
+                <w:sz w:val="18"/>
+              </w:rPr>
+              <w:t>434人</w:t>
+            </w:r>
+          </w:p>
+        </w:tc>
+        <w:tc>
+          <w:tcPr>
+            <w:tcW w:type="dxa" w:w="1234"/>
+          </w:tcPr>
+          <w:p>
+            <w:r/>
+            <w:r>
+              <w:rPr>
+                <w:sz w:val="18"/>
+              </w:rPr>
+              <w:t>12.6％</w:t>
+            </w:r>
+          </w:p>
+        </w:tc>
+        <w:tc>
+          <w:tcPr>
+            <w:tcW w:type="dxa" w:w="1234"/>
+          </w:tcPr>
+          <w:p>
+            <w:r/>
+            <w:r>
+              <w:rPr>
+                <w:sz w:val="18"/>
+              </w:rPr>
+              <w:t>71,300円</w:t>
             </w:r>
           </w:p>
         </w:tc>
@@ -35261,57 +35939,995 @@
       <w:tr>
         <w:tc>
           <w:tcPr>
-            <w:tcW w:type="dxa" w:w="2160"/>
-          </w:tcPr>
-          <w:p>
-            <w:r/>
-            <w:r>
-              <w:rPr>
-                <w:sz w:val="18"/>
-              </w:rPr>
-              <w:t>第5段階以上</w:t>
-            </w:r>
-          </w:p>
-        </w:tc>
-        <w:tc>
-          <w:tcPr>
-            <w:tcW w:type="dxa" w:w="2160"/>
-          </w:tcPr>
-          <w:p>
-            <w:r/>
-            <w:r>
-              <w:rPr>
-                <w:sz w:val="18"/>
-              </w:rPr>
-              <w:t>―</w:t>
-            </w:r>
-          </w:p>
-        </w:tc>
-        <w:tc>
-          <w:tcPr>
-            <w:tcW w:type="dxa" w:w="2160"/>
-          </w:tcPr>
-          <w:p>
-            <w:r/>
-            <w:r>
-              <w:rPr>
-                <w:sz w:val="18"/>
-              </w:rPr>
-              <w:t>【算定後に記載】</w:t>
-            </w:r>
-          </w:p>
-        </w:tc>
-        <w:tc>
-          <w:tcPr>
-            <w:tcW w:type="dxa" w:w="2160"/>
-          </w:tcPr>
-          <w:p>
-            <w:r/>
-            <w:r>
-              <w:rPr>
-                <w:sz w:val="18"/>
-              </w:rPr>
-              <w:t>―</w:t>
+            <w:tcW w:type="dxa" w:w="1234"/>
+          </w:tcPr>
+          <w:p>
+            <w:r/>
+            <w:r>
+              <w:rPr>
+                <w:sz w:val="18"/>
+              </w:rPr>
+              <w:t>第5段階</w:t>
+            </w:r>
+          </w:p>
+        </w:tc>
+        <w:tc>
+          <w:tcPr>
+            <w:tcW w:type="dxa" w:w="1234"/>
+          </w:tcPr>
+          <w:p>
+            <w:r/>
+            <w:r>
+              <w:rPr>
+                <w:sz w:val="18"/>
+              </w:rPr>
+              <w:t>本人が住民税非課税（世帯に課税者あり）で本人年金収入等80万円超</w:t>
+            </w:r>
+          </w:p>
+        </w:tc>
+        <w:tc>
+          <w:tcPr>
+            <w:tcW w:type="dxa" w:w="1234"/>
+          </w:tcPr>
+          <w:p>
+            <w:r/>
+            <w:r>
+              <w:rPr>
+                <w:sz w:val="18"/>
+              </w:rPr>
+              <w:t>1.000</w:t>
+            </w:r>
+          </w:p>
+        </w:tc>
+        <w:tc>
+          <w:tcPr>
+            <w:tcW w:type="dxa" w:w="1234"/>
+          </w:tcPr>
+          <w:p>
+            <w:r/>
+            <w:r>
+              <w:rPr>
+                <w:sz w:val="18"/>
+              </w:rPr>
+              <w:t>78,900円</w:t>
+            </w:r>
+          </w:p>
+        </w:tc>
+        <w:tc>
+          <w:tcPr>
+            <w:tcW w:type="dxa" w:w="1234"/>
+          </w:tcPr>
+          <w:p>
+            <w:r/>
+            <w:r>
+              <w:rPr>
+                <w:sz w:val="18"/>
+              </w:rPr>
+              <w:t>610人</w:t>
+            </w:r>
+          </w:p>
+        </w:tc>
+        <w:tc>
+          <w:tcPr>
+            <w:tcW w:type="dxa" w:w="1234"/>
+          </w:tcPr>
+          <w:p>
+            <w:r/>
+            <w:r>
+              <w:rPr>
+                <w:sz w:val="18"/>
+              </w:rPr>
+              <w:t>17.7％</w:t>
+            </w:r>
+          </w:p>
+        </w:tc>
+        <w:tc>
+          <w:tcPr>
+            <w:tcW w:type="dxa" w:w="1234"/>
+          </w:tcPr>
+          <w:p>
+            <w:r/>
+            <w:r>
+              <w:rPr>
+                <w:sz w:val="18"/>
+              </w:rPr>
+              <w:t>79,200円</w:t>
+            </w:r>
+          </w:p>
+        </w:tc>
+      </w:tr>
+      <w:tr>
+        <w:tc>
+          <w:tcPr>
+            <w:tcW w:type="dxa" w:w="1234"/>
+          </w:tcPr>
+          <w:p>
+            <w:r/>
+            <w:r>
+              <w:rPr>
+                <w:sz w:val="18"/>
+              </w:rPr>
+              <w:t>第6段階</w:t>
+            </w:r>
+          </w:p>
+        </w:tc>
+        <w:tc>
+          <w:tcPr>
+            <w:tcW w:type="dxa" w:w="1234"/>
+          </w:tcPr>
+          <w:p>
+            <w:r/>
+            <w:r>
+              <w:rPr>
+                <w:sz w:val="18"/>
+              </w:rPr>
+              <w:t>本人が住民税課税で合計所得金額120万円未満</w:t>
+            </w:r>
+          </w:p>
+        </w:tc>
+        <w:tc>
+          <w:tcPr>
+            <w:tcW w:type="dxa" w:w="1234"/>
+          </w:tcPr>
+          <w:p>
+            <w:r/>
+            <w:r>
+              <w:rPr>
+                <w:sz w:val="18"/>
+              </w:rPr>
+              <w:t>1.200</w:t>
+            </w:r>
+          </w:p>
+        </w:tc>
+        <w:tc>
+          <w:tcPr>
+            <w:tcW w:type="dxa" w:w="1234"/>
+          </w:tcPr>
+          <w:p>
+            <w:r/>
+            <w:r>
+              <w:rPr>
+                <w:sz w:val="18"/>
+              </w:rPr>
+              <w:t>94,700円</w:t>
+            </w:r>
+          </w:p>
+        </w:tc>
+        <w:tc>
+          <w:tcPr>
+            <w:tcW w:type="dxa" w:w="1234"/>
+          </w:tcPr>
+          <w:p>
+            <w:r/>
+            <w:r>
+              <w:rPr>
+                <w:sz w:val="18"/>
+              </w:rPr>
+              <w:t>491人</w:t>
+            </w:r>
+          </w:p>
+        </w:tc>
+        <w:tc>
+          <w:tcPr>
+            <w:tcW w:type="dxa" w:w="1234"/>
+          </w:tcPr>
+          <w:p>
+            <w:r/>
+            <w:r>
+              <w:rPr>
+                <w:sz w:val="18"/>
+              </w:rPr>
+              <w:t>14.3％</w:t>
+            </w:r>
+          </w:p>
+        </w:tc>
+        <w:tc>
+          <w:tcPr>
+            <w:tcW w:type="dxa" w:w="1234"/>
+          </w:tcPr>
+          <w:p>
+            <w:r/>
+            <w:r>
+              <w:rPr>
+                <w:sz w:val="18"/>
+              </w:rPr>
+              <w:t>95,100円</w:t>
+            </w:r>
+          </w:p>
+        </w:tc>
+      </w:tr>
+      <w:tr>
+        <w:tc>
+          <w:tcPr>
+            <w:tcW w:type="dxa" w:w="1234"/>
+          </w:tcPr>
+          <w:p>
+            <w:r/>
+            <w:r>
+              <w:rPr>
+                <w:sz w:val="18"/>
+              </w:rPr>
+              <w:t>第7段階</w:t>
+            </w:r>
+          </w:p>
+        </w:tc>
+        <w:tc>
+          <w:tcPr>
+            <w:tcW w:type="dxa" w:w="1234"/>
+          </w:tcPr>
+          <w:p>
+            <w:r/>
+            <w:r>
+              <w:rPr>
+                <w:sz w:val="18"/>
+              </w:rPr>
+              <w:t>同　120万円以上210万円未満</w:t>
+            </w:r>
+          </w:p>
+        </w:tc>
+        <w:tc>
+          <w:tcPr>
+            <w:tcW w:type="dxa" w:w="1234"/>
+          </w:tcPr>
+          <w:p>
+            <w:r/>
+            <w:r>
+              <w:rPr>
+                <w:sz w:val="18"/>
+              </w:rPr>
+              <w:t>1.300</w:t>
+            </w:r>
+          </w:p>
+        </w:tc>
+        <w:tc>
+          <w:tcPr>
+            <w:tcW w:type="dxa" w:w="1234"/>
+          </w:tcPr>
+          <w:p>
+            <w:r/>
+            <w:r>
+              <w:rPr>
+                <w:sz w:val="18"/>
+              </w:rPr>
+              <w:t>102,500円</w:t>
+            </w:r>
+          </w:p>
+        </w:tc>
+        <w:tc>
+          <w:tcPr>
+            <w:tcW w:type="dxa" w:w="1234"/>
+          </w:tcPr>
+          <w:p>
+            <w:r/>
+            <w:r>
+              <w:rPr>
+                <w:sz w:val="18"/>
+              </w:rPr>
+              <w:t>418人</w:t>
+            </w:r>
+          </w:p>
+        </w:tc>
+        <w:tc>
+          <w:tcPr>
+            <w:tcW w:type="dxa" w:w="1234"/>
+          </w:tcPr>
+          <w:p>
+            <w:r/>
+            <w:r>
+              <w:rPr>
+                <w:sz w:val="18"/>
+              </w:rPr>
+              <w:t>12.1％</w:t>
+            </w:r>
+          </w:p>
+        </w:tc>
+        <w:tc>
+          <w:tcPr>
+            <w:tcW w:type="dxa" w:w="1234"/>
+          </w:tcPr>
+          <w:p>
+            <w:r/>
+            <w:r>
+              <w:rPr>
+                <w:sz w:val="18"/>
+              </w:rPr>
+              <w:t>103,000円</w:t>
+            </w:r>
+          </w:p>
+        </w:tc>
+      </w:tr>
+      <w:tr>
+        <w:tc>
+          <w:tcPr>
+            <w:tcW w:type="dxa" w:w="1234"/>
+          </w:tcPr>
+          <w:p>
+            <w:r/>
+            <w:r>
+              <w:rPr>
+                <w:sz w:val="18"/>
+              </w:rPr>
+              <w:t>第8段階</w:t>
+            </w:r>
+          </w:p>
+        </w:tc>
+        <w:tc>
+          <w:tcPr>
+            <w:tcW w:type="dxa" w:w="1234"/>
+          </w:tcPr>
+          <w:p>
+            <w:r/>
+            <w:r>
+              <w:rPr>
+                <w:sz w:val="18"/>
+              </w:rPr>
+              <w:t>同　210万円以上320万円未満</w:t>
+            </w:r>
+          </w:p>
+        </w:tc>
+        <w:tc>
+          <w:tcPr>
+            <w:tcW w:type="dxa" w:w="1234"/>
+          </w:tcPr>
+          <w:p>
+            <w:r/>
+            <w:r>
+              <w:rPr>
+                <w:sz w:val="18"/>
+              </w:rPr>
+              <w:t>1.500</w:t>
+            </w:r>
+          </w:p>
+        </w:tc>
+        <w:tc>
+          <w:tcPr>
+            <w:tcW w:type="dxa" w:w="1234"/>
+          </w:tcPr>
+          <w:p>
+            <w:r/>
+            <w:r>
+              <w:rPr>
+                <w:sz w:val="18"/>
+              </w:rPr>
+              <w:t>118,300円</w:t>
+            </w:r>
+          </w:p>
+        </w:tc>
+        <w:tc>
+          <w:tcPr>
+            <w:tcW w:type="dxa" w:w="1234"/>
+          </w:tcPr>
+          <w:p>
+            <w:r/>
+            <w:r>
+              <w:rPr>
+                <w:sz w:val="18"/>
+              </w:rPr>
+              <w:t>231人</w:t>
+            </w:r>
+          </w:p>
+        </w:tc>
+        <w:tc>
+          <w:tcPr>
+            <w:tcW w:type="dxa" w:w="1234"/>
+          </w:tcPr>
+          <w:p>
+            <w:r/>
+            <w:r>
+              <w:rPr>
+                <w:sz w:val="18"/>
+              </w:rPr>
+              <w:t>6.7％</w:t>
+            </w:r>
+          </w:p>
+        </w:tc>
+        <w:tc>
+          <w:tcPr>
+            <w:tcW w:type="dxa" w:w="1234"/>
+          </w:tcPr>
+          <w:p>
+            <w:r/>
+            <w:r>
+              <w:rPr>
+                <w:sz w:val="18"/>
+              </w:rPr>
+              <w:t>118,800円</w:t>
+            </w:r>
+          </w:p>
+        </w:tc>
+      </w:tr>
+      <w:tr>
+        <w:tc>
+          <w:tcPr>
+            <w:tcW w:type="dxa" w:w="1234"/>
+          </w:tcPr>
+          <w:p>
+            <w:r/>
+            <w:r>
+              <w:rPr>
+                <w:sz w:val="18"/>
+              </w:rPr>
+              <w:t>第9段階</w:t>
+            </w:r>
+          </w:p>
+        </w:tc>
+        <w:tc>
+          <w:tcPr>
+            <w:tcW w:type="dxa" w:w="1234"/>
+          </w:tcPr>
+          <w:p>
+            <w:r/>
+            <w:r>
+              <w:rPr>
+                <w:sz w:val="18"/>
+              </w:rPr>
+              <w:t>同　320万円以上420万円未満</w:t>
+            </w:r>
+          </w:p>
+        </w:tc>
+        <w:tc>
+          <w:tcPr>
+            <w:tcW w:type="dxa" w:w="1234"/>
+          </w:tcPr>
+          <w:p>
+            <w:r/>
+            <w:r>
+              <w:rPr>
+                <w:sz w:val="18"/>
+              </w:rPr>
+              <w:t>1.700</w:t>
+            </w:r>
+          </w:p>
+        </w:tc>
+        <w:tc>
+          <w:tcPr>
+            <w:tcW w:type="dxa" w:w="1234"/>
+          </w:tcPr>
+          <w:p>
+            <w:r/>
+            <w:r>
+              <w:rPr>
+                <w:sz w:val="18"/>
+              </w:rPr>
+              <w:t>134,100円</w:t>
+            </w:r>
+          </w:p>
+        </w:tc>
+        <w:tc>
+          <w:tcPr>
+            <w:tcW w:type="dxa" w:w="1234"/>
+          </w:tcPr>
+          <w:p>
+            <w:r/>
+            <w:r>
+              <w:rPr>
+                <w:sz w:val="18"/>
+              </w:rPr>
+              <w:t>77人</w:t>
+            </w:r>
+          </w:p>
+        </w:tc>
+        <w:tc>
+          <w:tcPr>
+            <w:tcW w:type="dxa" w:w="1234"/>
+          </w:tcPr>
+          <w:p>
+            <w:r/>
+            <w:r>
+              <w:rPr>
+                <w:sz w:val="18"/>
+              </w:rPr>
+              <w:t>2.2％</w:t>
+            </w:r>
+          </w:p>
+        </w:tc>
+        <w:tc>
+          <w:tcPr>
+            <w:tcW w:type="dxa" w:w="1234"/>
+          </w:tcPr>
+          <w:p>
+            <w:r/>
+            <w:r>
+              <w:rPr>
+                <w:sz w:val="18"/>
+              </w:rPr>
+              <w:t>134,700円</w:t>
+            </w:r>
+          </w:p>
+        </w:tc>
+      </w:tr>
+      <w:tr>
+        <w:tc>
+          <w:tcPr>
+            <w:tcW w:type="dxa" w:w="1234"/>
+          </w:tcPr>
+          <w:p>
+            <w:r/>
+            <w:r>
+              <w:rPr>
+                <w:sz w:val="18"/>
+              </w:rPr>
+              <w:t>第10段階</w:t>
+            </w:r>
+          </w:p>
+        </w:tc>
+        <w:tc>
+          <w:tcPr>
+            <w:tcW w:type="dxa" w:w="1234"/>
+          </w:tcPr>
+          <w:p>
+            <w:r/>
+            <w:r>
+              <w:rPr>
+                <w:sz w:val="18"/>
+              </w:rPr>
+              <w:t>同　420万円以上520万円未満</w:t>
+            </w:r>
+          </w:p>
+        </w:tc>
+        <w:tc>
+          <w:tcPr>
+            <w:tcW w:type="dxa" w:w="1234"/>
+          </w:tcPr>
+          <w:p>
+            <w:r/>
+            <w:r>
+              <w:rPr>
+                <w:sz w:val="18"/>
+              </w:rPr>
+              <w:t>1.900</w:t>
+            </w:r>
+          </w:p>
+        </w:tc>
+        <w:tc>
+          <w:tcPr>
+            <w:tcW w:type="dxa" w:w="1234"/>
+          </w:tcPr>
+          <w:p>
+            <w:r/>
+            <w:r>
+              <w:rPr>
+                <w:sz w:val="18"/>
+              </w:rPr>
+              <w:t>149,800円</w:t>
+            </w:r>
+          </w:p>
+        </w:tc>
+        <w:tc>
+          <w:tcPr>
+            <w:tcW w:type="dxa" w:w="1234"/>
+          </w:tcPr>
+          <w:p>
+            <w:r/>
+            <w:r>
+              <w:rPr>
+                <w:sz w:val="18"/>
+              </w:rPr>
+              <w:t>36人</w:t>
+            </w:r>
+          </w:p>
+        </w:tc>
+        <w:tc>
+          <w:tcPr>
+            <w:tcW w:type="dxa" w:w="1234"/>
+          </w:tcPr>
+          <w:p>
+            <w:r/>
+            <w:r>
+              <w:rPr>
+                <w:sz w:val="18"/>
+              </w:rPr>
+              <w:t>1.0％</w:t>
+            </w:r>
+          </w:p>
+        </w:tc>
+        <w:tc>
+          <w:tcPr>
+            <w:tcW w:type="dxa" w:w="1234"/>
+          </w:tcPr>
+          <w:p>
+            <w:r/>
+            <w:r>
+              <w:rPr>
+                <w:sz w:val="18"/>
+              </w:rPr>
+              <w:t>150,500円</w:t>
+            </w:r>
+          </w:p>
+        </w:tc>
+      </w:tr>
+      <w:tr>
+        <w:tc>
+          <w:tcPr>
+            <w:tcW w:type="dxa" w:w="1234"/>
+          </w:tcPr>
+          <w:p>
+            <w:r/>
+            <w:r>
+              <w:rPr>
+                <w:sz w:val="18"/>
+              </w:rPr>
+              <w:t>第11段階</w:t>
+            </w:r>
+          </w:p>
+        </w:tc>
+        <w:tc>
+          <w:tcPr>
+            <w:tcW w:type="dxa" w:w="1234"/>
+          </w:tcPr>
+          <w:p>
+            <w:r/>
+            <w:r>
+              <w:rPr>
+                <w:sz w:val="18"/>
+              </w:rPr>
+              <w:t>同　520万円以上620万円未満</w:t>
+            </w:r>
+          </w:p>
+        </w:tc>
+        <w:tc>
+          <w:tcPr>
+            <w:tcW w:type="dxa" w:w="1234"/>
+          </w:tcPr>
+          <w:p>
+            <w:r/>
+            <w:r>
+              <w:rPr>
+                <w:sz w:val="18"/>
+              </w:rPr>
+              <w:t>2.100</w:t>
+            </w:r>
+          </w:p>
+        </w:tc>
+        <w:tc>
+          <w:tcPr>
+            <w:tcW w:type="dxa" w:w="1234"/>
+          </w:tcPr>
+          <w:p>
+            <w:r/>
+            <w:r>
+              <w:rPr>
+                <w:sz w:val="18"/>
+              </w:rPr>
+              <w:t>165,600円</w:t>
+            </w:r>
+          </w:p>
+        </w:tc>
+        <w:tc>
+          <w:tcPr>
+            <w:tcW w:type="dxa" w:w="1234"/>
+          </w:tcPr>
+          <w:p>
+            <w:r/>
+            <w:r>
+              <w:rPr>
+                <w:sz w:val="18"/>
+              </w:rPr>
+              <w:t>14人</w:t>
+            </w:r>
+          </w:p>
+        </w:tc>
+        <w:tc>
+          <w:tcPr>
+            <w:tcW w:type="dxa" w:w="1234"/>
+          </w:tcPr>
+          <w:p>
+            <w:r/>
+            <w:r>
+              <w:rPr>
+                <w:sz w:val="18"/>
+              </w:rPr>
+              <w:t>0.4％</w:t>
+            </w:r>
+          </w:p>
+        </w:tc>
+        <w:tc>
+          <w:tcPr>
+            <w:tcW w:type="dxa" w:w="1234"/>
+          </w:tcPr>
+          <w:p>
+            <w:r/>
+            <w:r>
+              <w:rPr>
+                <w:sz w:val="18"/>
+              </w:rPr>
+              <w:t>166,400円</w:t>
+            </w:r>
+          </w:p>
+        </w:tc>
+      </w:tr>
+      <w:tr>
+        <w:tc>
+          <w:tcPr>
+            <w:tcW w:type="dxa" w:w="1234"/>
+          </w:tcPr>
+          <w:p>
+            <w:r/>
+            <w:r>
+              <w:rPr>
+                <w:sz w:val="18"/>
+              </w:rPr>
+              <w:t>第12段階</w:t>
+            </w:r>
+          </w:p>
+        </w:tc>
+        <w:tc>
+          <w:tcPr>
+            <w:tcW w:type="dxa" w:w="1234"/>
+          </w:tcPr>
+          <w:p>
+            <w:r/>
+            <w:r>
+              <w:rPr>
+                <w:sz w:val="18"/>
+              </w:rPr>
+              <w:t>同　620万円以上720万円未満</w:t>
+            </w:r>
+          </w:p>
+        </w:tc>
+        <w:tc>
+          <w:tcPr>
+            <w:tcW w:type="dxa" w:w="1234"/>
+          </w:tcPr>
+          <w:p>
+            <w:r/>
+            <w:r>
+              <w:rPr>
+                <w:sz w:val="18"/>
+              </w:rPr>
+              <w:t>2.300</w:t>
+            </w:r>
+          </w:p>
+        </w:tc>
+        <w:tc>
+          <w:tcPr>
+            <w:tcW w:type="dxa" w:w="1234"/>
+          </w:tcPr>
+          <w:p>
+            <w:r/>
+            <w:r>
+              <w:rPr>
+                <w:sz w:val="18"/>
+              </w:rPr>
+              <w:t>181,400円</w:t>
+            </w:r>
+          </w:p>
+        </w:tc>
+        <w:tc>
+          <w:tcPr>
+            <w:tcW w:type="dxa" w:w="1234"/>
+          </w:tcPr>
+          <w:p>
+            <w:r/>
+            <w:r>
+              <w:rPr>
+                <w:sz w:val="18"/>
+              </w:rPr>
+              <w:t>7人</w:t>
+            </w:r>
+          </w:p>
+        </w:tc>
+        <w:tc>
+          <w:tcPr>
+            <w:tcW w:type="dxa" w:w="1234"/>
+          </w:tcPr>
+          <w:p>
+            <w:r/>
+            <w:r>
+              <w:rPr>
+                <w:sz w:val="18"/>
+              </w:rPr>
+              <w:t>0.2％</w:t>
+            </w:r>
+          </w:p>
+        </w:tc>
+        <w:tc>
+          <w:tcPr>
+            <w:tcW w:type="dxa" w:w="1234"/>
+          </w:tcPr>
+          <w:p>
+            <w:r/>
+            <w:r>
+              <w:rPr>
+                <w:sz w:val="18"/>
+              </w:rPr>
+              <w:t>182,200円</w:t>
+            </w:r>
+          </w:p>
+        </w:tc>
+      </w:tr>
+      <w:tr>
+        <w:tc>
+          <w:tcPr>
+            <w:tcW w:type="dxa" w:w="1234"/>
+          </w:tcPr>
+          <w:p>
+            <w:r/>
+            <w:r>
+              <w:rPr>
+                <w:sz w:val="18"/>
+              </w:rPr>
+              <w:t>第13段階</w:t>
+            </w:r>
+          </w:p>
+        </w:tc>
+        <w:tc>
+          <w:tcPr>
+            <w:tcW w:type="dxa" w:w="1234"/>
+          </w:tcPr>
+          <w:p>
+            <w:r/>
+            <w:r>
+              <w:rPr>
+                <w:sz w:val="18"/>
+              </w:rPr>
+              <w:t>同　720万円以上</w:t>
+            </w:r>
+          </w:p>
+        </w:tc>
+        <w:tc>
+          <w:tcPr>
+            <w:tcW w:type="dxa" w:w="1234"/>
+          </w:tcPr>
+          <w:p>
+            <w:r/>
+            <w:r>
+              <w:rPr>
+                <w:sz w:val="18"/>
+              </w:rPr>
+              <w:t>2.400</w:t>
+            </w:r>
+          </w:p>
+        </w:tc>
+        <w:tc>
+          <w:tcPr>
+            <w:tcW w:type="dxa" w:w="1234"/>
+          </w:tcPr>
+          <w:p>
+            <w:r/>
+            <w:r>
+              <w:rPr>
+                <w:sz w:val="18"/>
+              </w:rPr>
+              <w:t>189,300円</w:t>
+            </w:r>
+          </w:p>
+        </w:tc>
+        <w:tc>
+          <w:tcPr>
+            <w:tcW w:type="dxa" w:w="1234"/>
+          </w:tcPr>
+          <w:p>
+            <w:r/>
+            <w:r>
+              <w:rPr>
+                <w:sz w:val="18"/>
+              </w:rPr>
+              <w:t>31人</w:t>
+            </w:r>
+          </w:p>
+        </w:tc>
+        <w:tc>
+          <w:tcPr>
+            <w:tcW w:type="dxa" w:w="1234"/>
+          </w:tcPr>
+          <w:p>
+            <w:r/>
+            <w:r>
+              <w:rPr>
+                <w:sz w:val="18"/>
+              </w:rPr>
+              <w:t>0.9％</w:t>
+            </w:r>
+          </w:p>
+        </w:tc>
+        <w:tc>
+          <w:tcPr>
+            <w:tcW w:type="dxa" w:w="1234"/>
+          </w:tcPr>
+          <w:p>
+            <w:r/>
+            <w:r>
+              <w:rPr>
+                <w:sz w:val="18"/>
+              </w:rPr>
+              <w:t>190,100円</w:t>
+            </w:r>
+          </w:p>
+        </w:tc>
+      </w:tr>
+      <w:tr>
+        <w:tc>
+          <w:tcPr>
+            <w:tcW w:type="dxa" w:w="1234"/>
+          </w:tcPr>
+          <w:p>
+            <w:r/>
+            <w:r>
+              <w:rPr>
+                <w:sz w:val="18"/>
+              </w:rPr>
+              <w:t>**合計**</w:t>
+            </w:r>
+          </w:p>
+        </w:tc>
+        <w:tc>
+          <w:tcPr>
+            <w:tcW w:type="dxa" w:w="1234"/>
+          </w:tcPr>
+          <w:p>
+            <w:r/>
+            <w:r>
+              <w:rPr>
+                <w:sz w:val="18"/>
+              </w:rPr>
+            </w:r>
+          </w:p>
+        </w:tc>
+        <w:tc>
+          <w:tcPr>
+            <w:tcW w:type="dxa" w:w="1234"/>
+          </w:tcPr>
+          <w:p>
+            <w:r/>
+            <w:r>
+              <w:rPr>
+                <w:sz w:val="18"/>
+              </w:rPr>
+            </w:r>
+          </w:p>
+        </w:tc>
+        <w:tc>
+          <w:tcPr>
+            <w:tcW w:type="dxa" w:w="1234"/>
+          </w:tcPr>
+          <w:p>
+            <w:r/>
+            <w:r>
+              <w:rPr>
+                <w:sz w:val="18"/>
+              </w:rPr>
+            </w:r>
+          </w:p>
+        </w:tc>
+        <w:tc>
+          <w:tcPr>
+            <w:tcW w:type="dxa" w:w="1234"/>
+          </w:tcPr>
+          <w:p>
+            <w:r/>
+            <w:r>
+              <w:rPr>
+                <w:sz w:val="18"/>
+              </w:rPr>
+              <w:t>**3,443人**</w:t>
+            </w:r>
+          </w:p>
+        </w:tc>
+        <w:tc>
+          <w:tcPr>
+            <w:tcW w:type="dxa" w:w="1234"/>
+          </w:tcPr>
+          <w:p>
+            <w:r/>
+            <w:r>
+              <w:rPr>
+                <w:sz w:val="18"/>
+              </w:rPr>
+              <w:t>**100.0％**</w:t>
+            </w:r>
+          </w:p>
+        </w:tc>
+        <w:tc>
+          <w:tcPr>
+            <w:tcW w:type="dxa" w:w="1234"/>
+          </w:tcPr>
+          <w:p>
+            <w:r/>
+            <w:r>
+              <w:rPr>
+                <w:sz w:val="18"/>
+              </w:rPr>
             </w:r>
           </w:p>
         </w:tc>
@@ -35323,7 +36939,18 @@
           <w:i/>
           <w:sz w:val="18"/>
         </w:rPr>
-        <w:t>※ 所得第1〜3段階の割合は28％です。生活保護受給世帯は65歳以上が68％を占めています（第3期地域福祉計画）。低所得者の保険料軽減の状況を踏まえて段階設定を検討します。</w:t>
+        <w:t>※ 被保険者数は年報 様式1（所得段階別）の令和7年度末現在。**合計3,443人は第1号被保険者数と一致します。**※ 第9期の年額は基準額6,600円（年額79,200円）による。第10期の年額は標準ケースの基準額6,570円（年額78,841円）によるもので、上記のケースのいずれを採るかにより変わります。**※ 段階の要件は第9期の条例によります。**第10期の要件（住民税非課税の年金収入等の基準額等）は【決定後に記載】。</w:t>
+      </w:r>
+    </w:p>
+    <w:p/>
+    <w:p>
+      <w:r>
+        <w:t>**本町の第1〜3段階の乗率（0.285／0.486／0.685）は、国の標準（0.455／0.685／0.690）を下回っています。**第4段階以上は国の標準と同じです。第1〜3段階に属する方は1,094人で、第1号被保険者の31.8％を占めます。</w:t>
+      </w:r>
+    </w:p>
+    <w:p>
+      <w:r>
+        <w:t>生活保護受給世帯は65歳以上が68％を占めています（第3期地域福祉計画）。**低所得者の負担に配慮した現行の乗率を維持することを基本とし、国が示す標準乗率の改定を踏まえて確定します。**</w:t>
       </w:r>
     </w:p>
     <w:p>

--- a/小野町_引継ぎ_整理済/03_計画素案/小野町高齢者保健福祉計画_第10期介護保険事業計画_素案_第4版_20260915.docx
+++ b/小野町_引継ぎ_整理済/03_計画素案/小野町高齢者保健福祉計画_第10期介護保険事業計画_素案_第4版_20260915.docx
@@ -13127,7 +13127,7 @@
     </w:p>
     <w:p>
       <w:r>
-        <w:t>**認定者数もほぼ横ばいで、令和9年度782人から令和11年度780人となります。**85歳以上が減る一方で75〜84歳が増えるため、両者が相殺されます。認定率は22.7〜22.8％で推移します。</w:t>
+        <w:t>**認定者数はゆるやかに減り、令和9年度782人から令和11年度772人となります（▲10人）。**75〜84歳が増える一方で85歳以上が減るためで、認定率の高い85歳以上の減少が上回ります。認定率は22.6〜22.7％で推移します。</w:t>
       </w:r>
     </w:p>
     <w:tbl>
@@ -13292,7 +13292,7 @@
               <w:rPr>
                 <w:sz w:val="18"/>
               </w:rPr>
-              <w:t>70</w:t>
+              <w:t>69</w:t>
             </w:r>
           </w:p>
         </w:tc>
@@ -13350,7 +13350,7 @@
               <w:rPr>
                 <w:sz w:val="18"/>
               </w:rPr>
-              <w:t>128</w:t>
+              <w:t>127</w:t>
             </w:r>
           </w:p>
         </w:tc>
@@ -13364,7 +13364,7 @@
               <w:rPr>
                 <w:sz w:val="18"/>
               </w:rPr>
-              <w:t>127</w:t>
+              <w:t>126</w:t>
             </w:r>
           </w:p>
         </w:tc>
@@ -13436,7 +13436,7 @@
               <w:rPr>
                 <w:sz w:val="18"/>
               </w:rPr>
-              <w:t>142</w:t>
+              <w:t>141</w:t>
             </w:r>
           </w:p>
         </w:tc>
@@ -13494,7 +13494,7 @@
               <w:rPr>
                 <w:sz w:val="18"/>
               </w:rPr>
-              <w:t>125</w:t>
+              <w:t>124</w:t>
             </w:r>
           </w:p>
         </w:tc>
@@ -13508,7 +13508,7 @@
               <w:rPr>
                 <w:sz w:val="18"/>
               </w:rPr>
-              <w:t>125</w:t>
+              <w:t>123</w:t>
             </w:r>
           </w:p>
         </w:tc>
@@ -13580,7 +13580,7 @@
               <w:rPr>
                 <w:sz w:val="18"/>
               </w:rPr>
-              <w:t>141</w:t>
+              <w:t>140</w:t>
             </w:r>
           </w:p>
         </w:tc>
@@ -13638,7 +13638,7 @@
               <w:rPr>
                 <w:sz w:val="18"/>
               </w:rPr>
-              <w:t>104</w:t>
+              <w:t>103</w:t>
             </w:r>
           </w:p>
         </w:tc>
@@ -13652,7 +13652,7 @@
               <w:rPr>
                 <w:sz w:val="18"/>
               </w:rPr>
-              <w:t>104</w:t>
+              <w:t>103</w:t>
             </w:r>
           </w:p>
         </w:tc>
@@ -13710,7 +13710,7 @@
               <w:rPr>
                 <w:sz w:val="18"/>
               </w:rPr>
-              <w:t>71</w:t>
+              <w:t>70</w:t>
             </w:r>
           </w:p>
         </w:tc>
@@ -13724,7 +13724,7 @@
               <w:rPr>
                 <w:sz w:val="18"/>
               </w:rPr>
-              <w:t>71</w:t>
+              <w:t>70</w:t>
             </w:r>
           </w:p>
         </w:tc>
@@ -13782,7 +13782,7 @@
               <w:rPr>
                 <w:sz w:val="18"/>
               </w:rPr>
-              <w:t>781</w:t>
+              <w:t>777</w:t>
             </w:r>
           </w:p>
         </w:tc>
@@ -13796,7 +13796,7 @@
               <w:rPr>
                 <w:sz w:val="18"/>
               </w:rPr>
-              <w:t>780</w:t>
+              <w:t>772</w:t>
             </w:r>
           </w:p>
         </w:tc>
@@ -13926,7 +13926,7 @@
               <w:rPr>
                 <w:sz w:val="18"/>
               </w:rPr>
-              <w:t>22.8％</w:t>
+              <w:t>22.7％</w:t>
             </w:r>
           </w:p>
         </w:tc>
@@ -13940,7 +13940,7 @@
               <w:rPr>
                 <w:sz w:val="18"/>
               </w:rPr>
-              <w:t>22.8％</w:t>
+              <w:t>22.6％</w:t>
             </w:r>
           </w:p>
         </w:tc>
@@ -14181,7 +14181,7 @@
               <w:rPr>
                 <w:sz w:val="18"/>
               </w:rPr>
-              <w:t>**335**</w:t>
+              <w:t>**333**</w:t>
             </w:r>
           </w:p>
         </w:tc>
@@ -14195,7 +14195,7 @@
               <w:rPr>
                 <w:sz w:val="18"/>
               </w:rPr>
-              <w:t>**334**</w:t>
+              <w:t>**331**</w:t>
             </w:r>
           </w:p>
         </w:tc>
@@ -33931,6 +33931,16 @@
     <w:p/>
     <w:p>
       <w:r>
+        <w:rPr>
+          <w:i/>
+          <w:sz w:val="18"/>
+        </w:rPr>
+        <w:t>**※ 令和8年度の水準について。**国保連合会業務統計表（月報）により、令和8年度4〜6月提供分の給付額は前年の同じ月の96.0％であることが確かめられます。**上表の見込みは令和5〜7年度の利用率の平均によるため、令和8年度でみると実績より6.0％高く出ます。**令和5・6年度の利用率が令和7年度より高く、3年平均が下がり続けている系列を上に引いているためです。**令和8年度を月報の実績で置き、そこから人口で延ばす「自然体推計ケース」を保険料のケース比較に加えています。**この場合の総給付費は3年計2,876,614千円（-5.6％）となります。令和8年度は3か月分しかなく完結年度ではないため、残りの月の実績を見たうえで確定します。</w:t>
+      </w:r>
+    </w:p>
+    <w:p/>
+    <w:p>
+      <w:r>
         <w:t>第1号被保険者の保険料は、標準給付費見込額と地域支援事業費から算定します。本町の第1号保険料月額は平成30年度以降6,600円で据え置かれています。</w:t>
       </w:r>
     </w:p>
@@ -35171,6 +35181,78 @@
                 <w:sz w:val="18"/>
               </w:rPr>
               <w:t>政令の公布状況による。第9期までの推移からは上がる可能性がある</w:t>
+            </w:r>
+          </w:p>
+        </w:tc>
+      </w:tr>
+      <w:tr>
+        <w:tc>
+          <w:tcPr>
+            <w:tcW w:type="dxa" w:w="1728"/>
+          </w:tcPr>
+          <w:p>
+            <w:r/>
+            <w:r>
+              <w:rPr>
+                <w:sz w:val="18"/>
+              </w:rPr>
+              <w:t>**自然体推計ケース**</w:t>
+            </w:r>
+          </w:p>
+        </w:tc>
+        <w:tc>
+          <w:tcPr>
+            <w:tcW w:type="dxa" w:w="1728"/>
+          </w:tcPr>
+          <w:p>
+            <w:r/>
+            <w:r>
+              <w:rPr>
+                <w:sz w:val="18"/>
+              </w:rPr>
+              <w:t>令和8年度を国保連月報の実績（前年同期比96.0％）で置き、そこから人口で延ばす場合</w:t>
+            </w:r>
+          </w:p>
+        </w:tc>
+        <w:tc>
+          <w:tcPr>
+            <w:tcW w:type="dxa" w:w="1728"/>
+          </w:tcPr>
+          <w:p>
+            <w:r/>
+            <w:r>
+              <w:rPr>
+                <w:sz w:val="18"/>
+              </w:rPr>
+              <w:t>**6,224円**</w:t>
+            </w:r>
+          </w:p>
+        </w:tc>
+        <w:tc>
+          <w:tcPr>
+            <w:tcW w:type="dxa" w:w="1728"/>
+          </w:tcPr>
+          <w:p>
+            <w:r/>
+            <w:r>
+              <w:rPr>
+                <w:sz w:val="18"/>
+              </w:rPr>
+              <w:t>**6,300円**</w:t>
+            </w:r>
+          </w:p>
+        </w:tc>
+        <w:tc>
+          <w:tcPr>
+            <w:tcW w:type="dxa" w:w="1728"/>
+          </w:tcPr>
+          <w:p>
+            <w:r/>
+            <w:r>
+              <w:rPr>
+                <w:sz w:val="18"/>
+              </w:rPr>
+              <w:t>**見える化システムの自然体推計と同じ構造。**令和5〜7年度の3年平均は下がり続けている系列を上に引いており、令和8年度の実績より6.0％高く出る（第4章③の注参照）</w:t>
             </w:r>
           </w:p>
         </w:tc>
